--- a/backend/templates/report_template_copy.docx
+++ b/backend/templates/report_template_copy.docx
@@ -2637,7 +2637,7 @@
               </wp:anchor>
             </w:drawing>
           </mc:Choice>
-          <mc:Fallback xmlns:sl="http://schemas.openxmlformats.org/schemaLibrary/2006/main" xmlns:a="http://schemas.openxmlformats.org/drawingml/2006/main" xmlns:pic="http://schemas.openxmlformats.org/drawingml/2006/picture" xmlns:c="http://schemas.openxmlformats.org/drawingml/2006/chart" xmlns:lc="http://schemas.openxmlformats.org/drawingml/2006/lockedCanvas" xmlns:dgm="http://schemas.openxmlformats.org/drawingml/2006/diagram" xmlns="http://schemas.microsoft.com/office/tasks/2019/documenttasks" xmlns:cr="http://schemas.microsoft.com/office/comments/2020/reactions">
+          <mc:Fallback xmlns:cr="http://schemas.microsoft.com/office/comments/2020/reactions" xmlns="http://schemas.microsoft.com/office/tasks/2019/documenttasks" xmlns:dgm="http://schemas.openxmlformats.org/drawingml/2006/diagram" xmlns:lc="http://schemas.openxmlformats.org/drawingml/2006/lockedCanvas" xmlns:c="http://schemas.openxmlformats.org/drawingml/2006/chart" xmlns:pic="http://schemas.openxmlformats.org/drawingml/2006/picture" xmlns:a="http://schemas.openxmlformats.org/drawingml/2006/main" xmlns:sl="http://schemas.openxmlformats.org/schemaLibrary/2006/main">
             <w:drawing>
               <wp:anchor allowOverlap="1" behindDoc="0" distB="0" distT="0" distL="0" distR="0" hidden="0" layoutInCell="1" locked="0" relativeHeight="0" simplePos="0">
                 <wp:simplePos x="0" y="0"/>
@@ -4194,7 +4194,7 @@
               </wp:anchor>
             </w:drawing>
           </mc:Choice>
-          <mc:Fallback xmlns:sl="http://schemas.openxmlformats.org/schemaLibrary/2006/main" xmlns:a="http://schemas.openxmlformats.org/drawingml/2006/main" xmlns:pic="http://schemas.openxmlformats.org/drawingml/2006/picture" xmlns:c="http://schemas.openxmlformats.org/drawingml/2006/chart" xmlns:lc="http://schemas.openxmlformats.org/drawingml/2006/lockedCanvas" xmlns:dgm="http://schemas.openxmlformats.org/drawingml/2006/diagram" xmlns="http://schemas.microsoft.com/office/tasks/2019/documenttasks" xmlns:cr="http://schemas.microsoft.com/office/comments/2020/reactions">
+          <mc:Fallback xmlns:cr="http://schemas.microsoft.com/office/comments/2020/reactions" xmlns="http://schemas.microsoft.com/office/tasks/2019/documenttasks" xmlns:dgm="http://schemas.openxmlformats.org/drawingml/2006/diagram" xmlns:lc="http://schemas.openxmlformats.org/drawingml/2006/lockedCanvas" xmlns:c="http://schemas.openxmlformats.org/drawingml/2006/chart" xmlns:pic="http://schemas.openxmlformats.org/drawingml/2006/picture" xmlns:a="http://schemas.openxmlformats.org/drawingml/2006/main" xmlns:sl="http://schemas.openxmlformats.org/schemaLibrary/2006/main">
             <w:drawing>
               <wp:anchor allowOverlap="1" behindDoc="0" distB="0" distT="0" distL="0" distR="0" hidden="0" layoutInCell="1" locked="0" relativeHeight="0" simplePos="0">
                 <wp:simplePos x="0" y="0"/>
@@ -24716,102 +24716,237 @@
     </w:p>
     <w:tbl>
       <w:tblPr>
-        <w:tblStyle w:val="af0"/>
-        <w:tblW w:w="9209" w:type="dxa"/>
-        <w:tblInd w:w="1090" w:type="dxa"/>
-        <w:tblBorders>
-          <w:top w:val="single" w:sz="4" w:space="0" w:color="000000"/>
-          <w:left w:val="single" w:sz="4" w:space="0" w:color="000000"/>
-          <w:bottom w:val="single" w:sz="4" w:space="0" w:color="000000"/>
-          <w:right w:val="single" w:sz="4" w:space="0" w:color="000000"/>
-          <w:insideH w:val="single" w:sz="4" w:space="0" w:color="000000"/>
-          <w:insideV w:val="single" w:sz="4" w:space="0" w:color="000000"/>
-        </w:tblBorders>
-        <w:tblLayout w:type="fixed"/>
-        <w:tblLook w:val="0000" w:firstRow="0" w:lastRow="0" w:firstColumn="0" w:lastColumn="0" w:noHBand="0" w:noVBand="0"/>
+        <w:tblStyle w:val="TableGrid"/>
+        <w:tblW w:w="0" w:type="auto"/>
+        <w:tblLook w:val="04A0" w:firstRow="1" w:lastRow="0" w:firstColumn="1" w:lastColumn="0" w:noHBand="0" w:noVBand="1"/>
       </w:tblPr>
       <w:tblGrid>
-        <w:gridCol w:w="542"/>
-        <w:gridCol w:w="7110"/>
-        <w:gridCol w:w="1557"/>
+        <w:gridCol w:w="2169"/>
+        <w:gridCol w:w="2213"/>
+        <w:gridCol w:w="2574"/>
+        <w:gridCol w:w="2577"/>
+        <w:gridCol w:w="1977"/>
       </w:tblGrid>
       <w:tr>
-        <w:trPr>
-          <w:trHeight w:val="585"/>
-        </w:trPr>
-        <w:tc>
-          <w:tcPr>
-            <w:tcW w:w="542" w:type="dxa"/>
-          </w:tcPr>
-          <w:p>
-            <w:pPr>
-              <w:pBdr>
-                <w:top w:val="nil"/>
-                <w:left w:val="nil"/>
-                <w:bottom w:val="nil"/>
-                <w:right w:val="nil"/>
-                <w:between w:val="nil"/>
-              </w:pBdr>
-              <w:spacing w:before="171"/>
-              <w:ind w:left="525"/>
-              <w:rPr>
-                <w:rFonts w:ascii="Calibri" w:eastAsia="Calibri" w:hAnsi="Calibri" w:cs="Calibri"/>
-                <w:b/>
-                <w:color w:val="000000"/>
-                <w:sz w:val="20"/>
-                <w:szCs w:val="20"/>
-              </w:rPr>
-            </w:pPr>
-          </w:p>
-        </w:tc>
-        <w:tc>
-          <w:tcPr>
-            <w:tcW w:w="7110" w:type="dxa"/>
-          </w:tcPr>
-          <w:p>
-            <w:pPr>
-              <w:pBdr>
-                <w:top w:val="nil"/>
-                <w:left w:val="nil"/>
-                <w:bottom w:val="nil"/>
-                <w:right w:val="nil"/>
-                <w:between w:val="nil"/>
-              </w:pBdr>
-              <w:spacing w:before="171"/>
-              <w:ind w:left="10" w:right="5"/>
+        <w:tc>
+          <w:tcPr>
+            <w:tcW w:w="2191" w:type="dxa"/>
+          </w:tcPr>
+          <w:p>
+            <w:pPr>
               <w:jc w:val="center"/>
               <w:rPr>
-                <w:rFonts w:ascii="Calibri" w:eastAsia="Calibri" w:hAnsi="Calibri" w:cs="Calibri"/>
-                <w:b/>
-                <w:color w:val="000000"/>
-                <w:sz w:val="20"/>
-                <w:szCs w:val="20"/>
-              </w:rPr>
-            </w:pPr>
-            <w:r>
-              <w:rPr>
-                <w:rFonts w:ascii="Calibri" w:eastAsia="Calibri" w:hAnsi="Calibri" w:cs="Calibri"/>
-                <w:b/>
-                <w:sz w:val="20"/>
-                <w:szCs w:val="20"/>
+                <w:color w:val="000000"/>
+              </w:rPr>
+            </w:pPr>
+            <w:r>
+              <w:rPr>
+                <w:color w:val="000000"/>
+              </w:rPr>
+              <w:t>BIL</w:t>
+            </w:r>
+          </w:p>
+        </w:tc>
+        <w:tc>
+          <w:tcPr>
+            <w:tcW w:w="2225" w:type="dxa"/>
+          </w:tcPr>
+          <w:p>
+            <w:pPr>
+              <w:jc w:val="center"/>
+              <w:rPr>
+                <w:color w:val="000000"/>
+              </w:rPr>
+            </w:pPr>
+            <w:r>
+              <w:rPr>
+                <w:color w:val="000000"/>
+              </w:rPr>
+              <w:t>NAMA</w:t>
+            </w:r>
+          </w:p>
+        </w:tc>
+        <w:tc>
+          <w:tcPr>
+            <w:tcW w:w="2577" w:type="dxa"/>
+          </w:tcPr>
+          <w:p>
+            <w:pPr>
+              <w:jc w:val="center"/>
+              <w:rPr>
+                <w:color w:val="000000"/>
+              </w:rPr>
+            </w:pPr>
+            <w:r>
+              <w:rPr>
+                <w:color w:val="000000"/>
+              </w:rPr>
+              <w:t>MARKAH PRE</w:t>
+            </w:r>
+          </w:p>
+        </w:tc>
+        <w:tc>
+          <w:tcPr>
+            <w:tcW w:w="2481" w:type="dxa"/>
+          </w:tcPr>
+          <w:p>
+            <w:pPr>
+              <w:jc w:val="center"/>
+              <w:rPr>
+                <w:color w:val="000000"/>
+              </w:rPr>
+            </w:pPr>
+            <w:r>
+              <w:rPr>
+                <w:color w:val="000000"/>
+              </w:rPr>
+              <w:t>MARKAH POST</w:t>
+            </w:r>
+          </w:p>
+        </w:tc>
+        <w:tc>
+          <w:tcPr>
+            <w:tcW w:w="2036" w:type="dxa"/>
+          </w:tcPr>
+          <w:p>
+            <w:pPr>
+              <w:jc w:val="center"/>
+              <w:rPr>
+                <w:color w:val="000000"/>
+              </w:rPr>
+            </w:pPr>
+          </w:p>
+        </w:tc>
+      </w:tr>
+      <w:tr>
+        <w:tc>
+          <w:tcPr>
+            <w:tcW w:w="2191" w:type="dxa"/>
+          </w:tcPr>
+          <w:p>
+            <w:pPr>
+              <w:jc w:val="center"/>
+              <w:rPr>
+                <w:color w:val="000000"/>
+              </w:rPr>
+            </w:pPr>
+            <w:r>
+              <w:rPr>
+                <w:color w:val="000000"/>
+              </w:rPr>
+              <w:t xml:space="preserve">{% </w:t>
+            </w:r>
+            <w:proofErr w:type="spellStart"/>
+            <w:r>
+              <w:rPr>
+                <w:color w:val="000000"/>
+              </w:rPr>
+              <w:t>for</w:t>
+            </w:r>
+            <w:proofErr w:type="spellEnd"/>
+            <w:r>
+              <w:rPr>
+                <w:color w:val="000000"/>
+              </w:rPr>
+              <w:t xml:space="preserve"> peserta in </w:t>
+            </w:r>
+            <w:proofErr w:type="spellStart"/>
+            <w:r>
+              <w:rPr>
+                <w:color w:val="000000"/>
+              </w:rPr>
+              <w:t>peserta_list</w:t>
+            </w:r>
+            <w:proofErr w:type="spellEnd"/>
+            <w:r>
+              <w:rPr>
+                <w:color w:val="000000"/>
+              </w:rPr>
+              <w:t xml:space="preserve"> %}</w:t>
+            </w:r>
+          </w:p>
+        </w:tc>
+        <w:tc>
+          <w:tcPr>
+            <w:tcW w:w="2225" w:type="dxa"/>
+          </w:tcPr>
+          <w:p>
+            <w:pPr>
+              <w:rPr>
+                <w:color w:val="000000"/>
+              </w:rPr>
+            </w:pPr>
+          </w:p>
+        </w:tc>
+        <w:tc>
+          <w:tcPr>
+            <w:tcW w:w="2577" w:type="dxa"/>
+          </w:tcPr>
+          <w:p>
+            <w:pPr>
+              <w:jc w:val="center"/>
+              <w:rPr>
+                <w:color w:val="000000"/>
+              </w:rPr>
+            </w:pPr>
+          </w:p>
+        </w:tc>
+        <w:tc>
+          <w:tcPr>
+            <w:tcW w:w="2481" w:type="dxa"/>
+          </w:tcPr>
+          <w:p>
+            <w:pPr>
+              <w:jc w:val="center"/>
+              <w:rPr>
+                <w:color w:val="000000"/>
+              </w:rPr>
+            </w:pPr>
+          </w:p>
+        </w:tc>
+        <w:tc>
+          <w:tcPr>
+            <w:tcW w:w="2036" w:type="dxa"/>
+          </w:tcPr>
+          <w:p>
+            <w:pPr>
+              <w:jc w:val="center"/>
+              <w:rPr>
+                <w:color w:val="000000"/>
+              </w:rPr>
+            </w:pPr>
+          </w:p>
+        </w:tc>
+      </w:tr>
+      <w:tr>
+        <w:tc>
+          <w:tcPr>
+            <w:tcW w:w="2191" w:type="dxa"/>
+          </w:tcPr>
+          <w:p>
+            <w:pPr>
+              <w:jc w:val="center"/>
+              <w:rPr>
+                <w:color w:val="000000"/>
+              </w:rPr>
+            </w:pPr>
+            <w:r>
+              <w:rPr>
+                <w:color w:val="000000"/>
               </w:rPr>
               <w:t>{{</w:t>
             </w:r>
-            <w:r>
-              <w:rPr>
-                <w:rFonts w:ascii="Calibri" w:eastAsia="Calibri" w:hAnsi="Calibri" w:cs="Calibri"/>
-                <w:b/>
-                <w:sz w:val="20"/>
-                <w:szCs w:val="20"/>
-              </w:rPr>
-              <w:t>NAMA PESERTA HADIR</w:t>
-            </w:r>
-            <w:r>
-              <w:rPr>
-                <w:rFonts w:ascii="Calibri" w:eastAsia="Calibri" w:hAnsi="Calibri" w:cs="Calibri"/>
-                <w:b/>
-                <w:sz w:val="20"/>
-                <w:szCs w:val="20"/>
+            <w:proofErr w:type="spellStart"/>
+            <w:r>
+              <w:rPr>
+                <w:color w:val="000000"/>
+              </w:rPr>
+              <w:t>peserta.bil</w:t>
+            </w:r>
+            <w:proofErr w:type="spellEnd"/>
+            <w:r>
+              <w:rPr>
+                <w:color w:val="000000"/>
               </w:rPr>
               <w:t>}}</w:t>
             </w:r>
@@ -24819,51 +24954,205 @@
         </w:tc>
         <w:tc>
           <w:tcPr>
-            <w:tcW w:w="1557" w:type="dxa"/>
-          </w:tcPr>
-          <w:p>
-            <w:pPr>
-              <w:pBdr>
-                <w:top w:val="nil"/>
-                <w:left w:val="nil"/>
-                <w:bottom w:val="nil"/>
-                <w:right w:val="nil"/>
-                <w:between w:val="nil"/>
-              </w:pBdr>
-              <w:spacing w:before="171"/>
-              <w:ind w:left="14" w:right="4"/>
+            <w:tcW w:w="2225" w:type="dxa"/>
+          </w:tcPr>
+          <w:p>
+            <w:pPr>
+              <w:rPr>
+                <w:color w:val="000000"/>
+              </w:rPr>
+            </w:pPr>
+            <w:r>
+              <w:rPr>
+                <w:color w:val="000000"/>
+              </w:rPr>
+              <w:t>{{</w:t>
+            </w:r>
+            <w:proofErr w:type="spellStart"/>
+            <w:r>
+              <w:rPr>
+                <w:color w:val="000000"/>
+              </w:rPr>
+              <w:t>peserta.nama</w:t>
+            </w:r>
+            <w:proofErr w:type="spellEnd"/>
+            <w:r>
+              <w:rPr>
+                <w:color w:val="000000"/>
+              </w:rPr>
+              <w:t>}}</w:t>
+            </w:r>
+          </w:p>
+        </w:tc>
+        <w:tc>
+          <w:tcPr>
+            <w:tcW w:w="2577" w:type="dxa"/>
+          </w:tcPr>
+          <w:p>
+            <w:pPr>
               <w:jc w:val="center"/>
               <w:rPr>
-                <w:rFonts w:ascii="Calibri" w:eastAsia="Calibri" w:hAnsi="Calibri" w:cs="Calibri"/>
-                <w:color w:val="000000"/>
-                <w:sz w:val="20"/>
-                <w:szCs w:val="20"/>
-              </w:rPr>
-            </w:pPr>
-            <w:r>
-              <w:rPr>
-                <w:rFonts w:ascii="Calibri" w:eastAsia="Calibri" w:hAnsi="Calibri" w:cs="Calibri"/>
-                <w:sz w:val="20"/>
-                <w:szCs w:val="20"/>
+                <w:color w:val="000000"/>
+              </w:rPr>
+            </w:pPr>
+            <w:r>
+              <w:rPr>
+                <w:color w:val="000000"/>
               </w:rPr>
               <w:t>{{</w:t>
             </w:r>
-            <w:r>
-              <w:rPr>
-                <w:rFonts w:ascii="Calibri" w:eastAsia="Calibri" w:hAnsi="Calibri" w:cs="Calibri"/>
-                <w:sz w:val="20"/>
-                <w:szCs w:val="20"/>
-              </w:rPr>
-              <w:t>MARKAH_PRE</w:t>
-            </w:r>
-            <w:r>
-              <w:rPr>
-                <w:rFonts w:ascii="Calibri" w:eastAsia="Calibri" w:hAnsi="Calibri" w:cs="Calibri"/>
-                <w:sz w:val="20"/>
-                <w:szCs w:val="20"/>
+            <w:proofErr w:type="spellStart"/>
+            <w:r>
+              <w:rPr>
+                <w:color w:val="000000"/>
+              </w:rPr>
+              <w:t>peserta.markah_</w:t>
+            </w:r>
+            <w:r>
+              <w:rPr>
+                <w:color w:val="000000"/>
+              </w:rPr>
+              <w:t>pre</w:t>
+            </w:r>
+            <w:proofErr w:type="spellEnd"/>
+            <w:r>
+              <w:rPr>
+                <w:color w:val="000000"/>
               </w:rPr>
               <w:t>}}</w:t>
             </w:r>
+          </w:p>
+        </w:tc>
+        <w:tc>
+          <w:tcPr>
+            <w:tcW w:w="2481" w:type="dxa"/>
+          </w:tcPr>
+          <w:p>
+            <w:pPr>
+              <w:jc w:val="center"/>
+              <w:rPr>
+                <w:color w:val="000000"/>
+              </w:rPr>
+            </w:pPr>
+            <w:r>
+              <w:rPr>
+                <w:color w:val="000000"/>
+              </w:rPr>
+              <w:t>{{</w:t>
+            </w:r>
+            <w:proofErr w:type="spellStart"/>
+            <w:r>
+              <w:rPr>
+                <w:color w:val="000000"/>
+              </w:rPr>
+              <w:t>peserta.markah_post</w:t>
+            </w:r>
+            <w:proofErr w:type="spellEnd"/>
+            <w:r>
+              <w:rPr>
+                <w:color w:val="000000"/>
+              </w:rPr>
+              <w:t>}}</w:t>
+            </w:r>
+          </w:p>
+        </w:tc>
+        <w:tc>
+          <w:tcPr>
+            <w:tcW w:w="2036" w:type="dxa"/>
+          </w:tcPr>
+          <w:p>
+            <w:pPr>
+              <w:jc w:val="center"/>
+              <w:rPr>
+                <w:color w:val="000000"/>
+              </w:rPr>
+            </w:pPr>
+          </w:p>
+        </w:tc>
+      </w:tr>
+      <w:tr>
+        <w:tc>
+          <w:tcPr>
+            <w:tcW w:w="2191" w:type="dxa"/>
+          </w:tcPr>
+          <w:p>
+            <w:pPr>
+              <w:jc w:val="center"/>
+              <w:rPr>
+                <w:color w:val="000000"/>
+              </w:rPr>
+            </w:pPr>
+            <w:r>
+              <w:rPr>
+                <w:color w:val="000000"/>
+              </w:rPr>
+              <w:t xml:space="preserve"> {% </w:t>
+            </w:r>
+            <w:proofErr w:type="spellStart"/>
+            <w:r>
+              <w:rPr>
+                <w:color w:val="000000"/>
+              </w:rPr>
+              <w:t>endfor</w:t>
+            </w:r>
+            <w:proofErr w:type="spellEnd"/>
+            <w:r>
+              <w:rPr>
+                <w:color w:val="000000"/>
+              </w:rPr>
+              <w:t xml:space="preserve"> %}</w:t>
+            </w:r>
+          </w:p>
+        </w:tc>
+        <w:tc>
+          <w:tcPr>
+            <w:tcW w:w="2225" w:type="dxa"/>
+          </w:tcPr>
+          <w:p>
+            <w:pPr>
+              <w:rPr>
+                <w:color w:val="000000"/>
+              </w:rPr>
+            </w:pPr>
+          </w:p>
+        </w:tc>
+        <w:tc>
+          <w:tcPr>
+            <w:tcW w:w="2577" w:type="dxa"/>
+          </w:tcPr>
+          <w:p>
+            <w:pPr>
+              <w:jc w:val="center"/>
+              <w:rPr>
+                <w:color w:val="000000"/>
+              </w:rPr>
+            </w:pPr>
+          </w:p>
+        </w:tc>
+        <w:tc>
+          <w:tcPr>
+            <w:tcW w:w="2481" w:type="dxa"/>
+          </w:tcPr>
+          <w:p>
+            <w:pPr>
+              <w:jc w:val="center"/>
+              <w:rPr>
+                <w:color w:val="000000"/>
+              </w:rPr>
+            </w:pPr>
+          </w:p>
+        </w:tc>
+        <w:tc>
+          <w:tcPr>
+            <w:tcW w:w="2036" w:type="dxa"/>
+          </w:tcPr>
+          <w:p>
+            <w:pPr>
+              <w:jc w:val="center"/>
+              <w:rPr>
+                <w:color w:val="000000"/>
+              </w:rPr>
+            </w:pPr>
           </w:p>
         </w:tc>
       </w:tr>
@@ -25975,7 +26264,7 @@
       </w:tr>
       <w:tr>
         <w:trPr>
-          <w:trHeight w:val="515"/>
+          <w:trHeight w:val="1048"/>
         </w:trPr>
         <w:tc>
           <w:tcPr>
@@ -25990,19 +26279,13 @@
                 <w:right w:val="nil"/>
                 <w:between w:val="nil"/>
               </w:pBdr>
-              <w:spacing w:before="132"/>
-              <w:ind w:left="7" w:right="2"/>
-              <w:jc w:val="center"/>
-              <w:rPr>
-                <w:color w:val="000000"/>
-              </w:rPr>
-            </w:pPr>
-            <w:r>
-              <w:rPr>
-                <w:color w:val="000000"/>
-              </w:rPr>
-              <w:t>1</w:t>
-            </w:r>
+              <w:spacing w:before="172"/>
+              <w:rPr>
+                <w:color w:val="000000"/>
+                <w:sz w:val="20"/>
+                <w:szCs w:val="20"/>
+              </w:rPr>
+            </w:pPr>
           </w:p>
         </w:tc>
         <w:tc>
@@ -26018,19 +26301,13 @@
                 <w:right w:val="nil"/>
                 <w:between w:val="nil"/>
               </w:pBdr>
-              <w:spacing w:before="132"/>
-              <w:ind w:left="13" w:right="3"/>
-              <w:jc w:val="center"/>
-              <w:rPr>
-                <w:color w:val="000000"/>
-              </w:rPr>
-            </w:pPr>
-            <w:r>
-              <w:rPr>
-                <w:color w:val="000000"/>
-              </w:rPr>
-              <w:t>ABDUS SALAM ERMAN</w:t>
-            </w:r>
+              <w:spacing w:before="172"/>
+              <w:rPr>
+                <w:color w:val="000000"/>
+                <w:sz w:val="20"/>
+                <w:szCs w:val="20"/>
+              </w:rPr>
+            </w:pPr>
           </w:p>
         </w:tc>
         <w:tc>
@@ -26046,19 +26323,13 @@
                 <w:right w:val="nil"/>
                 <w:between w:val="nil"/>
               </w:pBdr>
-              <w:spacing w:before="132"/>
-              <w:ind w:left="13" w:right="4"/>
-              <w:jc w:val="center"/>
-              <w:rPr>
-                <w:color w:val="000000"/>
-              </w:rPr>
-            </w:pPr>
-            <w:r>
-              <w:rPr>
-                <w:color w:val="000000"/>
-              </w:rPr>
-              <w:t>19</w:t>
-            </w:r>
+              <w:spacing w:before="172"/>
+              <w:rPr>
+                <w:color w:val="000000"/>
+                <w:sz w:val="20"/>
+                <w:szCs w:val="20"/>
+              </w:rPr>
+            </w:pPr>
           </w:p>
         </w:tc>
         <w:tc>
@@ -26074,19 +26345,13 @@
                 <w:right w:val="nil"/>
                 <w:between w:val="nil"/>
               </w:pBdr>
-              <w:spacing w:before="132"/>
-              <w:ind w:left="13" w:right="3"/>
-              <w:jc w:val="center"/>
-              <w:rPr>
-                <w:color w:val="000000"/>
-              </w:rPr>
-            </w:pPr>
-            <w:r>
-              <w:rPr>
-                <w:color w:val="000000"/>
-              </w:rPr>
-              <w:t>18</w:t>
-            </w:r>
+              <w:spacing w:before="172"/>
+              <w:rPr>
+                <w:color w:val="000000"/>
+                <w:sz w:val="20"/>
+                <w:szCs w:val="20"/>
+              </w:rPr>
+            </w:pPr>
           </w:p>
         </w:tc>
         <w:tc>
@@ -26102,4600 +26367,13 @@
                 <w:right w:val="nil"/>
                 <w:between w:val="nil"/>
               </w:pBdr>
-              <w:spacing w:before="132"/>
-              <w:ind w:left="15" w:right="4"/>
-              <w:jc w:val="center"/>
-              <w:rPr>
-                <w:color w:val="000000"/>
-              </w:rPr>
-            </w:pPr>
-            <w:r>
-              <w:rPr>
-                <w:color w:val="000000"/>
-              </w:rPr>
-              <w:t>MENURUN</w:t>
-            </w:r>
-          </w:p>
-        </w:tc>
-      </w:tr>
-      <w:tr>
-        <w:trPr>
-          <w:trHeight w:val="518"/>
-        </w:trPr>
-        <w:tc>
-          <w:tcPr>
-            <w:tcW w:w="698" w:type="dxa"/>
-          </w:tcPr>
-          <w:p>
-            <w:pPr>
-              <w:pBdr>
-                <w:top w:val="nil"/>
-                <w:left w:val="nil"/>
-                <w:bottom w:val="nil"/>
-                <w:right w:val="nil"/>
-                <w:between w:val="nil"/>
-              </w:pBdr>
-              <w:spacing w:before="132"/>
-              <w:ind w:left="7" w:right="2"/>
-              <w:jc w:val="center"/>
-              <w:rPr>
-                <w:color w:val="000000"/>
-              </w:rPr>
-            </w:pPr>
-            <w:r>
-              <w:rPr>
-                <w:color w:val="000000"/>
-              </w:rPr>
-              <w:t>2</w:t>
-            </w:r>
-          </w:p>
-        </w:tc>
-        <w:tc>
-          <w:tcPr>
-            <w:tcW w:w="3151" w:type="dxa"/>
-          </w:tcPr>
-          <w:p>
-            <w:pPr>
-              <w:pBdr>
-                <w:top w:val="nil"/>
-                <w:left w:val="nil"/>
-                <w:bottom w:val="nil"/>
-                <w:right w:val="nil"/>
-                <w:between w:val="nil"/>
-              </w:pBdr>
-              <w:spacing w:before="132"/>
-              <w:ind w:left="13" w:right="2"/>
-              <w:jc w:val="center"/>
-              <w:rPr>
-                <w:color w:val="000000"/>
-              </w:rPr>
-            </w:pPr>
-            <w:r>
-              <w:rPr>
-                <w:color w:val="000000"/>
-              </w:rPr>
-              <w:t>AINUR ZAFIRAH BT FAUZI</w:t>
-            </w:r>
-          </w:p>
-        </w:tc>
-        <w:tc>
-          <w:tcPr>
-            <w:tcW w:w="1740" w:type="dxa"/>
-          </w:tcPr>
-          <w:p>
-            <w:pPr>
-              <w:pBdr>
-                <w:top w:val="nil"/>
-                <w:left w:val="nil"/>
-                <w:bottom w:val="nil"/>
-                <w:right w:val="nil"/>
-                <w:between w:val="nil"/>
-              </w:pBdr>
-              <w:spacing w:before="132"/>
-              <w:ind w:left="13" w:right="4"/>
-              <w:jc w:val="center"/>
-              <w:rPr>
-                <w:color w:val="000000"/>
-              </w:rPr>
-            </w:pPr>
-            <w:r>
-              <w:rPr>
-                <w:color w:val="000000"/>
-              </w:rPr>
-              <w:t>19</w:t>
-            </w:r>
-          </w:p>
-        </w:tc>
-        <w:tc>
-          <w:tcPr>
-            <w:tcW w:w="1740" w:type="dxa"/>
-          </w:tcPr>
-          <w:p>
-            <w:pPr>
-              <w:pBdr>
-                <w:top w:val="nil"/>
-                <w:left w:val="nil"/>
-                <w:bottom w:val="nil"/>
-                <w:right w:val="nil"/>
-                <w:between w:val="nil"/>
-              </w:pBdr>
-              <w:spacing w:before="132"/>
-              <w:ind w:left="13" w:right="3"/>
-              <w:jc w:val="center"/>
-              <w:rPr>
-                <w:color w:val="000000"/>
-              </w:rPr>
-            </w:pPr>
-            <w:r>
-              <w:rPr>
-                <w:color w:val="000000"/>
-              </w:rPr>
-              <w:t>20</w:t>
-            </w:r>
-          </w:p>
-        </w:tc>
-        <w:tc>
-          <w:tcPr>
-            <w:tcW w:w="2038" w:type="dxa"/>
-          </w:tcPr>
-          <w:p>
-            <w:pPr>
-              <w:pBdr>
-                <w:top w:val="nil"/>
-                <w:left w:val="nil"/>
-                <w:bottom w:val="nil"/>
-                <w:right w:val="nil"/>
-                <w:between w:val="nil"/>
-              </w:pBdr>
-              <w:spacing w:before="132"/>
-              <w:ind w:left="15"/>
-              <w:jc w:val="center"/>
-              <w:rPr>
-                <w:color w:val="000000"/>
-              </w:rPr>
-            </w:pPr>
-            <w:r>
-              <w:rPr>
-                <w:color w:val="000000"/>
-              </w:rPr>
-              <w:t>MENINGKAT</w:t>
-            </w:r>
-          </w:p>
-        </w:tc>
-      </w:tr>
-      <w:tr>
-        <w:trPr>
-          <w:trHeight w:val="515"/>
-        </w:trPr>
-        <w:tc>
-          <w:tcPr>
-            <w:tcW w:w="698" w:type="dxa"/>
-          </w:tcPr>
-          <w:p>
-            <w:pPr>
-              <w:pBdr>
-                <w:top w:val="nil"/>
-                <w:left w:val="nil"/>
-                <w:bottom w:val="nil"/>
-                <w:right w:val="nil"/>
-                <w:between w:val="nil"/>
-              </w:pBdr>
-              <w:spacing w:before="132"/>
-              <w:ind w:left="7" w:right="2"/>
-              <w:jc w:val="center"/>
-              <w:rPr>
-                <w:color w:val="000000"/>
-              </w:rPr>
-            </w:pPr>
-            <w:r>
-              <w:rPr>
-                <w:color w:val="000000"/>
-              </w:rPr>
-              <w:t>3</w:t>
-            </w:r>
-          </w:p>
-        </w:tc>
-        <w:tc>
-          <w:tcPr>
-            <w:tcW w:w="3151" w:type="dxa"/>
-          </w:tcPr>
-          <w:p>
-            <w:pPr>
-              <w:pBdr>
-                <w:top w:val="nil"/>
-                <w:left w:val="nil"/>
-                <w:bottom w:val="nil"/>
-                <w:right w:val="nil"/>
-                <w:between w:val="nil"/>
-              </w:pBdr>
-              <w:ind w:left="1118" w:hanging="735"/>
-              <w:rPr>
-                <w:color w:val="000000"/>
-              </w:rPr>
-            </w:pPr>
-            <w:r>
-              <w:rPr>
-                <w:color w:val="000000"/>
-              </w:rPr>
-              <w:t>AMJAD BIN MOHAMED IBRAHIM</w:t>
-            </w:r>
-          </w:p>
-        </w:tc>
-        <w:tc>
-          <w:tcPr>
-            <w:tcW w:w="1740" w:type="dxa"/>
-          </w:tcPr>
-          <w:p>
-            <w:pPr>
-              <w:pBdr>
-                <w:top w:val="nil"/>
-                <w:left w:val="nil"/>
-                <w:bottom w:val="nil"/>
-                <w:right w:val="nil"/>
-                <w:between w:val="nil"/>
-              </w:pBdr>
-              <w:spacing w:before="132"/>
-              <w:ind w:left="13" w:right="1"/>
-              <w:jc w:val="center"/>
-              <w:rPr>
-                <w:color w:val="000000"/>
-              </w:rPr>
-            </w:pPr>
-            <w:r>
-              <w:rPr>
-                <w:color w:val="000000"/>
-              </w:rPr>
-              <w:t>7</w:t>
-            </w:r>
-          </w:p>
-        </w:tc>
-        <w:tc>
-          <w:tcPr>
-            <w:tcW w:w="1740" w:type="dxa"/>
-          </w:tcPr>
-          <w:p>
-            <w:pPr>
-              <w:pBdr>
-                <w:top w:val="nil"/>
-                <w:left w:val="nil"/>
-                <w:bottom w:val="nil"/>
-                <w:right w:val="nil"/>
-                <w:between w:val="nil"/>
-              </w:pBdr>
-              <w:spacing w:before="132"/>
-              <w:ind w:left="13" w:right="3"/>
-              <w:jc w:val="center"/>
-              <w:rPr>
-                <w:color w:val="000000"/>
-              </w:rPr>
-            </w:pPr>
-            <w:r>
-              <w:rPr>
-                <w:color w:val="000000"/>
-              </w:rPr>
-              <w:t>10</w:t>
-            </w:r>
-          </w:p>
-        </w:tc>
-        <w:tc>
-          <w:tcPr>
-            <w:tcW w:w="2038" w:type="dxa"/>
-          </w:tcPr>
-          <w:p>
-            <w:pPr>
-              <w:pBdr>
-                <w:top w:val="nil"/>
-                <w:left w:val="nil"/>
-                <w:bottom w:val="nil"/>
-                <w:right w:val="nil"/>
-                <w:between w:val="nil"/>
-              </w:pBdr>
-              <w:spacing w:before="132"/>
-              <w:ind w:left="15"/>
-              <w:jc w:val="center"/>
-              <w:rPr>
-                <w:color w:val="000000"/>
-              </w:rPr>
-            </w:pPr>
-            <w:r>
-              <w:rPr>
-                <w:color w:val="000000"/>
-              </w:rPr>
-              <w:t>MENINGKAT</w:t>
-            </w:r>
-          </w:p>
-        </w:tc>
-      </w:tr>
-      <w:tr>
-        <w:trPr>
-          <w:trHeight w:val="518"/>
-        </w:trPr>
-        <w:tc>
-          <w:tcPr>
-            <w:tcW w:w="698" w:type="dxa"/>
-          </w:tcPr>
-          <w:p>
-            <w:pPr>
-              <w:pBdr>
-                <w:top w:val="nil"/>
-                <w:left w:val="nil"/>
-                <w:bottom w:val="nil"/>
-                <w:right w:val="nil"/>
-                <w:between w:val="nil"/>
-              </w:pBdr>
-              <w:spacing w:before="134"/>
-              <w:ind w:left="7" w:right="2"/>
-              <w:jc w:val="center"/>
-              <w:rPr>
-                <w:color w:val="000000"/>
-              </w:rPr>
-            </w:pPr>
-            <w:r>
-              <w:rPr>
-                <w:color w:val="000000"/>
-              </w:rPr>
-              <w:t>4</w:t>
-            </w:r>
-          </w:p>
-        </w:tc>
-        <w:tc>
-          <w:tcPr>
-            <w:tcW w:w="3151" w:type="dxa"/>
-          </w:tcPr>
-          <w:p>
-            <w:pPr>
-              <w:pBdr>
-                <w:top w:val="nil"/>
-                <w:left w:val="nil"/>
-                <w:bottom w:val="nil"/>
-                <w:right w:val="nil"/>
-                <w:between w:val="nil"/>
-              </w:pBdr>
-              <w:spacing w:line="252" w:lineRule="auto"/>
-              <w:ind w:left="909" w:hanging="684"/>
-              <w:rPr>
-                <w:color w:val="000000"/>
-              </w:rPr>
-            </w:pPr>
-            <w:r>
-              <w:rPr>
-                <w:color w:val="000000"/>
-              </w:rPr>
-              <w:t>CHE FAZHANA BINTI CHE MOHAMMED</w:t>
-            </w:r>
-          </w:p>
-        </w:tc>
-        <w:tc>
-          <w:tcPr>
-            <w:tcW w:w="1740" w:type="dxa"/>
-          </w:tcPr>
-          <w:p>
-            <w:pPr>
-              <w:pBdr>
-                <w:top w:val="nil"/>
-                <w:left w:val="nil"/>
-                <w:bottom w:val="nil"/>
-                <w:right w:val="nil"/>
-                <w:between w:val="nil"/>
-              </w:pBdr>
-              <w:spacing w:before="134"/>
-              <w:ind w:left="13" w:right="4"/>
-              <w:jc w:val="center"/>
-              <w:rPr>
-                <w:color w:val="000000"/>
-              </w:rPr>
-            </w:pPr>
-            <w:r>
-              <w:rPr>
-                <w:color w:val="000000"/>
-              </w:rPr>
-              <w:t>18</w:t>
-            </w:r>
-          </w:p>
-        </w:tc>
-        <w:tc>
-          <w:tcPr>
-            <w:tcW w:w="1740" w:type="dxa"/>
-          </w:tcPr>
-          <w:p>
-            <w:pPr>
-              <w:pBdr>
-                <w:top w:val="nil"/>
-                <w:left w:val="nil"/>
-                <w:bottom w:val="nil"/>
-                <w:right w:val="nil"/>
-                <w:between w:val="nil"/>
-              </w:pBdr>
-              <w:spacing w:before="134"/>
-              <w:ind w:left="13" w:right="3"/>
-              <w:jc w:val="center"/>
-              <w:rPr>
-                <w:color w:val="000000"/>
-              </w:rPr>
-            </w:pPr>
-            <w:r>
-              <w:rPr>
-                <w:color w:val="000000"/>
-              </w:rPr>
-              <w:t>20</w:t>
-            </w:r>
-          </w:p>
-        </w:tc>
-        <w:tc>
-          <w:tcPr>
-            <w:tcW w:w="2038" w:type="dxa"/>
-          </w:tcPr>
-          <w:p>
-            <w:pPr>
-              <w:pBdr>
-                <w:top w:val="nil"/>
-                <w:left w:val="nil"/>
-                <w:bottom w:val="nil"/>
-                <w:right w:val="nil"/>
-                <w:between w:val="nil"/>
-              </w:pBdr>
-              <w:spacing w:before="134"/>
-              <w:ind w:left="15"/>
-              <w:jc w:val="center"/>
-              <w:rPr>
-                <w:color w:val="000000"/>
-              </w:rPr>
-            </w:pPr>
-            <w:r>
-              <w:rPr>
-                <w:color w:val="000000"/>
-              </w:rPr>
-              <w:t>MENINGKAT</w:t>
-            </w:r>
-          </w:p>
-        </w:tc>
-      </w:tr>
-      <w:tr>
-        <w:trPr>
-          <w:trHeight w:val="518"/>
-        </w:trPr>
-        <w:tc>
-          <w:tcPr>
-            <w:tcW w:w="698" w:type="dxa"/>
-          </w:tcPr>
-          <w:p>
-            <w:pPr>
-              <w:pBdr>
-                <w:top w:val="nil"/>
-                <w:left w:val="nil"/>
-                <w:bottom w:val="nil"/>
-                <w:right w:val="nil"/>
-                <w:between w:val="nil"/>
-              </w:pBdr>
-              <w:spacing w:before="132"/>
-              <w:ind w:left="7" w:right="2"/>
-              <w:jc w:val="center"/>
-              <w:rPr>
-                <w:color w:val="000000"/>
-              </w:rPr>
-            </w:pPr>
-            <w:r>
-              <w:rPr>
-                <w:color w:val="000000"/>
-              </w:rPr>
-              <w:t>5</w:t>
-            </w:r>
-          </w:p>
-        </w:tc>
-        <w:tc>
-          <w:tcPr>
-            <w:tcW w:w="3151" w:type="dxa"/>
-          </w:tcPr>
-          <w:p>
-            <w:pPr>
-              <w:pBdr>
-                <w:top w:val="nil"/>
-                <w:left w:val="nil"/>
-                <w:bottom w:val="nil"/>
-                <w:right w:val="nil"/>
-                <w:between w:val="nil"/>
-              </w:pBdr>
-              <w:ind w:left="1147" w:hanging="747"/>
-              <w:rPr>
-                <w:color w:val="000000"/>
-              </w:rPr>
-            </w:pPr>
-            <w:r>
-              <w:rPr>
-                <w:color w:val="000000"/>
-              </w:rPr>
-              <w:t>HARTINI BT MDZAIN@ HASHIM</w:t>
-            </w:r>
-          </w:p>
-        </w:tc>
-        <w:tc>
-          <w:tcPr>
-            <w:tcW w:w="1740" w:type="dxa"/>
-          </w:tcPr>
-          <w:p>
-            <w:pPr>
-              <w:pBdr>
-                <w:top w:val="nil"/>
-                <w:left w:val="nil"/>
-                <w:bottom w:val="nil"/>
-                <w:right w:val="nil"/>
-                <w:between w:val="nil"/>
-              </w:pBdr>
-              <w:spacing w:before="132"/>
-              <w:ind w:left="13" w:right="4"/>
-              <w:jc w:val="center"/>
-              <w:rPr>
-                <w:color w:val="000000"/>
-              </w:rPr>
-            </w:pPr>
-            <w:r>
-              <w:rPr>
-                <w:color w:val="000000"/>
-              </w:rPr>
-              <w:t>16</w:t>
-            </w:r>
-          </w:p>
-        </w:tc>
-        <w:tc>
-          <w:tcPr>
-            <w:tcW w:w="1740" w:type="dxa"/>
-          </w:tcPr>
-          <w:p>
-            <w:pPr>
-              <w:pBdr>
-                <w:top w:val="nil"/>
-                <w:left w:val="nil"/>
-                <w:bottom w:val="nil"/>
-                <w:right w:val="nil"/>
-                <w:between w:val="nil"/>
-              </w:pBdr>
-              <w:spacing w:before="132"/>
-              <w:ind w:left="13" w:right="3"/>
-              <w:jc w:val="center"/>
-              <w:rPr>
-                <w:color w:val="000000"/>
-              </w:rPr>
-            </w:pPr>
-            <w:r>
-              <w:rPr>
-                <w:color w:val="000000"/>
-              </w:rPr>
-              <w:t>17</w:t>
-            </w:r>
-          </w:p>
-        </w:tc>
-        <w:tc>
-          <w:tcPr>
-            <w:tcW w:w="2038" w:type="dxa"/>
-          </w:tcPr>
-          <w:p>
-            <w:pPr>
-              <w:pBdr>
-                <w:top w:val="nil"/>
-                <w:left w:val="nil"/>
-                <w:bottom w:val="nil"/>
-                <w:right w:val="nil"/>
-                <w:between w:val="nil"/>
-              </w:pBdr>
-              <w:spacing w:before="132"/>
-              <w:ind w:left="15"/>
-              <w:jc w:val="center"/>
-              <w:rPr>
-                <w:color w:val="000000"/>
-              </w:rPr>
-            </w:pPr>
-            <w:r>
-              <w:rPr>
-                <w:color w:val="000000"/>
-              </w:rPr>
-              <w:t>MENINGKAT</w:t>
-            </w:r>
-          </w:p>
-        </w:tc>
-      </w:tr>
-      <w:tr>
-        <w:trPr>
-          <w:trHeight w:val="515"/>
-        </w:trPr>
-        <w:tc>
-          <w:tcPr>
-            <w:tcW w:w="698" w:type="dxa"/>
-          </w:tcPr>
-          <w:p>
-            <w:pPr>
-              <w:pBdr>
-                <w:top w:val="nil"/>
-                <w:left w:val="nil"/>
-                <w:bottom w:val="nil"/>
-                <w:right w:val="nil"/>
-                <w:between w:val="nil"/>
-              </w:pBdr>
-              <w:spacing w:before="131"/>
-              <w:ind w:left="7" w:right="2"/>
-              <w:jc w:val="center"/>
-              <w:rPr>
-                <w:color w:val="000000"/>
-              </w:rPr>
-            </w:pPr>
-            <w:r>
-              <w:rPr>
-                <w:color w:val="000000"/>
-              </w:rPr>
-              <w:lastRenderedPageBreak/>
-              <w:t>6</w:t>
-            </w:r>
-          </w:p>
-        </w:tc>
-        <w:tc>
-          <w:tcPr>
-            <w:tcW w:w="3151" w:type="dxa"/>
-          </w:tcPr>
-          <w:p>
-            <w:pPr>
-              <w:pBdr>
-                <w:top w:val="nil"/>
-                <w:left w:val="nil"/>
-                <w:bottom w:val="nil"/>
-                <w:right w:val="nil"/>
-                <w:between w:val="nil"/>
-              </w:pBdr>
-              <w:spacing w:before="131"/>
-              <w:ind w:left="13" w:right="1"/>
-              <w:jc w:val="center"/>
-              <w:rPr>
-                <w:color w:val="000000"/>
-              </w:rPr>
-            </w:pPr>
-            <w:r>
-              <w:rPr>
-                <w:color w:val="000000"/>
-              </w:rPr>
-              <w:t>HASLINDA BINTI ISMAIL</w:t>
-            </w:r>
-          </w:p>
-        </w:tc>
-        <w:tc>
-          <w:tcPr>
-            <w:tcW w:w="1740" w:type="dxa"/>
-          </w:tcPr>
-          <w:p>
-            <w:pPr>
-              <w:pBdr>
-                <w:top w:val="nil"/>
-                <w:left w:val="nil"/>
-                <w:bottom w:val="nil"/>
-                <w:right w:val="nil"/>
-                <w:between w:val="nil"/>
-              </w:pBdr>
-              <w:spacing w:before="131"/>
-              <w:ind w:left="13" w:right="4"/>
-              <w:jc w:val="center"/>
-              <w:rPr>
-                <w:color w:val="000000"/>
-              </w:rPr>
-            </w:pPr>
-            <w:r>
-              <w:rPr>
-                <w:color w:val="000000"/>
-              </w:rPr>
-              <w:t>16</w:t>
-            </w:r>
-          </w:p>
-        </w:tc>
-        <w:tc>
-          <w:tcPr>
-            <w:tcW w:w="1740" w:type="dxa"/>
-          </w:tcPr>
-          <w:p>
-            <w:pPr>
-              <w:pBdr>
-                <w:top w:val="nil"/>
-                <w:left w:val="nil"/>
-                <w:bottom w:val="nil"/>
-                <w:right w:val="nil"/>
-                <w:between w:val="nil"/>
-              </w:pBdr>
-              <w:spacing w:before="131"/>
-              <w:ind w:left="13" w:right="3"/>
-              <w:jc w:val="center"/>
-              <w:rPr>
-                <w:color w:val="000000"/>
-              </w:rPr>
-            </w:pPr>
-            <w:r>
-              <w:rPr>
-                <w:color w:val="000000"/>
-              </w:rPr>
-              <w:t>19</w:t>
-            </w:r>
-          </w:p>
-        </w:tc>
-        <w:tc>
-          <w:tcPr>
-            <w:tcW w:w="2038" w:type="dxa"/>
-          </w:tcPr>
-          <w:p>
-            <w:pPr>
-              <w:pBdr>
-                <w:top w:val="nil"/>
-                <w:left w:val="nil"/>
-                <w:bottom w:val="nil"/>
-                <w:right w:val="nil"/>
-                <w:between w:val="nil"/>
-              </w:pBdr>
-              <w:spacing w:before="131"/>
-              <w:ind w:left="15"/>
-              <w:jc w:val="center"/>
-              <w:rPr>
-                <w:color w:val="000000"/>
-              </w:rPr>
-            </w:pPr>
-            <w:r>
-              <w:rPr>
-                <w:color w:val="000000"/>
-              </w:rPr>
-              <w:t>MENINGKAT</w:t>
-            </w:r>
-          </w:p>
-        </w:tc>
-      </w:tr>
-    </w:tbl>
-    <w:p>
-      <w:pPr>
-        <w:pBdr>
-          <w:top w:val="nil"/>
-          <w:left w:val="nil"/>
-          <w:bottom w:val="nil"/>
-          <w:right w:val="nil"/>
-          <w:between w:val="nil"/>
-        </w:pBdr>
-        <w:jc w:val="center"/>
-        <w:rPr>
-          <w:color w:val="000000"/>
-        </w:rPr>
-        <w:sectPr>
-          <w:pgSz w:w="12240" w:h="15840"/>
-          <w:pgMar w:top="1340" w:right="360" w:bottom="960" w:left="360" w:header="353" w:footer="763" w:gutter="0"/>
-          <w:cols w:space="720"/>
-        </w:sectPr>
-      </w:pPr>
-    </w:p>
-    <w:p>
-      <w:pPr>
-        <w:pBdr>
-          <w:top w:val="nil"/>
-          <w:left w:val="nil"/>
-          <w:bottom w:val="nil"/>
-          <w:right w:val="nil"/>
-          <w:between w:val="nil"/>
-        </w:pBdr>
-        <w:spacing w:before="2"/>
-        <w:rPr>
-          <w:color w:val="000000"/>
-          <w:sz w:val="7"/>
-          <w:szCs w:val="7"/>
-        </w:rPr>
-      </w:pPr>
-    </w:p>
-    <w:tbl>
-      <w:tblPr>
-        <w:tblStyle w:val="af5"/>
-        <w:tblW w:w="9367" w:type="dxa"/>
-        <w:tblInd w:w="1090" w:type="dxa"/>
-        <w:tblBorders>
-          <w:top w:val="single" w:sz="4" w:space="0" w:color="000000"/>
-          <w:left w:val="single" w:sz="4" w:space="0" w:color="000000"/>
-          <w:bottom w:val="single" w:sz="4" w:space="0" w:color="000000"/>
-          <w:right w:val="single" w:sz="4" w:space="0" w:color="000000"/>
-          <w:insideH w:val="single" w:sz="4" w:space="0" w:color="000000"/>
-          <w:insideV w:val="single" w:sz="4" w:space="0" w:color="000000"/>
-        </w:tblBorders>
-        <w:tblLayout w:type="fixed"/>
-        <w:tblLook w:val="0000" w:firstRow="0" w:lastRow="0" w:firstColumn="0" w:lastColumn="0" w:noHBand="0" w:noVBand="0"/>
-      </w:tblPr>
-      <w:tblGrid>
-        <w:gridCol w:w="698"/>
-        <w:gridCol w:w="3151"/>
-        <w:gridCol w:w="1740"/>
-        <w:gridCol w:w="1740"/>
-        <w:gridCol w:w="2038"/>
-      </w:tblGrid>
-      <w:tr>
-        <w:trPr>
-          <w:trHeight w:val="518"/>
-        </w:trPr>
-        <w:tc>
-          <w:tcPr>
-            <w:tcW w:w="698" w:type="dxa"/>
-          </w:tcPr>
-          <w:p>
-            <w:pPr>
-              <w:pBdr>
-                <w:top w:val="nil"/>
-                <w:left w:val="nil"/>
-                <w:bottom w:val="nil"/>
-                <w:right w:val="nil"/>
-                <w:between w:val="nil"/>
-              </w:pBdr>
-              <w:spacing w:before="132"/>
-              <w:ind w:left="7" w:right="2"/>
-              <w:jc w:val="center"/>
-              <w:rPr>
-                <w:color w:val="000000"/>
-              </w:rPr>
-            </w:pPr>
-            <w:r>
-              <w:rPr>
-                <w:color w:val="000000"/>
-              </w:rPr>
-              <w:t>7</w:t>
-            </w:r>
-          </w:p>
-        </w:tc>
-        <w:tc>
-          <w:tcPr>
-            <w:tcW w:w="3151" w:type="dxa"/>
-          </w:tcPr>
-          <w:p>
-            <w:pPr>
-              <w:pBdr>
-                <w:top w:val="nil"/>
-                <w:left w:val="nil"/>
-                <w:bottom w:val="nil"/>
-                <w:right w:val="nil"/>
-                <w:between w:val="nil"/>
-              </w:pBdr>
-              <w:spacing w:before="132"/>
-              <w:ind w:left="13" w:right="3"/>
-              <w:jc w:val="center"/>
-              <w:rPr>
-                <w:color w:val="000000"/>
-              </w:rPr>
-            </w:pPr>
-            <w:r>
-              <w:rPr>
-                <w:color w:val="000000"/>
-              </w:rPr>
-              <w:t>HASRYZAL BIN HAMRI</w:t>
-            </w:r>
-          </w:p>
-        </w:tc>
-        <w:tc>
-          <w:tcPr>
-            <w:tcW w:w="1740" w:type="dxa"/>
-          </w:tcPr>
-          <w:p>
-            <w:pPr>
-              <w:pBdr>
-                <w:top w:val="nil"/>
-                <w:left w:val="nil"/>
-                <w:bottom w:val="nil"/>
-                <w:right w:val="nil"/>
-                <w:between w:val="nil"/>
-              </w:pBdr>
-              <w:spacing w:before="132"/>
-              <w:ind w:left="13" w:right="4"/>
-              <w:jc w:val="center"/>
-              <w:rPr>
-                <w:color w:val="000000"/>
-              </w:rPr>
-            </w:pPr>
-            <w:r>
-              <w:rPr>
-                <w:color w:val="000000"/>
-              </w:rPr>
-              <w:t>20</w:t>
-            </w:r>
-          </w:p>
-        </w:tc>
-        <w:tc>
-          <w:tcPr>
-            <w:tcW w:w="1740" w:type="dxa"/>
-          </w:tcPr>
-          <w:p>
-            <w:pPr>
-              <w:pBdr>
-                <w:top w:val="nil"/>
-                <w:left w:val="nil"/>
-                <w:bottom w:val="nil"/>
-                <w:right w:val="nil"/>
-                <w:between w:val="nil"/>
-              </w:pBdr>
-              <w:spacing w:before="132"/>
-              <w:ind w:left="13" w:right="3"/>
-              <w:jc w:val="center"/>
-              <w:rPr>
-                <w:color w:val="000000"/>
-              </w:rPr>
-            </w:pPr>
-            <w:r>
-              <w:rPr>
-                <w:color w:val="000000"/>
-              </w:rPr>
-              <w:t>20</w:t>
-            </w:r>
-          </w:p>
-        </w:tc>
-        <w:tc>
-          <w:tcPr>
-            <w:tcW w:w="2038" w:type="dxa"/>
-          </w:tcPr>
-          <w:p>
-            <w:pPr>
-              <w:pBdr>
-                <w:top w:val="nil"/>
-                <w:left w:val="nil"/>
-                <w:bottom w:val="nil"/>
-                <w:right w:val="nil"/>
-                <w:between w:val="nil"/>
-              </w:pBdr>
-              <w:ind w:left="232" w:firstLine="463"/>
-              <w:rPr>
-                <w:color w:val="000000"/>
-              </w:rPr>
-            </w:pPr>
-            <w:r>
-              <w:rPr>
-                <w:color w:val="000000"/>
-              </w:rPr>
-              <w:t>TIADA PENINGKATAN</w:t>
-            </w:r>
-          </w:p>
-        </w:tc>
-      </w:tr>
-      <w:tr>
-        <w:trPr>
-          <w:trHeight w:val="515"/>
-        </w:trPr>
-        <w:tc>
-          <w:tcPr>
-            <w:tcW w:w="698" w:type="dxa"/>
-          </w:tcPr>
-          <w:p>
-            <w:pPr>
-              <w:pBdr>
-                <w:top w:val="nil"/>
-                <w:left w:val="nil"/>
-                <w:bottom w:val="nil"/>
-                <w:right w:val="nil"/>
-                <w:between w:val="nil"/>
-              </w:pBdr>
-              <w:spacing w:before="132"/>
-              <w:ind w:left="7" w:right="2"/>
-              <w:jc w:val="center"/>
-              <w:rPr>
-                <w:color w:val="000000"/>
-              </w:rPr>
-            </w:pPr>
-            <w:r>
-              <w:rPr>
-                <w:color w:val="000000"/>
-              </w:rPr>
-              <w:t>8</w:t>
-            </w:r>
-          </w:p>
-        </w:tc>
-        <w:tc>
-          <w:tcPr>
-            <w:tcW w:w="3151" w:type="dxa"/>
-          </w:tcPr>
-          <w:p>
-            <w:pPr>
-              <w:pBdr>
-                <w:top w:val="nil"/>
-                <w:left w:val="nil"/>
-                <w:bottom w:val="nil"/>
-                <w:right w:val="nil"/>
-                <w:between w:val="nil"/>
-              </w:pBdr>
-              <w:spacing w:line="252" w:lineRule="auto"/>
-              <w:ind w:left="1221" w:right="431" w:hanging="778"/>
-              <w:rPr>
-                <w:color w:val="000000"/>
-              </w:rPr>
-            </w:pPr>
-            <w:r>
-              <w:rPr>
-                <w:color w:val="000000"/>
-              </w:rPr>
-              <w:t>HUBAIYAH BINTI ABD HAMID</w:t>
-            </w:r>
-          </w:p>
-        </w:tc>
-        <w:tc>
-          <w:tcPr>
-            <w:tcW w:w="1740" w:type="dxa"/>
-          </w:tcPr>
-          <w:p>
-            <w:pPr>
-              <w:pBdr>
-                <w:top w:val="nil"/>
-                <w:left w:val="nil"/>
-                <w:bottom w:val="nil"/>
-                <w:right w:val="nil"/>
-                <w:between w:val="nil"/>
-              </w:pBdr>
-              <w:spacing w:before="132"/>
-              <w:ind w:left="13" w:right="4"/>
-              <w:jc w:val="center"/>
-              <w:rPr>
-                <w:color w:val="000000"/>
-              </w:rPr>
-            </w:pPr>
-            <w:r>
-              <w:rPr>
-                <w:color w:val="000000"/>
-              </w:rPr>
-              <w:t>17</w:t>
-            </w:r>
-          </w:p>
-        </w:tc>
-        <w:tc>
-          <w:tcPr>
-            <w:tcW w:w="1740" w:type="dxa"/>
-          </w:tcPr>
-          <w:p>
-            <w:pPr>
-              <w:pBdr>
-                <w:top w:val="nil"/>
-                <w:left w:val="nil"/>
-                <w:bottom w:val="nil"/>
-                <w:right w:val="nil"/>
-                <w:between w:val="nil"/>
-              </w:pBdr>
-              <w:spacing w:before="132"/>
-              <w:ind w:left="13" w:right="3"/>
-              <w:jc w:val="center"/>
-              <w:rPr>
-                <w:color w:val="000000"/>
-              </w:rPr>
-            </w:pPr>
-            <w:r>
-              <w:rPr>
-                <w:color w:val="000000"/>
-              </w:rPr>
-              <w:t>20</w:t>
-            </w:r>
-          </w:p>
-        </w:tc>
-        <w:tc>
-          <w:tcPr>
-            <w:tcW w:w="2038" w:type="dxa"/>
-          </w:tcPr>
-          <w:p>
-            <w:pPr>
-              <w:pBdr>
-                <w:top w:val="nil"/>
-                <w:left w:val="nil"/>
-                <w:bottom w:val="nil"/>
-                <w:right w:val="nil"/>
-                <w:between w:val="nil"/>
-              </w:pBdr>
-              <w:spacing w:before="132"/>
-              <w:ind w:left="15"/>
-              <w:jc w:val="center"/>
-              <w:rPr>
-                <w:color w:val="000000"/>
-              </w:rPr>
-            </w:pPr>
-            <w:r>
-              <w:rPr>
-                <w:color w:val="000000"/>
-              </w:rPr>
-              <w:t>MENINGKAT</w:t>
-            </w:r>
-          </w:p>
-        </w:tc>
-      </w:tr>
-      <w:tr>
-        <w:trPr>
-          <w:trHeight w:val="518"/>
-        </w:trPr>
-        <w:tc>
-          <w:tcPr>
-            <w:tcW w:w="698" w:type="dxa"/>
-          </w:tcPr>
-          <w:p>
-            <w:pPr>
-              <w:pBdr>
-                <w:top w:val="nil"/>
-                <w:left w:val="nil"/>
-                <w:bottom w:val="nil"/>
-                <w:right w:val="nil"/>
-                <w:between w:val="nil"/>
-              </w:pBdr>
-              <w:spacing w:before="132"/>
-              <w:ind w:left="7" w:right="2"/>
-              <w:jc w:val="center"/>
-              <w:rPr>
-                <w:color w:val="000000"/>
-              </w:rPr>
-            </w:pPr>
-            <w:r>
-              <w:rPr>
-                <w:color w:val="000000"/>
-              </w:rPr>
-              <w:t>9</w:t>
-            </w:r>
-          </w:p>
-        </w:tc>
-        <w:tc>
-          <w:tcPr>
-            <w:tcW w:w="3151" w:type="dxa"/>
-          </w:tcPr>
-          <w:p>
-            <w:pPr>
-              <w:pBdr>
-                <w:top w:val="nil"/>
-                <w:left w:val="nil"/>
-                <w:bottom w:val="nil"/>
-                <w:right w:val="nil"/>
-                <w:between w:val="nil"/>
-              </w:pBdr>
-              <w:spacing w:before="132"/>
-              <w:ind w:left="13"/>
-              <w:jc w:val="center"/>
-              <w:rPr>
-                <w:color w:val="000000"/>
-              </w:rPr>
-            </w:pPr>
-            <w:r>
-              <w:rPr>
-                <w:color w:val="000000"/>
-              </w:rPr>
-              <w:t>JAAFAR SALLEH</w:t>
-            </w:r>
-          </w:p>
-        </w:tc>
-        <w:tc>
-          <w:tcPr>
-            <w:tcW w:w="1740" w:type="dxa"/>
-          </w:tcPr>
-          <w:p>
-            <w:pPr>
-              <w:pBdr>
-                <w:top w:val="nil"/>
-                <w:left w:val="nil"/>
-                <w:bottom w:val="nil"/>
-                <w:right w:val="nil"/>
-                <w:between w:val="nil"/>
-              </w:pBdr>
-              <w:spacing w:before="132"/>
-              <w:ind w:left="13" w:right="4"/>
-              <w:jc w:val="center"/>
-              <w:rPr>
-                <w:color w:val="000000"/>
-              </w:rPr>
-            </w:pPr>
-            <w:r>
-              <w:rPr>
-                <w:color w:val="000000"/>
-              </w:rPr>
-              <w:t>19</w:t>
-            </w:r>
-          </w:p>
-        </w:tc>
-        <w:tc>
-          <w:tcPr>
-            <w:tcW w:w="1740" w:type="dxa"/>
-          </w:tcPr>
-          <w:p>
-            <w:pPr>
-              <w:pBdr>
-                <w:top w:val="nil"/>
-                <w:left w:val="nil"/>
-                <w:bottom w:val="nil"/>
-                <w:right w:val="nil"/>
-                <w:between w:val="nil"/>
-              </w:pBdr>
-              <w:spacing w:before="132"/>
-              <w:ind w:left="13" w:right="3"/>
-              <w:jc w:val="center"/>
-              <w:rPr>
-                <w:color w:val="000000"/>
-              </w:rPr>
-            </w:pPr>
-            <w:r>
-              <w:rPr>
-                <w:color w:val="000000"/>
-              </w:rPr>
-              <w:t>19</w:t>
-            </w:r>
-          </w:p>
-        </w:tc>
-        <w:tc>
-          <w:tcPr>
-            <w:tcW w:w="2038" w:type="dxa"/>
-          </w:tcPr>
-          <w:p>
-            <w:pPr>
-              <w:pBdr>
-                <w:top w:val="nil"/>
-                <w:left w:val="nil"/>
-                <w:bottom w:val="nil"/>
-                <w:right w:val="nil"/>
-                <w:between w:val="nil"/>
-              </w:pBdr>
-              <w:spacing w:line="252" w:lineRule="auto"/>
-              <w:ind w:left="232" w:firstLine="463"/>
-              <w:rPr>
-                <w:color w:val="000000"/>
-              </w:rPr>
-            </w:pPr>
-            <w:r>
-              <w:rPr>
-                <w:color w:val="000000"/>
-              </w:rPr>
-              <w:t>TIADA PENINGKATAN</w:t>
-            </w:r>
-          </w:p>
-        </w:tc>
-      </w:tr>
-      <w:tr>
-        <w:trPr>
-          <w:trHeight w:val="515"/>
-        </w:trPr>
-        <w:tc>
-          <w:tcPr>
-            <w:tcW w:w="698" w:type="dxa"/>
-          </w:tcPr>
-          <w:p>
-            <w:pPr>
-              <w:pBdr>
-                <w:top w:val="nil"/>
-                <w:left w:val="nil"/>
-                <w:bottom w:val="nil"/>
-                <w:right w:val="nil"/>
-                <w:between w:val="nil"/>
-              </w:pBdr>
-              <w:spacing w:before="132"/>
-              <w:ind w:left="7"/>
-              <w:jc w:val="center"/>
-              <w:rPr>
-                <w:color w:val="000000"/>
-              </w:rPr>
-            </w:pPr>
-            <w:r>
-              <w:rPr>
-                <w:color w:val="000000"/>
-              </w:rPr>
-              <w:t>10</w:t>
-            </w:r>
-          </w:p>
-        </w:tc>
-        <w:tc>
-          <w:tcPr>
-            <w:tcW w:w="3151" w:type="dxa"/>
-          </w:tcPr>
-          <w:p>
-            <w:pPr>
-              <w:pBdr>
-                <w:top w:val="nil"/>
-                <w:left w:val="nil"/>
-                <w:bottom w:val="nil"/>
-                <w:right w:val="nil"/>
-                <w:between w:val="nil"/>
-              </w:pBdr>
-              <w:ind w:left="1173" w:hanging="924"/>
-              <w:rPr>
-                <w:color w:val="000000"/>
-              </w:rPr>
-            </w:pPr>
-            <w:r>
-              <w:rPr>
-                <w:color w:val="000000"/>
-              </w:rPr>
-              <w:t>MOHD HAIRUL NIZAL BIN JOHARI</w:t>
-            </w:r>
-          </w:p>
-        </w:tc>
-        <w:tc>
-          <w:tcPr>
-            <w:tcW w:w="1740" w:type="dxa"/>
-          </w:tcPr>
-          <w:p>
-            <w:pPr>
-              <w:pBdr>
-                <w:top w:val="nil"/>
-                <w:left w:val="nil"/>
-                <w:bottom w:val="nil"/>
-                <w:right w:val="nil"/>
-                <w:between w:val="nil"/>
-              </w:pBdr>
-              <w:spacing w:before="132"/>
-              <w:ind w:left="13" w:right="4"/>
-              <w:jc w:val="center"/>
-              <w:rPr>
-                <w:color w:val="000000"/>
-              </w:rPr>
-            </w:pPr>
-            <w:r>
-              <w:rPr>
-                <w:color w:val="000000"/>
-              </w:rPr>
-              <w:t>16</w:t>
-            </w:r>
-          </w:p>
-        </w:tc>
-        <w:tc>
-          <w:tcPr>
-            <w:tcW w:w="1740" w:type="dxa"/>
-          </w:tcPr>
-          <w:p>
-            <w:pPr>
-              <w:pBdr>
-                <w:top w:val="nil"/>
-                <w:left w:val="nil"/>
-                <w:bottom w:val="nil"/>
-                <w:right w:val="nil"/>
-                <w:between w:val="nil"/>
-              </w:pBdr>
-              <w:spacing w:before="132"/>
-              <w:ind w:left="13" w:right="3"/>
-              <w:jc w:val="center"/>
-              <w:rPr>
-                <w:color w:val="000000"/>
-              </w:rPr>
-            </w:pPr>
-            <w:r>
-              <w:rPr>
-                <w:color w:val="000000"/>
-              </w:rPr>
-              <w:t>19</w:t>
-            </w:r>
-          </w:p>
-        </w:tc>
-        <w:tc>
-          <w:tcPr>
-            <w:tcW w:w="2038" w:type="dxa"/>
-          </w:tcPr>
-          <w:p>
-            <w:pPr>
-              <w:pBdr>
-                <w:top w:val="nil"/>
-                <w:left w:val="nil"/>
-                <w:bottom w:val="nil"/>
-                <w:right w:val="nil"/>
-                <w:between w:val="nil"/>
-              </w:pBdr>
-              <w:spacing w:before="132"/>
-              <w:ind w:left="15"/>
-              <w:jc w:val="center"/>
-              <w:rPr>
-                <w:color w:val="000000"/>
-              </w:rPr>
-            </w:pPr>
-            <w:r>
-              <w:rPr>
-                <w:color w:val="000000"/>
-              </w:rPr>
-              <w:t>MENINGKAT</w:t>
-            </w:r>
-          </w:p>
-        </w:tc>
-      </w:tr>
-      <w:tr>
-        <w:trPr>
-          <w:trHeight w:val="517"/>
-        </w:trPr>
-        <w:tc>
-          <w:tcPr>
-            <w:tcW w:w="698" w:type="dxa"/>
-          </w:tcPr>
-          <w:p>
-            <w:pPr>
-              <w:pBdr>
-                <w:top w:val="nil"/>
-                <w:left w:val="nil"/>
-                <w:bottom w:val="nil"/>
-                <w:right w:val="nil"/>
-                <w:between w:val="nil"/>
-              </w:pBdr>
-              <w:spacing w:before="134"/>
-              <w:ind w:left="7"/>
-              <w:jc w:val="center"/>
-              <w:rPr>
-                <w:color w:val="000000"/>
-              </w:rPr>
-            </w:pPr>
-            <w:r>
-              <w:rPr>
-                <w:color w:val="000000"/>
-              </w:rPr>
-              <w:t>11</w:t>
-            </w:r>
-          </w:p>
-        </w:tc>
-        <w:tc>
-          <w:tcPr>
-            <w:tcW w:w="3151" w:type="dxa"/>
-          </w:tcPr>
-          <w:p>
-            <w:pPr>
-              <w:pBdr>
-                <w:top w:val="nil"/>
-                <w:left w:val="nil"/>
-                <w:bottom w:val="nil"/>
-                <w:right w:val="nil"/>
-                <w:between w:val="nil"/>
-              </w:pBdr>
-              <w:spacing w:line="252" w:lineRule="auto"/>
-              <w:ind w:left="1039" w:hanging="447"/>
-              <w:rPr>
-                <w:color w:val="000000"/>
-              </w:rPr>
-            </w:pPr>
-            <w:r>
-              <w:rPr>
-                <w:color w:val="000000"/>
-              </w:rPr>
-              <w:t>MOHD ZAHARI BIN SHAHRAN</w:t>
-            </w:r>
-          </w:p>
-        </w:tc>
-        <w:tc>
-          <w:tcPr>
-            <w:tcW w:w="1740" w:type="dxa"/>
-          </w:tcPr>
-          <w:p>
-            <w:pPr>
-              <w:pBdr>
-                <w:top w:val="nil"/>
-                <w:left w:val="nil"/>
-                <w:bottom w:val="nil"/>
-                <w:right w:val="nil"/>
-                <w:between w:val="nil"/>
-              </w:pBdr>
-              <w:spacing w:before="134"/>
-              <w:ind w:left="13" w:right="4"/>
-              <w:jc w:val="center"/>
-              <w:rPr>
-                <w:color w:val="000000"/>
-              </w:rPr>
-            </w:pPr>
-            <w:r>
-              <w:rPr>
-                <w:color w:val="000000"/>
-              </w:rPr>
-              <w:t>19</w:t>
-            </w:r>
-          </w:p>
-        </w:tc>
-        <w:tc>
-          <w:tcPr>
-            <w:tcW w:w="1740" w:type="dxa"/>
-          </w:tcPr>
-          <w:p>
-            <w:pPr>
-              <w:pBdr>
-                <w:top w:val="nil"/>
-                <w:left w:val="nil"/>
-                <w:bottom w:val="nil"/>
-                <w:right w:val="nil"/>
-                <w:between w:val="nil"/>
-              </w:pBdr>
-              <w:spacing w:before="134"/>
-              <w:ind w:left="13" w:right="3"/>
-              <w:jc w:val="center"/>
-              <w:rPr>
-                <w:color w:val="000000"/>
-              </w:rPr>
-            </w:pPr>
-            <w:r>
-              <w:rPr>
-                <w:color w:val="000000"/>
-              </w:rPr>
-              <w:t>20</w:t>
-            </w:r>
-          </w:p>
-        </w:tc>
-        <w:tc>
-          <w:tcPr>
-            <w:tcW w:w="2038" w:type="dxa"/>
-          </w:tcPr>
-          <w:p>
-            <w:pPr>
-              <w:pBdr>
-                <w:top w:val="nil"/>
-                <w:left w:val="nil"/>
-                <w:bottom w:val="nil"/>
-                <w:right w:val="nil"/>
-                <w:between w:val="nil"/>
-              </w:pBdr>
-              <w:spacing w:before="134"/>
-              <w:ind w:left="15"/>
-              <w:jc w:val="center"/>
-              <w:rPr>
-                <w:color w:val="000000"/>
-              </w:rPr>
-            </w:pPr>
-            <w:r>
-              <w:rPr>
-                <w:color w:val="000000"/>
-              </w:rPr>
-              <w:t>MENINGKAT</w:t>
-            </w:r>
-          </w:p>
-        </w:tc>
-      </w:tr>
-      <w:tr>
-        <w:trPr>
-          <w:trHeight w:val="518"/>
-        </w:trPr>
-        <w:tc>
-          <w:tcPr>
-            <w:tcW w:w="698" w:type="dxa"/>
-          </w:tcPr>
-          <w:p>
-            <w:pPr>
-              <w:pBdr>
-                <w:top w:val="nil"/>
-                <w:left w:val="nil"/>
-                <w:bottom w:val="nil"/>
-                <w:right w:val="nil"/>
-                <w:between w:val="nil"/>
-              </w:pBdr>
-              <w:spacing w:before="132"/>
-              <w:ind w:left="7"/>
-              <w:jc w:val="center"/>
-              <w:rPr>
-                <w:color w:val="000000"/>
-              </w:rPr>
-            </w:pPr>
-            <w:r>
-              <w:rPr>
-                <w:color w:val="000000"/>
-              </w:rPr>
-              <w:t>12</w:t>
-            </w:r>
-          </w:p>
-        </w:tc>
-        <w:tc>
-          <w:tcPr>
-            <w:tcW w:w="3151" w:type="dxa"/>
-          </w:tcPr>
-          <w:p>
-            <w:pPr>
-              <w:pBdr>
-                <w:top w:val="nil"/>
-                <w:left w:val="nil"/>
-                <w:bottom w:val="nil"/>
-                <w:right w:val="nil"/>
-                <w:between w:val="nil"/>
-              </w:pBdr>
-              <w:ind w:left="818" w:hanging="648"/>
-              <w:rPr>
-                <w:color w:val="000000"/>
-              </w:rPr>
-            </w:pPr>
-            <w:r>
-              <w:rPr>
-                <w:color w:val="000000"/>
-              </w:rPr>
-              <w:t>NIK MURNISHAH BINTI NIK HASKHASHAH</w:t>
-            </w:r>
-          </w:p>
-        </w:tc>
-        <w:tc>
-          <w:tcPr>
-            <w:tcW w:w="1740" w:type="dxa"/>
-          </w:tcPr>
-          <w:p>
-            <w:pPr>
-              <w:pBdr>
-                <w:top w:val="nil"/>
-                <w:left w:val="nil"/>
-                <w:bottom w:val="nil"/>
-                <w:right w:val="nil"/>
-                <w:between w:val="nil"/>
-              </w:pBdr>
-              <w:spacing w:before="132"/>
-              <w:ind w:left="13" w:right="4"/>
-              <w:jc w:val="center"/>
-              <w:rPr>
-                <w:color w:val="000000"/>
-              </w:rPr>
-            </w:pPr>
-            <w:r>
-              <w:rPr>
-                <w:color w:val="000000"/>
-              </w:rPr>
-              <w:t>17</w:t>
-            </w:r>
-          </w:p>
-        </w:tc>
-        <w:tc>
-          <w:tcPr>
-            <w:tcW w:w="1740" w:type="dxa"/>
-          </w:tcPr>
-          <w:p>
-            <w:pPr>
-              <w:pBdr>
-                <w:top w:val="nil"/>
-                <w:left w:val="nil"/>
-                <w:bottom w:val="nil"/>
-                <w:right w:val="nil"/>
-                <w:between w:val="nil"/>
-              </w:pBdr>
-              <w:spacing w:before="132"/>
-              <w:ind w:left="13" w:right="3"/>
-              <w:jc w:val="center"/>
-              <w:rPr>
-                <w:color w:val="000000"/>
-              </w:rPr>
-            </w:pPr>
-            <w:r>
-              <w:rPr>
-                <w:color w:val="000000"/>
-              </w:rPr>
-              <w:t>20</w:t>
-            </w:r>
-          </w:p>
-        </w:tc>
-        <w:tc>
-          <w:tcPr>
-            <w:tcW w:w="2038" w:type="dxa"/>
-          </w:tcPr>
-          <w:p>
-            <w:pPr>
-              <w:pBdr>
-                <w:top w:val="nil"/>
-                <w:left w:val="nil"/>
-                <w:bottom w:val="nil"/>
-                <w:right w:val="nil"/>
-                <w:between w:val="nil"/>
-              </w:pBdr>
-              <w:spacing w:before="132"/>
-              <w:ind w:left="15"/>
-              <w:jc w:val="center"/>
-              <w:rPr>
-                <w:color w:val="000000"/>
-              </w:rPr>
-            </w:pPr>
-            <w:r>
-              <w:rPr>
-                <w:color w:val="000000"/>
-              </w:rPr>
-              <w:t>MENINGKAT</w:t>
-            </w:r>
-          </w:p>
-        </w:tc>
-      </w:tr>
-      <w:tr>
-        <w:trPr>
-          <w:trHeight w:val="516"/>
-        </w:trPr>
-        <w:tc>
-          <w:tcPr>
-            <w:tcW w:w="698" w:type="dxa"/>
-          </w:tcPr>
-          <w:p>
-            <w:pPr>
-              <w:pBdr>
-                <w:top w:val="nil"/>
-                <w:left w:val="nil"/>
-                <w:bottom w:val="nil"/>
-                <w:right w:val="nil"/>
-                <w:between w:val="nil"/>
-              </w:pBdr>
-              <w:spacing w:before="132"/>
-              <w:ind w:left="7"/>
-              <w:jc w:val="center"/>
-              <w:rPr>
-                <w:color w:val="000000"/>
-              </w:rPr>
-            </w:pPr>
-            <w:r>
-              <w:rPr>
-                <w:color w:val="000000"/>
-              </w:rPr>
-              <w:t>13</w:t>
-            </w:r>
-          </w:p>
-        </w:tc>
-        <w:tc>
-          <w:tcPr>
-            <w:tcW w:w="3151" w:type="dxa"/>
-          </w:tcPr>
-          <w:p>
-            <w:pPr>
-              <w:pBdr>
-                <w:top w:val="nil"/>
-                <w:left w:val="nil"/>
-                <w:bottom w:val="nil"/>
-                <w:right w:val="nil"/>
-                <w:between w:val="nil"/>
-              </w:pBdr>
-              <w:spacing w:line="252" w:lineRule="auto"/>
-              <w:ind w:left="837" w:right="425" w:hanging="399"/>
-              <w:rPr>
-                <w:color w:val="000000"/>
-              </w:rPr>
-            </w:pPr>
-            <w:r>
-              <w:rPr>
-                <w:color w:val="000000"/>
-              </w:rPr>
-              <w:t>NORELIZAWATI BINTI SHAMSUDDIN</w:t>
-            </w:r>
-          </w:p>
-        </w:tc>
-        <w:tc>
-          <w:tcPr>
-            <w:tcW w:w="1740" w:type="dxa"/>
-          </w:tcPr>
-          <w:p>
-            <w:pPr>
-              <w:pBdr>
-                <w:top w:val="nil"/>
-                <w:left w:val="nil"/>
-                <w:bottom w:val="nil"/>
-                <w:right w:val="nil"/>
-                <w:between w:val="nil"/>
-              </w:pBdr>
-              <w:spacing w:before="132"/>
-              <w:ind w:left="13" w:right="4"/>
-              <w:jc w:val="center"/>
-              <w:rPr>
-                <w:color w:val="000000"/>
-              </w:rPr>
-            </w:pPr>
-            <w:r>
-              <w:rPr>
-                <w:color w:val="000000"/>
-              </w:rPr>
-              <w:t>13</w:t>
-            </w:r>
-          </w:p>
-        </w:tc>
-        <w:tc>
-          <w:tcPr>
-            <w:tcW w:w="1740" w:type="dxa"/>
-          </w:tcPr>
-          <w:p>
-            <w:pPr>
-              <w:pBdr>
-                <w:top w:val="nil"/>
-                <w:left w:val="nil"/>
-                <w:bottom w:val="nil"/>
-                <w:right w:val="nil"/>
-                <w:between w:val="nil"/>
-              </w:pBdr>
-              <w:spacing w:before="132"/>
-              <w:ind w:left="13" w:right="3"/>
-              <w:jc w:val="center"/>
-              <w:rPr>
-                <w:color w:val="000000"/>
-              </w:rPr>
-            </w:pPr>
-            <w:r>
-              <w:rPr>
-                <w:color w:val="000000"/>
-              </w:rPr>
-              <w:t>14</w:t>
-            </w:r>
-          </w:p>
-        </w:tc>
-        <w:tc>
-          <w:tcPr>
-            <w:tcW w:w="2038" w:type="dxa"/>
-          </w:tcPr>
-          <w:p>
-            <w:pPr>
-              <w:pBdr>
-                <w:top w:val="nil"/>
-                <w:left w:val="nil"/>
-                <w:bottom w:val="nil"/>
-                <w:right w:val="nil"/>
-                <w:between w:val="nil"/>
-              </w:pBdr>
-              <w:spacing w:before="132"/>
-              <w:ind w:left="15"/>
-              <w:jc w:val="center"/>
-              <w:rPr>
-                <w:color w:val="000000"/>
-              </w:rPr>
-            </w:pPr>
-            <w:r>
-              <w:rPr>
-                <w:color w:val="000000"/>
-              </w:rPr>
-              <w:t>MENINGKAT</w:t>
-            </w:r>
-          </w:p>
-        </w:tc>
-      </w:tr>
-      <w:tr>
-        <w:trPr>
-          <w:trHeight w:val="517"/>
-        </w:trPr>
-        <w:tc>
-          <w:tcPr>
-            <w:tcW w:w="698" w:type="dxa"/>
-          </w:tcPr>
-          <w:p>
-            <w:pPr>
-              <w:pBdr>
-                <w:top w:val="nil"/>
-                <w:left w:val="nil"/>
-                <w:bottom w:val="nil"/>
-                <w:right w:val="nil"/>
-                <w:between w:val="nil"/>
-              </w:pBdr>
-              <w:spacing w:before="132"/>
-              <w:ind w:left="7"/>
-              <w:jc w:val="center"/>
-              <w:rPr>
-                <w:color w:val="000000"/>
-              </w:rPr>
-            </w:pPr>
-            <w:r>
-              <w:rPr>
-                <w:color w:val="000000"/>
-              </w:rPr>
-              <w:t>14</w:t>
-            </w:r>
-          </w:p>
-        </w:tc>
-        <w:tc>
-          <w:tcPr>
-            <w:tcW w:w="3151" w:type="dxa"/>
-          </w:tcPr>
-          <w:p>
-            <w:pPr>
-              <w:pBdr>
-                <w:top w:val="nil"/>
-                <w:left w:val="nil"/>
-                <w:bottom w:val="nil"/>
-                <w:right w:val="nil"/>
-                <w:between w:val="nil"/>
-              </w:pBdr>
-              <w:spacing w:line="252" w:lineRule="auto"/>
-              <w:ind w:left="976" w:hanging="454"/>
-              <w:rPr>
-                <w:color w:val="000000"/>
-              </w:rPr>
-            </w:pPr>
-            <w:r>
-              <w:rPr>
-                <w:color w:val="000000"/>
-              </w:rPr>
-              <w:t>NORFAZELAH BINTI AWILLUDIN</w:t>
-            </w:r>
-          </w:p>
-        </w:tc>
-        <w:tc>
-          <w:tcPr>
-            <w:tcW w:w="1740" w:type="dxa"/>
-          </w:tcPr>
-          <w:p>
-            <w:pPr>
-              <w:pBdr>
-                <w:top w:val="nil"/>
-                <w:left w:val="nil"/>
-                <w:bottom w:val="nil"/>
-                <w:right w:val="nil"/>
-                <w:between w:val="nil"/>
-              </w:pBdr>
-              <w:spacing w:before="132"/>
-              <w:ind w:left="13" w:right="4"/>
-              <w:jc w:val="center"/>
-              <w:rPr>
-                <w:color w:val="000000"/>
-              </w:rPr>
-            </w:pPr>
-            <w:r>
-              <w:rPr>
-                <w:color w:val="000000"/>
-              </w:rPr>
-              <w:t>18</w:t>
-            </w:r>
-          </w:p>
-        </w:tc>
-        <w:tc>
-          <w:tcPr>
-            <w:tcW w:w="1740" w:type="dxa"/>
-          </w:tcPr>
-          <w:p>
-            <w:pPr>
-              <w:pBdr>
-                <w:top w:val="nil"/>
-                <w:left w:val="nil"/>
-                <w:bottom w:val="nil"/>
-                <w:right w:val="nil"/>
-                <w:between w:val="nil"/>
-              </w:pBdr>
-              <w:spacing w:before="132"/>
-              <w:ind w:left="13" w:right="3"/>
-              <w:jc w:val="center"/>
-              <w:rPr>
-                <w:color w:val="000000"/>
-              </w:rPr>
-            </w:pPr>
-            <w:r>
-              <w:rPr>
-                <w:color w:val="000000"/>
-              </w:rPr>
-              <w:t>19</w:t>
-            </w:r>
-          </w:p>
-        </w:tc>
-        <w:tc>
-          <w:tcPr>
-            <w:tcW w:w="2038" w:type="dxa"/>
-          </w:tcPr>
-          <w:p>
-            <w:pPr>
-              <w:pBdr>
-                <w:top w:val="nil"/>
-                <w:left w:val="nil"/>
-                <w:bottom w:val="nil"/>
-                <w:right w:val="nil"/>
-                <w:between w:val="nil"/>
-              </w:pBdr>
-              <w:spacing w:before="132"/>
-              <w:ind w:left="15"/>
-              <w:jc w:val="center"/>
-              <w:rPr>
-                <w:color w:val="000000"/>
-              </w:rPr>
-            </w:pPr>
-            <w:r>
-              <w:rPr>
-                <w:color w:val="000000"/>
-              </w:rPr>
-              <w:t>MENINGKAT</w:t>
-            </w:r>
-          </w:p>
-        </w:tc>
-      </w:tr>
-      <w:tr>
-        <w:trPr>
-          <w:trHeight w:val="515"/>
-        </w:trPr>
-        <w:tc>
-          <w:tcPr>
-            <w:tcW w:w="698" w:type="dxa"/>
-          </w:tcPr>
-          <w:p>
-            <w:pPr>
-              <w:pBdr>
-                <w:top w:val="nil"/>
-                <w:left w:val="nil"/>
-                <w:bottom w:val="nil"/>
-                <w:right w:val="nil"/>
-                <w:between w:val="nil"/>
-              </w:pBdr>
-              <w:spacing w:before="132"/>
-              <w:ind w:left="7"/>
-              <w:jc w:val="center"/>
-              <w:rPr>
-                <w:color w:val="000000"/>
-              </w:rPr>
-            </w:pPr>
-            <w:r>
-              <w:rPr>
-                <w:color w:val="000000"/>
-              </w:rPr>
-              <w:t>15</w:t>
-            </w:r>
-          </w:p>
-        </w:tc>
-        <w:tc>
-          <w:tcPr>
-            <w:tcW w:w="3151" w:type="dxa"/>
-          </w:tcPr>
-          <w:p>
-            <w:pPr>
-              <w:pBdr>
-                <w:top w:val="nil"/>
-                <w:left w:val="nil"/>
-                <w:bottom w:val="nil"/>
-                <w:right w:val="nil"/>
-                <w:between w:val="nil"/>
-              </w:pBdr>
-              <w:ind w:left="1214" w:hanging="874"/>
-              <w:rPr>
-                <w:color w:val="000000"/>
-              </w:rPr>
-            </w:pPr>
-            <w:r>
-              <w:rPr>
-                <w:color w:val="000000"/>
-              </w:rPr>
-              <w:t>NORHAYATI BINTI MHD SALEH</w:t>
-            </w:r>
-          </w:p>
-        </w:tc>
-        <w:tc>
-          <w:tcPr>
-            <w:tcW w:w="1740" w:type="dxa"/>
-          </w:tcPr>
-          <w:p>
-            <w:pPr>
-              <w:pBdr>
-                <w:top w:val="nil"/>
-                <w:left w:val="nil"/>
-                <w:bottom w:val="nil"/>
-                <w:right w:val="nil"/>
-                <w:between w:val="nil"/>
-              </w:pBdr>
-              <w:spacing w:before="132"/>
-              <w:ind w:left="13" w:right="4"/>
-              <w:jc w:val="center"/>
-              <w:rPr>
-                <w:color w:val="000000"/>
-              </w:rPr>
-            </w:pPr>
-            <w:r>
-              <w:rPr>
-                <w:color w:val="000000"/>
-              </w:rPr>
-              <w:t>17</w:t>
-            </w:r>
-          </w:p>
-        </w:tc>
-        <w:tc>
-          <w:tcPr>
-            <w:tcW w:w="1740" w:type="dxa"/>
-          </w:tcPr>
-          <w:p>
-            <w:pPr>
-              <w:pBdr>
-                <w:top w:val="nil"/>
-                <w:left w:val="nil"/>
-                <w:bottom w:val="nil"/>
-                <w:right w:val="nil"/>
-                <w:between w:val="nil"/>
-              </w:pBdr>
-              <w:spacing w:before="132"/>
-              <w:ind w:left="13" w:right="3"/>
-              <w:jc w:val="center"/>
-              <w:rPr>
-                <w:color w:val="000000"/>
-              </w:rPr>
-            </w:pPr>
-            <w:r>
-              <w:rPr>
-                <w:color w:val="000000"/>
-              </w:rPr>
-              <w:t>20</w:t>
-            </w:r>
-          </w:p>
-        </w:tc>
-        <w:tc>
-          <w:tcPr>
-            <w:tcW w:w="2038" w:type="dxa"/>
-          </w:tcPr>
-          <w:p>
-            <w:pPr>
-              <w:pBdr>
-                <w:top w:val="nil"/>
-                <w:left w:val="nil"/>
-                <w:bottom w:val="nil"/>
-                <w:right w:val="nil"/>
-                <w:between w:val="nil"/>
-              </w:pBdr>
-              <w:spacing w:before="132"/>
-              <w:ind w:left="15"/>
-              <w:jc w:val="center"/>
-              <w:rPr>
-                <w:color w:val="000000"/>
-              </w:rPr>
-            </w:pPr>
-            <w:r>
-              <w:rPr>
-                <w:color w:val="000000"/>
-              </w:rPr>
-              <w:t>MENINGKAT</w:t>
-            </w:r>
-          </w:p>
-        </w:tc>
-      </w:tr>
-      <w:tr>
-        <w:trPr>
-          <w:trHeight w:val="518"/>
-        </w:trPr>
-        <w:tc>
-          <w:tcPr>
-            <w:tcW w:w="698" w:type="dxa"/>
-          </w:tcPr>
-          <w:p>
-            <w:pPr>
-              <w:pBdr>
-                <w:top w:val="nil"/>
-                <w:left w:val="nil"/>
-                <w:bottom w:val="nil"/>
-                <w:right w:val="nil"/>
-                <w:between w:val="nil"/>
-              </w:pBdr>
-              <w:spacing w:before="132"/>
-              <w:ind w:left="7"/>
-              <w:jc w:val="center"/>
-              <w:rPr>
-                <w:color w:val="000000"/>
-              </w:rPr>
-            </w:pPr>
-            <w:r>
-              <w:rPr>
-                <w:color w:val="000000"/>
-              </w:rPr>
-              <w:t>16</w:t>
-            </w:r>
-          </w:p>
-        </w:tc>
-        <w:tc>
-          <w:tcPr>
-            <w:tcW w:w="3151" w:type="dxa"/>
-          </w:tcPr>
-          <w:p>
-            <w:pPr>
-              <w:pBdr>
-                <w:top w:val="nil"/>
-                <w:left w:val="nil"/>
-                <w:bottom w:val="nil"/>
-                <w:right w:val="nil"/>
-                <w:between w:val="nil"/>
-              </w:pBdr>
-              <w:spacing w:line="252" w:lineRule="auto"/>
-              <w:ind w:left="996" w:hanging="617"/>
-              <w:rPr>
-                <w:color w:val="000000"/>
-              </w:rPr>
-            </w:pPr>
-            <w:r>
-              <w:rPr>
-                <w:color w:val="000000"/>
-              </w:rPr>
-              <w:t>NURHAYATI YEE BINTI ABDULLAH</w:t>
-            </w:r>
-          </w:p>
-        </w:tc>
-        <w:tc>
-          <w:tcPr>
-            <w:tcW w:w="1740" w:type="dxa"/>
-          </w:tcPr>
-          <w:p>
-            <w:pPr>
-              <w:pBdr>
-                <w:top w:val="nil"/>
-                <w:left w:val="nil"/>
-                <w:bottom w:val="nil"/>
-                <w:right w:val="nil"/>
-                <w:between w:val="nil"/>
-              </w:pBdr>
-              <w:spacing w:before="132"/>
-              <w:ind w:left="13" w:right="4"/>
-              <w:jc w:val="center"/>
-              <w:rPr>
-                <w:color w:val="000000"/>
-              </w:rPr>
-            </w:pPr>
-            <w:r>
-              <w:rPr>
-                <w:color w:val="000000"/>
-              </w:rPr>
-              <w:t>16</w:t>
-            </w:r>
-          </w:p>
-        </w:tc>
-        <w:tc>
-          <w:tcPr>
-            <w:tcW w:w="1740" w:type="dxa"/>
-          </w:tcPr>
-          <w:p>
-            <w:pPr>
-              <w:pBdr>
-                <w:top w:val="nil"/>
-                <w:left w:val="nil"/>
-                <w:bottom w:val="nil"/>
-                <w:right w:val="nil"/>
-                <w:between w:val="nil"/>
-              </w:pBdr>
-              <w:spacing w:before="132"/>
-              <w:ind w:left="13" w:right="3"/>
-              <w:jc w:val="center"/>
-              <w:rPr>
-                <w:color w:val="000000"/>
-              </w:rPr>
-            </w:pPr>
-            <w:r>
-              <w:rPr>
-                <w:color w:val="000000"/>
-              </w:rPr>
-              <w:t>18</w:t>
-            </w:r>
-          </w:p>
-        </w:tc>
-        <w:tc>
-          <w:tcPr>
-            <w:tcW w:w="2038" w:type="dxa"/>
-          </w:tcPr>
-          <w:p>
-            <w:pPr>
-              <w:pBdr>
-                <w:top w:val="nil"/>
-                <w:left w:val="nil"/>
-                <w:bottom w:val="nil"/>
-                <w:right w:val="nil"/>
-                <w:between w:val="nil"/>
-              </w:pBdr>
-              <w:spacing w:before="132"/>
-              <w:ind w:left="15"/>
-              <w:jc w:val="center"/>
-              <w:rPr>
-                <w:color w:val="000000"/>
-              </w:rPr>
-            </w:pPr>
-            <w:r>
-              <w:rPr>
-                <w:color w:val="000000"/>
-              </w:rPr>
-              <w:t>MENINGKAT</w:t>
-            </w:r>
-          </w:p>
-        </w:tc>
-      </w:tr>
-      <w:tr>
-        <w:trPr>
-          <w:trHeight w:val="515"/>
-        </w:trPr>
-        <w:tc>
-          <w:tcPr>
-            <w:tcW w:w="698" w:type="dxa"/>
-          </w:tcPr>
-          <w:p>
-            <w:pPr>
-              <w:pBdr>
-                <w:top w:val="nil"/>
-                <w:left w:val="nil"/>
-                <w:bottom w:val="nil"/>
-                <w:right w:val="nil"/>
-                <w:between w:val="nil"/>
-              </w:pBdr>
-              <w:spacing w:before="132"/>
-              <w:ind w:left="7"/>
-              <w:jc w:val="center"/>
-              <w:rPr>
-                <w:color w:val="000000"/>
-              </w:rPr>
-            </w:pPr>
-            <w:r>
-              <w:rPr>
-                <w:color w:val="000000"/>
-              </w:rPr>
-              <w:t>17</w:t>
-            </w:r>
-          </w:p>
-        </w:tc>
-        <w:tc>
-          <w:tcPr>
-            <w:tcW w:w="3151" w:type="dxa"/>
-          </w:tcPr>
-          <w:p>
-            <w:pPr>
-              <w:pBdr>
-                <w:top w:val="nil"/>
-                <w:left w:val="nil"/>
-                <w:bottom w:val="nil"/>
-                <w:right w:val="nil"/>
-                <w:between w:val="nil"/>
-              </w:pBdr>
-              <w:ind w:left="794" w:hanging="387"/>
-              <w:rPr>
-                <w:color w:val="000000"/>
-              </w:rPr>
-            </w:pPr>
-            <w:r>
-              <w:rPr>
-                <w:color w:val="000000"/>
-              </w:rPr>
-              <w:t>NURUL AZREN HANIM BINTI GHAZALI</w:t>
-            </w:r>
-          </w:p>
-        </w:tc>
-        <w:tc>
-          <w:tcPr>
-            <w:tcW w:w="1740" w:type="dxa"/>
-          </w:tcPr>
-          <w:p>
-            <w:pPr>
-              <w:pBdr>
-                <w:top w:val="nil"/>
-                <w:left w:val="nil"/>
-                <w:bottom w:val="nil"/>
-                <w:right w:val="nil"/>
-                <w:between w:val="nil"/>
-              </w:pBdr>
-              <w:spacing w:before="132"/>
-              <w:ind w:left="13" w:right="4"/>
-              <w:jc w:val="center"/>
-              <w:rPr>
-                <w:color w:val="000000"/>
-              </w:rPr>
-            </w:pPr>
-            <w:r>
-              <w:rPr>
-                <w:color w:val="000000"/>
-              </w:rPr>
-              <w:t>14</w:t>
-            </w:r>
-          </w:p>
-        </w:tc>
-        <w:tc>
-          <w:tcPr>
-            <w:tcW w:w="1740" w:type="dxa"/>
-          </w:tcPr>
-          <w:p>
-            <w:pPr>
-              <w:pBdr>
-                <w:top w:val="nil"/>
-                <w:left w:val="nil"/>
-                <w:bottom w:val="nil"/>
-                <w:right w:val="nil"/>
-                <w:between w:val="nil"/>
-              </w:pBdr>
-              <w:spacing w:before="132"/>
-              <w:ind w:left="13" w:right="3"/>
-              <w:jc w:val="center"/>
-              <w:rPr>
-                <w:color w:val="000000"/>
-              </w:rPr>
-            </w:pPr>
-            <w:r>
-              <w:rPr>
-                <w:color w:val="000000"/>
-              </w:rPr>
-              <w:t>TH</w:t>
-            </w:r>
-          </w:p>
-        </w:tc>
-        <w:tc>
-          <w:tcPr>
-            <w:tcW w:w="2038" w:type="dxa"/>
-          </w:tcPr>
-          <w:p>
-            <w:pPr>
-              <w:pBdr>
-                <w:top w:val="nil"/>
-                <w:left w:val="nil"/>
-                <w:bottom w:val="nil"/>
-                <w:right w:val="nil"/>
-                <w:between w:val="nil"/>
-              </w:pBdr>
-              <w:spacing w:before="132"/>
-              <w:ind w:left="15" w:right="3"/>
-              <w:jc w:val="center"/>
-              <w:rPr>
-                <w:color w:val="000000"/>
-              </w:rPr>
-            </w:pPr>
-            <w:r>
-              <w:rPr>
-                <w:color w:val="000000"/>
-              </w:rPr>
-              <w:t>TIDAK LENGKAP</w:t>
-            </w:r>
-          </w:p>
-        </w:tc>
-      </w:tr>
-      <w:tr>
-        <w:trPr>
-          <w:trHeight w:val="518"/>
-        </w:trPr>
-        <w:tc>
-          <w:tcPr>
-            <w:tcW w:w="698" w:type="dxa"/>
-          </w:tcPr>
-          <w:p>
-            <w:pPr>
-              <w:pBdr>
-                <w:top w:val="nil"/>
-                <w:left w:val="nil"/>
-                <w:bottom w:val="nil"/>
-                <w:right w:val="nil"/>
-                <w:between w:val="nil"/>
-              </w:pBdr>
-              <w:spacing w:before="134"/>
-              <w:ind w:left="7"/>
-              <w:jc w:val="center"/>
-              <w:rPr>
-                <w:color w:val="000000"/>
-              </w:rPr>
-            </w:pPr>
-            <w:r>
-              <w:rPr>
-                <w:color w:val="000000"/>
-              </w:rPr>
-              <w:t>18</w:t>
-            </w:r>
-          </w:p>
-        </w:tc>
-        <w:tc>
-          <w:tcPr>
-            <w:tcW w:w="3151" w:type="dxa"/>
-          </w:tcPr>
-          <w:p>
-            <w:pPr>
-              <w:pBdr>
-                <w:top w:val="nil"/>
-                <w:left w:val="nil"/>
-                <w:bottom w:val="nil"/>
-                <w:right w:val="nil"/>
-                <w:between w:val="nil"/>
-              </w:pBdr>
-              <w:spacing w:line="252" w:lineRule="auto"/>
-              <w:ind w:left="1132" w:hanging="824"/>
-              <w:rPr>
-                <w:color w:val="000000"/>
-              </w:rPr>
-            </w:pPr>
-            <w:r>
-              <w:rPr>
-                <w:color w:val="000000"/>
-              </w:rPr>
-              <w:t>NURUL SYAFIKAH BINTI CHE'DIN</w:t>
-            </w:r>
-          </w:p>
-        </w:tc>
-        <w:tc>
-          <w:tcPr>
-            <w:tcW w:w="1740" w:type="dxa"/>
-          </w:tcPr>
-          <w:p>
-            <w:pPr>
-              <w:pBdr>
-                <w:top w:val="nil"/>
-                <w:left w:val="nil"/>
-                <w:bottom w:val="nil"/>
-                <w:right w:val="nil"/>
-                <w:between w:val="nil"/>
-              </w:pBdr>
-              <w:spacing w:before="134"/>
-              <w:ind w:left="13" w:right="4"/>
-              <w:jc w:val="center"/>
-              <w:rPr>
-                <w:color w:val="000000"/>
-              </w:rPr>
-            </w:pPr>
-            <w:r>
-              <w:rPr>
-                <w:color w:val="000000"/>
-              </w:rPr>
-              <w:t>16</w:t>
-            </w:r>
-          </w:p>
-        </w:tc>
-        <w:tc>
-          <w:tcPr>
-            <w:tcW w:w="1740" w:type="dxa"/>
-          </w:tcPr>
-          <w:p>
-            <w:pPr>
-              <w:pBdr>
-                <w:top w:val="nil"/>
-                <w:left w:val="nil"/>
-                <w:bottom w:val="nil"/>
-                <w:right w:val="nil"/>
-                <w:between w:val="nil"/>
-              </w:pBdr>
-              <w:spacing w:before="134"/>
-              <w:ind w:left="13" w:right="3"/>
-              <w:jc w:val="center"/>
-              <w:rPr>
-                <w:color w:val="000000"/>
-              </w:rPr>
-            </w:pPr>
-            <w:r>
-              <w:rPr>
-                <w:color w:val="000000"/>
-              </w:rPr>
-              <w:t>20</w:t>
-            </w:r>
-          </w:p>
-        </w:tc>
-        <w:tc>
-          <w:tcPr>
-            <w:tcW w:w="2038" w:type="dxa"/>
-          </w:tcPr>
-          <w:p>
-            <w:pPr>
-              <w:pBdr>
-                <w:top w:val="nil"/>
-                <w:left w:val="nil"/>
-                <w:bottom w:val="nil"/>
-                <w:right w:val="nil"/>
-                <w:between w:val="nil"/>
-              </w:pBdr>
-              <w:spacing w:before="134"/>
-              <w:ind w:left="15"/>
-              <w:jc w:val="center"/>
-              <w:rPr>
-                <w:color w:val="000000"/>
-              </w:rPr>
-            </w:pPr>
-            <w:r>
-              <w:rPr>
-                <w:color w:val="000000"/>
-              </w:rPr>
-              <w:t>MENINGKAT</w:t>
-            </w:r>
-          </w:p>
-        </w:tc>
-      </w:tr>
-      <w:tr>
-        <w:trPr>
-          <w:trHeight w:val="518"/>
-        </w:trPr>
-        <w:tc>
-          <w:tcPr>
-            <w:tcW w:w="698" w:type="dxa"/>
-          </w:tcPr>
-          <w:p>
-            <w:pPr>
-              <w:pBdr>
-                <w:top w:val="nil"/>
-                <w:left w:val="nil"/>
-                <w:bottom w:val="nil"/>
-                <w:right w:val="nil"/>
-                <w:between w:val="nil"/>
-              </w:pBdr>
-              <w:spacing w:before="132"/>
-              <w:ind w:left="7"/>
-              <w:jc w:val="center"/>
-              <w:rPr>
-                <w:color w:val="000000"/>
-              </w:rPr>
-            </w:pPr>
-            <w:r>
-              <w:rPr>
-                <w:color w:val="000000"/>
-              </w:rPr>
-              <w:t>19</w:t>
-            </w:r>
-          </w:p>
-        </w:tc>
-        <w:tc>
-          <w:tcPr>
-            <w:tcW w:w="3151" w:type="dxa"/>
-          </w:tcPr>
-          <w:p>
-            <w:pPr>
-              <w:pBdr>
-                <w:top w:val="nil"/>
-                <w:left w:val="nil"/>
-                <w:bottom w:val="nil"/>
-                <w:right w:val="nil"/>
-                <w:between w:val="nil"/>
-              </w:pBdr>
-              <w:spacing w:before="132"/>
-              <w:ind w:left="13" w:right="2"/>
-              <w:jc w:val="center"/>
-              <w:rPr>
-                <w:color w:val="000000"/>
-              </w:rPr>
-            </w:pPr>
-            <w:r>
-              <w:rPr>
-                <w:color w:val="000000"/>
-              </w:rPr>
-              <w:t>QURRATU AIN BINTI ISMAIL</w:t>
-            </w:r>
-          </w:p>
-        </w:tc>
-        <w:tc>
-          <w:tcPr>
-            <w:tcW w:w="1740" w:type="dxa"/>
-          </w:tcPr>
-          <w:p>
-            <w:pPr>
-              <w:pBdr>
-                <w:top w:val="nil"/>
-                <w:left w:val="nil"/>
-                <w:bottom w:val="nil"/>
-                <w:right w:val="nil"/>
-                <w:between w:val="nil"/>
-              </w:pBdr>
-              <w:spacing w:before="132"/>
-              <w:ind w:left="13" w:right="4"/>
-              <w:jc w:val="center"/>
-              <w:rPr>
-                <w:color w:val="000000"/>
-              </w:rPr>
-            </w:pPr>
-            <w:r>
-              <w:rPr>
-                <w:color w:val="000000"/>
-              </w:rPr>
-              <w:t>19</w:t>
-            </w:r>
-          </w:p>
-        </w:tc>
-        <w:tc>
-          <w:tcPr>
-            <w:tcW w:w="1740" w:type="dxa"/>
-          </w:tcPr>
-          <w:p>
-            <w:pPr>
-              <w:pBdr>
-                <w:top w:val="nil"/>
-                <w:left w:val="nil"/>
-                <w:bottom w:val="nil"/>
-                <w:right w:val="nil"/>
-                <w:between w:val="nil"/>
-              </w:pBdr>
-              <w:spacing w:before="132"/>
-              <w:ind w:left="13" w:right="3"/>
-              <w:jc w:val="center"/>
-              <w:rPr>
-                <w:color w:val="000000"/>
-              </w:rPr>
-            </w:pPr>
-            <w:r>
-              <w:rPr>
-                <w:color w:val="000000"/>
-              </w:rPr>
-              <w:t>20</w:t>
-            </w:r>
-          </w:p>
-        </w:tc>
-        <w:tc>
-          <w:tcPr>
-            <w:tcW w:w="2038" w:type="dxa"/>
-          </w:tcPr>
-          <w:p>
-            <w:pPr>
-              <w:pBdr>
-                <w:top w:val="nil"/>
-                <w:left w:val="nil"/>
-                <w:bottom w:val="nil"/>
-                <w:right w:val="nil"/>
-                <w:between w:val="nil"/>
-              </w:pBdr>
-              <w:spacing w:before="132"/>
-              <w:ind w:left="15"/>
-              <w:jc w:val="center"/>
-              <w:rPr>
-                <w:color w:val="000000"/>
-              </w:rPr>
-            </w:pPr>
-            <w:r>
-              <w:rPr>
-                <w:color w:val="000000"/>
-              </w:rPr>
-              <w:t>MENINGKAT</w:t>
-            </w:r>
-          </w:p>
-        </w:tc>
-      </w:tr>
-      <w:tr>
-        <w:trPr>
-          <w:trHeight w:val="515"/>
-        </w:trPr>
-        <w:tc>
-          <w:tcPr>
-            <w:tcW w:w="698" w:type="dxa"/>
-          </w:tcPr>
-          <w:p>
-            <w:pPr>
-              <w:pBdr>
-                <w:top w:val="nil"/>
-                <w:left w:val="nil"/>
-                <w:bottom w:val="nil"/>
-                <w:right w:val="nil"/>
-                <w:between w:val="nil"/>
-              </w:pBdr>
-              <w:spacing w:before="132"/>
-              <w:ind w:left="7"/>
-              <w:jc w:val="center"/>
-              <w:rPr>
-                <w:color w:val="000000"/>
-              </w:rPr>
-            </w:pPr>
-            <w:r>
-              <w:rPr>
-                <w:color w:val="000000"/>
-              </w:rPr>
-              <w:t>20</w:t>
-            </w:r>
-          </w:p>
-        </w:tc>
-        <w:tc>
-          <w:tcPr>
-            <w:tcW w:w="3151" w:type="dxa"/>
-          </w:tcPr>
-          <w:p>
-            <w:pPr>
-              <w:pBdr>
-                <w:top w:val="nil"/>
-                <w:left w:val="nil"/>
-                <w:bottom w:val="nil"/>
-                <w:right w:val="nil"/>
-                <w:between w:val="nil"/>
-              </w:pBdr>
-              <w:spacing w:before="132"/>
-              <w:ind w:left="13"/>
-              <w:jc w:val="center"/>
-              <w:rPr>
-                <w:color w:val="000000"/>
-              </w:rPr>
-            </w:pPr>
-            <w:r>
-              <w:rPr>
-                <w:color w:val="000000"/>
-              </w:rPr>
-              <w:t>ROZITA BINTI RAMLI</w:t>
-            </w:r>
-          </w:p>
-        </w:tc>
-        <w:tc>
-          <w:tcPr>
-            <w:tcW w:w="1740" w:type="dxa"/>
-          </w:tcPr>
-          <w:p>
-            <w:pPr>
-              <w:pBdr>
-                <w:top w:val="nil"/>
-                <w:left w:val="nil"/>
-                <w:bottom w:val="nil"/>
-                <w:right w:val="nil"/>
-                <w:between w:val="nil"/>
-              </w:pBdr>
-              <w:spacing w:before="132"/>
-              <w:ind w:left="13" w:right="4"/>
-              <w:jc w:val="center"/>
-              <w:rPr>
-                <w:color w:val="000000"/>
-              </w:rPr>
-            </w:pPr>
-            <w:r>
-              <w:rPr>
-                <w:color w:val="000000"/>
-              </w:rPr>
-              <w:t>17</w:t>
-            </w:r>
-          </w:p>
-        </w:tc>
-        <w:tc>
-          <w:tcPr>
-            <w:tcW w:w="1740" w:type="dxa"/>
-          </w:tcPr>
-          <w:p>
-            <w:pPr>
-              <w:pBdr>
-                <w:top w:val="nil"/>
-                <w:left w:val="nil"/>
-                <w:bottom w:val="nil"/>
-                <w:right w:val="nil"/>
-                <w:between w:val="nil"/>
-              </w:pBdr>
-              <w:spacing w:before="132"/>
-              <w:ind w:left="13" w:right="3"/>
-              <w:jc w:val="center"/>
-              <w:rPr>
-                <w:color w:val="000000"/>
-              </w:rPr>
-            </w:pPr>
-            <w:r>
-              <w:rPr>
-                <w:color w:val="000000"/>
-              </w:rPr>
-              <w:t>17</w:t>
-            </w:r>
-          </w:p>
-        </w:tc>
-        <w:tc>
-          <w:tcPr>
-            <w:tcW w:w="2038" w:type="dxa"/>
-          </w:tcPr>
-          <w:p>
-            <w:pPr>
-              <w:pBdr>
-                <w:top w:val="nil"/>
-                <w:left w:val="nil"/>
-                <w:bottom w:val="nil"/>
-                <w:right w:val="nil"/>
-                <w:between w:val="nil"/>
-              </w:pBdr>
-              <w:spacing w:line="252" w:lineRule="auto"/>
-              <w:ind w:left="232" w:firstLine="463"/>
-              <w:rPr>
-                <w:color w:val="000000"/>
-              </w:rPr>
-            </w:pPr>
-            <w:r>
-              <w:rPr>
-                <w:color w:val="000000"/>
-              </w:rPr>
-              <w:t>TIADA PENINGKATAN</w:t>
-            </w:r>
-          </w:p>
-        </w:tc>
-      </w:tr>
-      <w:tr>
-        <w:trPr>
-          <w:trHeight w:val="517"/>
-        </w:trPr>
-        <w:tc>
-          <w:tcPr>
-            <w:tcW w:w="698" w:type="dxa"/>
-          </w:tcPr>
-          <w:p>
-            <w:pPr>
-              <w:pBdr>
-                <w:top w:val="nil"/>
-                <w:left w:val="nil"/>
-                <w:bottom w:val="nil"/>
-                <w:right w:val="nil"/>
-                <w:between w:val="nil"/>
-              </w:pBdr>
-              <w:spacing w:before="132"/>
-              <w:ind w:left="7"/>
-              <w:jc w:val="center"/>
-              <w:rPr>
-                <w:color w:val="000000"/>
-              </w:rPr>
-            </w:pPr>
-            <w:r>
-              <w:rPr>
-                <w:color w:val="000000"/>
-              </w:rPr>
-              <w:t>21</w:t>
-            </w:r>
-          </w:p>
-        </w:tc>
-        <w:tc>
-          <w:tcPr>
-            <w:tcW w:w="3151" w:type="dxa"/>
-          </w:tcPr>
-          <w:p>
-            <w:pPr>
-              <w:pBdr>
-                <w:top w:val="nil"/>
-                <w:left w:val="nil"/>
-                <w:bottom w:val="nil"/>
-                <w:right w:val="nil"/>
-                <w:between w:val="nil"/>
-              </w:pBdr>
-              <w:spacing w:before="132"/>
-              <w:ind w:left="13" w:right="3"/>
-              <w:jc w:val="center"/>
-              <w:rPr>
-                <w:color w:val="000000"/>
-              </w:rPr>
-            </w:pPr>
-            <w:r>
-              <w:rPr>
-                <w:color w:val="000000"/>
-              </w:rPr>
-              <w:t>SAEDAH BINTI ZAINUDIN</w:t>
-            </w:r>
-          </w:p>
-        </w:tc>
-        <w:tc>
-          <w:tcPr>
-            <w:tcW w:w="1740" w:type="dxa"/>
-          </w:tcPr>
-          <w:p>
-            <w:pPr>
-              <w:pBdr>
-                <w:top w:val="nil"/>
-                <w:left w:val="nil"/>
-                <w:bottom w:val="nil"/>
-                <w:right w:val="nil"/>
-                <w:between w:val="nil"/>
-              </w:pBdr>
-              <w:spacing w:before="132"/>
-              <w:ind w:left="13" w:right="4"/>
-              <w:jc w:val="center"/>
-              <w:rPr>
-                <w:color w:val="000000"/>
-              </w:rPr>
-            </w:pPr>
-            <w:r>
-              <w:rPr>
-                <w:color w:val="000000"/>
-              </w:rPr>
-              <w:t>19</w:t>
-            </w:r>
-          </w:p>
-        </w:tc>
-        <w:tc>
-          <w:tcPr>
-            <w:tcW w:w="1740" w:type="dxa"/>
-          </w:tcPr>
-          <w:p>
-            <w:pPr>
-              <w:pBdr>
-                <w:top w:val="nil"/>
-                <w:left w:val="nil"/>
-                <w:bottom w:val="nil"/>
-                <w:right w:val="nil"/>
-                <w:between w:val="nil"/>
-              </w:pBdr>
-              <w:spacing w:before="132"/>
-              <w:ind w:left="13" w:right="3"/>
-              <w:jc w:val="center"/>
-              <w:rPr>
-                <w:color w:val="000000"/>
-              </w:rPr>
-            </w:pPr>
-            <w:r>
-              <w:rPr>
-                <w:color w:val="000000"/>
-              </w:rPr>
-              <w:t>17</w:t>
-            </w:r>
-          </w:p>
-        </w:tc>
-        <w:tc>
-          <w:tcPr>
-            <w:tcW w:w="2038" w:type="dxa"/>
-          </w:tcPr>
-          <w:p>
-            <w:pPr>
-              <w:pBdr>
-                <w:top w:val="nil"/>
-                <w:left w:val="nil"/>
-                <w:bottom w:val="nil"/>
-                <w:right w:val="nil"/>
-                <w:between w:val="nil"/>
-              </w:pBdr>
-              <w:spacing w:before="132"/>
-              <w:ind w:left="15" w:right="4"/>
-              <w:jc w:val="center"/>
-              <w:rPr>
-                <w:color w:val="000000"/>
-              </w:rPr>
-            </w:pPr>
-            <w:r>
-              <w:rPr>
-                <w:color w:val="000000"/>
-              </w:rPr>
-              <w:t>MENURUN</w:t>
-            </w:r>
-          </w:p>
-        </w:tc>
-      </w:tr>
-      <w:tr>
-        <w:trPr>
-          <w:trHeight w:val="515"/>
-        </w:trPr>
-        <w:tc>
-          <w:tcPr>
-            <w:tcW w:w="698" w:type="dxa"/>
-          </w:tcPr>
-          <w:p>
-            <w:pPr>
-              <w:pBdr>
-                <w:top w:val="nil"/>
-                <w:left w:val="nil"/>
-                <w:bottom w:val="nil"/>
-                <w:right w:val="nil"/>
-                <w:between w:val="nil"/>
-              </w:pBdr>
-              <w:spacing w:before="132"/>
-              <w:ind w:left="7"/>
-              <w:jc w:val="center"/>
-              <w:rPr>
-                <w:color w:val="000000"/>
-              </w:rPr>
-            </w:pPr>
-            <w:r>
-              <w:rPr>
-                <w:color w:val="000000"/>
-              </w:rPr>
-              <w:t>22</w:t>
-            </w:r>
-          </w:p>
-        </w:tc>
-        <w:tc>
-          <w:tcPr>
-            <w:tcW w:w="3151" w:type="dxa"/>
-          </w:tcPr>
-          <w:p>
-            <w:pPr>
-              <w:pBdr>
-                <w:top w:val="nil"/>
-                <w:left w:val="nil"/>
-                <w:bottom w:val="nil"/>
-                <w:right w:val="nil"/>
-                <w:between w:val="nil"/>
-              </w:pBdr>
-              <w:ind w:left="1094" w:right="559" w:hanging="521"/>
-              <w:rPr>
-                <w:color w:val="000000"/>
-              </w:rPr>
-            </w:pPr>
-            <w:r>
-              <w:rPr>
-                <w:color w:val="000000"/>
-              </w:rPr>
-              <w:t>SHARBANUN BINTI KASIRAN</w:t>
-            </w:r>
-          </w:p>
-        </w:tc>
-        <w:tc>
-          <w:tcPr>
-            <w:tcW w:w="1740" w:type="dxa"/>
-          </w:tcPr>
-          <w:p>
-            <w:pPr>
-              <w:pBdr>
-                <w:top w:val="nil"/>
-                <w:left w:val="nil"/>
-                <w:bottom w:val="nil"/>
-                <w:right w:val="nil"/>
-                <w:between w:val="nil"/>
-              </w:pBdr>
-              <w:spacing w:before="132"/>
-              <w:ind w:left="13" w:right="4"/>
-              <w:jc w:val="center"/>
-              <w:rPr>
-                <w:color w:val="000000"/>
-              </w:rPr>
-            </w:pPr>
-            <w:r>
-              <w:rPr>
-                <w:color w:val="000000"/>
-              </w:rPr>
-              <w:t>17</w:t>
-            </w:r>
-          </w:p>
-        </w:tc>
-        <w:tc>
-          <w:tcPr>
-            <w:tcW w:w="1740" w:type="dxa"/>
-          </w:tcPr>
-          <w:p>
-            <w:pPr>
-              <w:pBdr>
-                <w:top w:val="nil"/>
-                <w:left w:val="nil"/>
-                <w:bottom w:val="nil"/>
-                <w:right w:val="nil"/>
-                <w:between w:val="nil"/>
-              </w:pBdr>
-              <w:spacing w:before="132"/>
-              <w:ind w:left="13" w:right="3"/>
-              <w:jc w:val="center"/>
-              <w:rPr>
-                <w:color w:val="000000"/>
-              </w:rPr>
-            </w:pPr>
-            <w:r>
-              <w:rPr>
-                <w:color w:val="000000"/>
-              </w:rPr>
-              <w:t>18</w:t>
-            </w:r>
-          </w:p>
-        </w:tc>
-        <w:tc>
-          <w:tcPr>
-            <w:tcW w:w="2038" w:type="dxa"/>
-          </w:tcPr>
-          <w:p>
-            <w:pPr>
-              <w:pBdr>
-                <w:top w:val="nil"/>
-                <w:left w:val="nil"/>
-                <w:bottom w:val="nil"/>
-                <w:right w:val="nil"/>
-                <w:between w:val="nil"/>
-              </w:pBdr>
-              <w:spacing w:before="132"/>
-              <w:ind w:left="15"/>
-              <w:jc w:val="center"/>
-              <w:rPr>
-                <w:color w:val="000000"/>
-              </w:rPr>
-            </w:pPr>
-            <w:r>
-              <w:rPr>
-                <w:color w:val="000000"/>
-              </w:rPr>
-              <w:t>MENINGKAT</w:t>
-            </w:r>
-          </w:p>
-        </w:tc>
-      </w:tr>
-      <w:tr>
-        <w:trPr>
-          <w:trHeight w:val="517"/>
-        </w:trPr>
-        <w:tc>
-          <w:tcPr>
-            <w:tcW w:w="698" w:type="dxa"/>
-          </w:tcPr>
-          <w:p>
-            <w:pPr>
-              <w:pBdr>
-                <w:top w:val="nil"/>
-                <w:left w:val="nil"/>
-                <w:bottom w:val="nil"/>
-                <w:right w:val="nil"/>
-                <w:between w:val="nil"/>
-              </w:pBdr>
-              <w:spacing w:before="134"/>
-              <w:ind w:left="7"/>
-              <w:jc w:val="center"/>
-              <w:rPr>
-                <w:color w:val="000000"/>
-              </w:rPr>
-            </w:pPr>
-            <w:r>
-              <w:rPr>
-                <w:color w:val="000000"/>
-              </w:rPr>
-              <w:t>23</w:t>
-            </w:r>
-          </w:p>
-        </w:tc>
-        <w:tc>
-          <w:tcPr>
-            <w:tcW w:w="3151" w:type="dxa"/>
-          </w:tcPr>
-          <w:p>
-            <w:pPr>
-              <w:pBdr>
-                <w:top w:val="nil"/>
-                <w:left w:val="nil"/>
-                <w:bottom w:val="nil"/>
-                <w:right w:val="nil"/>
-                <w:between w:val="nil"/>
-              </w:pBdr>
-              <w:spacing w:line="252" w:lineRule="auto"/>
-              <w:ind w:left="739" w:hanging="284"/>
-              <w:rPr>
-                <w:color w:val="000000"/>
-              </w:rPr>
-            </w:pPr>
-            <w:r>
-              <w:rPr>
-                <w:color w:val="000000"/>
-              </w:rPr>
-              <w:t>SITI MAHANOM BINTI MOHD TONGAR</w:t>
-            </w:r>
-          </w:p>
-        </w:tc>
-        <w:tc>
-          <w:tcPr>
-            <w:tcW w:w="1740" w:type="dxa"/>
-          </w:tcPr>
-          <w:p>
-            <w:pPr>
-              <w:pBdr>
-                <w:top w:val="nil"/>
-                <w:left w:val="nil"/>
-                <w:bottom w:val="nil"/>
-                <w:right w:val="nil"/>
-                <w:between w:val="nil"/>
-              </w:pBdr>
-              <w:spacing w:before="134"/>
-              <w:ind w:left="13" w:right="4"/>
-              <w:jc w:val="center"/>
-              <w:rPr>
-                <w:color w:val="000000"/>
-              </w:rPr>
-            </w:pPr>
-            <w:r>
-              <w:rPr>
-                <w:color w:val="000000"/>
-              </w:rPr>
-              <w:t>15</w:t>
-            </w:r>
-          </w:p>
-        </w:tc>
-        <w:tc>
-          <w:tcPr>
-            <w:tcW w:w="1740" w:type="dxa"/>
-          </w:tcPr>
-          <w:p>
-            <w:pPr>
-              <w:pBdr>
-                <w:top w:val="nil"/>
-                <w:left w:val="nil"/>
-                <w:bottom w:val="nil"/>
-                <w:right w:val="nil"/>
-                <w:between w:val="nil"/>
-              </w:pBdr>
-              <w:spacing w:before="134"/>
-              <w:ind w:left="13" w:right="3"/>
-              <w:jc w:val="center"/>
-              <w:rPr>
-                <w:color w:val="000000"/>
-              </w:rPr>
-            </w:pPr>
-            <w:r>
-              <w:rPr>
-                <w:color w:val="000000"/>
-              </w:rPr>
-              <w:t>19</w:t>
-            </w:r>
-          </w:p>
-        </w:tc>
-        <w:tc>
-          <w:tcPr>
-            <w:tcW w:w="2038" w:type="dxa"/>
-          </w:tcPr>
-          <w:p>
-            <w:pPr>
-              <w:pBdr>
-                <w:top w:val="nil"/>
-                <w:left w:val="nil"/>
-                <w:bottom w:val="nil"/>
-                <w:right w:val="nil"/>
-                <w:between w:val="nil"/>
-              </w:pBdr>
-              <w:spacing w:before="134"/>
-              <w:ind w:left="15"/>
-              <w:jc w:val="center"/>
-              <w:rPr>
-                <w:color w:val="000000"/>
-              </w:rPr>
-            </w:pPr>
-            <w:r>
-              <w:rPr>
-                <w:color w:val="000000"/>
-              </w:rPr>
-              <w:t>MENINGKAT</w:t>
-            </w:r>
-          </w:p>
-        </w:tc>
-      </w:tr>
-      <w:tr>
-        <w:trPr>
-          <w:trHeight w:val="518"/>
-        </w:trPr>
-        <w:tc>
-          <w:tcPr>
-            <w:tcW w:w="698" w:type="dxa"/>
-          </w:tcPr>
-          <w:p>
-            <w:pPr>
-              <w:pBdr>
-                <w:top w:val="nil"/>
-                <w:left w:val="nil"/>
-                <w:bottom w:val="nil"/>
-                <w:right w:val="nil"/>
-                <w:between w:val="nil"/>
-              </w:pBdr>
-              <w:spacing w:before="132"/>
-              <w:ind w:left="7"/>
-              <w:jc w:val="center"/>
-              <w:rPr>
-                <w:color w:val="000000"/>
-              </w:rPr>
-            </w:pPr>
-            <w:r>
-              <w:rPr>
-                <w:color w:val="000000"/>
-              </w:rPr>
-              <w:t>24</w:t>
-            </w:r>
-          </w:p>
-        </w:tc>
-        <w:tc>
-          <w:tcPr>
-            <w:tcW w:w="3151" w:type="dxa"/>
-          </w:tcPr>
-          <w:p>
-            <w:pPr>
-              <w:pBdr>
-                <w:top w:val="nil"/>
-                <w:left w:val="nil"/>
-                <w:bottom w:val="nil"/>
-                <w:right w:val="nil"/>
-                <w:between w:val="nil"/>
-              </w:pBdr>
-              <w:ind w:left="720" w:hanging="447"/>
-              <w:rPr>
-                <w:color w:val="000000"/>
-              </w:rPr>
-            </w:pPr>
-            <w:r>
-              <w:rPr>
-                <w:color w:val="000000"/>
-              </w:rPr>
-              <w:t>SITI NOOR SHUHADA BT KAMARUZAMAN</w:t>
-            </w:r>
-          </w:p>
-        </w:tc>
-        <w:tc>
-          <w:tcPr>
-            <w:tcW w:w="1740" w:type="dxa"/>
-          </w:tcPr>
-          <w:p>
-            <w:pPr>
-              <w:pBdr>
-                <w:top w:val="nil"/>
-                <w:left w:val="nil"/>
-                <w:bottom w:val="nil"/>
-                <w:right w:val="nil"/>
-                <w:between w:val="nil"/>
-              </w:pBdr>
-              <w:spacing w:before="132"/>
-              <w:ind w:left="13" w:right="4"/>
-              <w:jc w:val="center"/>
-              <w:rPr>
-                <w:color w:val="000000"/>
-              </w:rPr>
-            </w:pPr>
-            <w:r>
-              <w:rPr>
-                <w:color w:val="000000"/>
-              </w:rPr>
-              <w:t>17</w:t>
-            </w:r>
-          </w:p>
-        </w:tc>
-        <w:tc>
-          <w:tcPr>
-            <w:tcW w:w="1740" w:type="dxa"/>
-          </w:tcPr>
-          <w:p>
-            <w:pPr>
-              <w:pBdr>
-                <w:top w:val="nil"/>
-                <w:left w:val="nil"/>
-                <w:bottom w:val="nil"/>
-                <w:right w:val="nil"/>
-                <w:between w:val="nil"/>
-              </w:pBdr>
-              <w:spacing w:before="132"/>
-              <w:ind w:left="13" w:right="3"/>
-              <w:jc w:val="center"/>
-              <w:rPr>
-                <w:color w:val="000000"/>
-              </w:rPr>
-            </w:pPr>
-            <w:r>
-              <w:rPr>
-                <w:color w:val="000000"/>
-              </w:rPr>
-              <w:t>19</w:t>
-            </w:r>
-          </w:p>
-        </w:tc>
-        <w:tc>
-          <w:tcPr>
-            <w:tcW w:w="2038" w:type="dxa"/>
-          </w:tcPr>
-          <w:p>
-            <w:pPr>
-              <w:pBdr>
-                <w:top w:val="nil"/>
-                <w:left w:val="nil"/>
-                <w:bottom w:val="nil"/>
-                <w:right w:val="nil"/>
-                <w:between w:val="nil"/>
-              </w:pBdr>
-              <w:spacing w:before="132"/>
-              <w:ind w:left="15"/>
-              <w:jc w:val="center"/>
-              <w:rPr>
-                <w:color w:val="000000"/>
-              </w:rPr>
-            </w:pPr>
-            <w:r>
-              <w:rPr>
-                <w:color w:val="000000"/>
-              </w:rPr>
-              <w:t>MENINGKAT</w:t>
-            </w:r>
-          </w:p>
-        </w:tc>
-      </w:tr>
-      <w:tr>
-        <w:trPr>
-          <w:trHeight w:val="515"/>
-        </w:trPr>
-        <w:tc>
-          <w:tcPr>
-            <w:tcW w:w="698" w:type="dxa"/>
-          </w:tcPr>
-          <w:p>
-            <w:pPr>
-              <w:pBdr>
-                <w:top w:val="nil"/>
-                <w:left w:val="nil"/>
-                <w:bottom w:val="nil"/>
-                <w:right w:val="nil"/>
-                <w:between w:val="nil"/>
-              </w:pBdr>
-              <w:spacing w:before="132"/>
-              <w:ind w:left="7"/>
-              <w:jc w:val="center"/>
-              <w:rPr>
-                <w:color w:val="000000"/>
-              </w:rPr>
-            </w:pPr>
-            <w:r>
-              <w:rPr>
-                <w:color w:val="000000"/>
-              </w:rPr>
-              <w:t>25</w:t>
-            </w:r>
-          </w:p>
-        </w:tc>
-        <w:tc>
-          <w:tcPr>
-            <w:tcW w:w="3151" w:type="dxa"/>
-          </w:tcPr>
-          <w:p>
-            <w:pPr>
-              <w:pBdr>
-                <w:top w:val="nil"/>
-                <w:left w:val="nil"/>
-                <w:bottom w:val="nil"/>
-                <w:right w:val="nil"/>
-                <w:between w:val="nil"/>
-              </w:pBdr>
-              <w:spacing w:line="252" w:lineRule="auto"/>
-              <w:ind w:left="996" w:hanging="344"/>
-              <w:rPr>
-                <w:color w:val="000000"/>
-              </w:rPr>
-            </w:pPr>
-            <w:r>
-              <w:rPr>
-                <w:color w:val="000000"/>
-              </w:rPr>
-              <w:t>SITI SARAH BINTI ABDULLAH</w:t>
-            </w:r>
-          </w:p>
-        </w:tc>
-        <w:tc>
-          <w:tcPr>
-            <w:tcW w:w="1740" w:type="dxa"/>
-          </w:tcPr>
-          <w:p>
-            <w:pPr>
-              <w:pBdr>
-                <w:top w:val="nil"/>
-                <w:left w:val="nil"/>
-                <w:bottom w:val="nil"/>
-                <w:right w:val="nil"/>
-                <w:between w:val="nil"/>
-              </w:pBdr>
-              <w:spacing w:before="132"/>
-              <w:ind w:left="13" w:right="1"/>
-              <w:jc w:val="center"/>
-              <w:rPr>
-                <w:color w:val="000000"/>
-              </w:rPr>
-            </w:pPr>
-            <w:r>
-              <w:rPr>
-                <w:color w:val="000000"/>
-              </w:rPr>
-              <w:t>9</w:t>
-            </w:r>
-          </w:p>
-        </w:tc>
-        <w:tc>
-          <w:tcPr>
-            <w:tcW w:w="1740" w:type="dxa"/>
-          </w:tcPr>
-          <w:p>
-            <w:pPr>
-              <w:pBdr>
-                <w:top w:val="nil"/>
-                <w:left w:val="nil"/>
-                <w:bottom w:val="nil"/>
-                <w:right w:val="nil"/>
-                <w:between w:val="nil"/>
-              </w:pBdr>
-              <w:spacing w:before="132"/>
-              <w:ind w:left="13"/>
-              <w:jc w:val="center"/>
-              <w:rPr>
-                <w:color w:val="000000"/>
-              </w:rPr>
-            </w:pPr>
-            <w:r>
-              <w:rPr>
-                <w:color w:val="000000"/>
-              </w:rPr>
-              <w:t>6</w:t>
-            </w:r>
-          </w:p>
-        </w:tc>
-        <w:tc>
-          <w:tcPr>
-            <w:tcW w:w="2038" w:type="dxa"/>
-          </w:tcPr>
-          <w:p>
-            <w:pPr>
-              <w:pBdr>
-                <w:top w:val="nil"/>
-                <w:left w:val="nil"/>
-                <w:bottom w:val="nil"/>
-                <w:right w:val="nil"/>
-                <w:between w:val="nil"/>
-              </w:pBdr>
-              <w:spacing w:before="132"/>
-              <w:ind w:left="15" w:right="4"/>
-              <w:jc w:val="center"/>
-              <w:rPr>
-                <w:color w:val="000000"/>
-              </w:rPr>
-            </w:pPr>
-            <w:r>
-              <w:rPr>
-                <w:color w:val="000000"/>
-              </w:rPr>
-              <w:t>MENURUN</w:t>
-            </w:r>
-          </w:p>
-        </w:tc>
-      </w:tr>
-      <w:tr>
-        <w:trPr>
-          <w:trHeight w:val="518"/>
-        </w:trPr>
-        <w:tc>
-          <w:tcPr>
-            <w:tcW w:w="698" w:type="dxa"/>
-          </w:tcPr>
-          <w:p>
-            <w:pPr>
-              <w:pBdr>
-                <w:top w:val="nil"/>
-                <w:left w:val="nil"/>
-                <w:bottom w:val="nil"/>
-                <w:right w:val="nil"/>
-                <w:between w:val="nil"/>
-              </w:pBdr>
-              <w:spacing w:before="132"/>
-              <w:ind w:left="7"/>
-              <w:jc w:val="center"/>
-              <w:rPr>
-                <w:color w:val="000000"/>
-              </w:rPr>
-            </w:pPr>
-            <w:r>
-              <w:rPr>
-                <w:color w:val="000000"/>
-              </w:rPr>
-              <w:t>26</w:t>
-            </w:r>
-          </w:p>
-        </w:tc>
-        <w:tc>
-          <w:tcPr>
-            <w:tcW w:w="3151" w:type="dxa"/>
-          </w:tcPr>
-          <w:p>
-            <w:pPr>
-              <w:pBdr>
-                <w:top w:val="nil"/>
-                <w:left w:val="nil"/>
-                <w:bottom w:val="nil"/>
-                <w:right w:val="nil"/>
-                <w:between w:val="nil"/>
-              </w:pBdr>
-              <w:spacing w:before="132"/>
-              <w:ind w:left="13" w:right="3"/>
-              <w:jc w:val="center"/>
-              <w:rPr>
-                <w:color w:val="000000"/>
-              </w:rPr>
-            </w:pPr>
-            <w:r>
-              <w:rPr>
-                <w:color w:val="000000"/>
-              </w:rPr>
-              <w:t>SITI SUHAILA BINTI SURIA</w:t>
-            </w:r>
-          </w:p>
-        </w:tc>
-        <w:tc>
-          <w:tcPr>
-            <w:tcW w:w="1740" w:type="dxa"/>
-          </w:tcPr>
-          <w:p>
-            <w:pPr>
-              <w:pBdr>
-                <w:top w:val="nil"/>
-                <w:left w:val="nil"/>
-                <w:bottom w:val="nil"/>
-                <w:right w:val="nil"/>
-                <w:between w:val="nil"/>
-              </w:pBdr>
-              <w:spacing w:before="132"/>
-              <w:ind w:left="13" w:right="4"/>
-              <w:jc w:val="center"/>
-              <w:rPr>
-                <w:color w:val="000000"/>
-              </w:rPr>
-            </w:pPr>
-            <w:r>
-              <w:rPr>
-                <w:color w:val="000000"/>
-              </w:rPr>
-              <w:t>19</w:t>
-            </w:r>
-          </w:p>
-        </w:tc>
-        <w:tc>
-          <w:tcPr>
-            <w:tcW w:w="1740" w:type="dxa"/>
-          </w:tcPr>
-          <w:p>
-            <w:pPr>
-              <w:pBdr>
-                <w:top w:val="nil"/>
-                <w:left w:val="nil"/>
-                <w:bottom w:val="nil"/>
-                <w:right w:val="nil"/>
-                <w:between w:val="nil"/>
-              </w:pBdr>
-              <w:spacing w:before="132"/>
-              <w:ind w:left="13" w:right="3"/>
-              <w:jc w:val="center"/>
-              <w:rPr>
-                <w:color w:val="000000"/>
-              </w:rPr>
-            </w:pPr>
-            <w:r>
-              <w:rPr>
-                <w:color w:val="000000"/>
-              </w:rPr>
-              <w:t>TH</w:t>
-            </w:r>
-          </w:p>
-        </w:tc>
-        <w:tc>
-          <w:tcPr>
-            <w:tcW w:w="2038" w:type="dxa"/>
-          </w:tcPr>
-          <w:p>
-            <w:pPr>
-              <w:pBdr>
-                <w:top w:val="nil"/>
-                <w:left w:val="nil"/>
-                <w:bottom w:val="nil"/>
-                <w:right w:val="nil"/>
-                <w:between w:val="nil"/>
-              </w:pBdr>
-              <w:spacing w:before="132"/>
-              <w:ind w:left="15" w:right="3"/>
-              <w:jc w:val="center"/>
-              <w:rPr>
-                <w:color w:val="000000"/>
-              </w:rPr>
-            </w:pPr>
-            <w:r>
-              <w:rPr>
-                <w:color w:val="000000"/>
-              </w:rPr>
-              <w:t>TIDAK LENGKAP</w:t>
-            </w:r>
-          </w:p>
-        </w:tc>
-      </w:tr>
-      <w:tr>
-        <w:trPr>
-          <w:trHeight w:val="515"/>
-        </w:trPr>
-        <w:tc>
-          <w:tcPr>
-            <w:tcW w:w="698" w:type="dxa"/>
-          </w:tcPr>
-          <w:p>
-            <w:pPr>
-              <w:pBdr>
-                <w:top w:val="nil"/>
-                <w:left w:val="nil"/>
-                <w:bottom w:val="nil"/>
-                <w:right w:val="nil"/>
-                <w:between w:val="nil"/>
-              </w:pBdr>
-              <w:spacing w:before="132"/>
-              <w:ind w:left="7"/>
-              <w:jc w:val="center"/>
-              <w:rPr>
-                <w:color w:val="000000"/>
-              </w:rPr>
-            </w:pPr>
-            <w:r>
-              <w:rPr>
-                <w:color w:val="000000"/>
-              </w:rPr>
-              <w:t>27</w:t>
-            </w:r>
-          </w:p>
-        </w:tc>
-        <w:tc>
-          <w:tcPr>
-            <w:tcW w:w="3151" w:type="dxa"/>
-          </w:tcPr>
-          <w:p>
-            <w:pPr>
-              <w:pBdr>
-                <w:top w:val="nil"/>
-                <w:left w:val="nil"/>
-                <w:bottom w:val="nil"/>
-                <w:right w:val="nil"/>
-                <w:between w:val="nil"/>
-              </w:pBdr>
-              <w:spacing w:before="132"/>
-              <w:ind w:left="13"/>
-              <w:jc w:val="center"/>
-              <w:rPr>
-                <w:color w:val="000000"/>
-              </w:rPr>
-            </w:pPr>
-            <w:r>
-              <w:rPr>
-                <w:color w:val="000000"/>
-              </w:rPr>
-              <w:t>SUHAILA BINTI DAUD</w:t>
-            </w:r>
-          </w:p>
-        </w:tc>
-        <w:tc>
-          <w:tcPr>
-            <w:tcW w:w="1740" w:type="dxa"/>
-          </w:tcPr>
-          <w:p>
-            <w:pPr>
-              <w:pBdr>
-                <w:top w:val="nil"/>
-                <w:left w:val="nil"/>
-                <w:bottom w:val="nil"/>
-                <w:right w:val="nil"/>
-                <w:between w:val="nil"/>
-              </w:pBdr>
-              <w:spacing w:before="132"/>
-              <w:ind w:left="13" w:right="4"/>
-              <w:jc w:val="center"/>
-              <w:rPr>
-                <w:color w:val="000000"/>
-              </w:rPr>
-            </w:pPr>
-            <w:r>
-              <w:rPr>
-                <w:color w:val="000000"/>
-              </w:rPr>
-              <w:t>20</w:t>
-            </w:r>
-          </w:p>
-        </w:tc>
-        <w:tc>
-          <w:tcPr>
-            <w:tcW w:w="1740" w:type="dxa"/>
-          </w:tcPr>
-          <w:p>
-            <w:pPr>
-              <w:pBdr>
-                <w:top w:val="nil"/>
-                <w:left w:val="nil"/>
-                <w:bottom w:val="nil"/>
-                <w:right w:val="nil"/>
-                <w:between w:val="nil"/>
-              </w:pBdr>
-              <w:spacing w:before="132"/>
-              <w:ind w:left="13" w:right="3"/>
-              <w:jc w:val="center"/>
-              <w:rPr>
-                <w:color w:val="000000"/>
-              </w:rPr>
-            </w:pPr>
-            <w:r>
-              <w:rPr>
-                <w:color w:val="000000"/>
-              </w:rPr>
-              <w:t>19</w:t>
-            </w:r>
-          </w:p>
-        </w:tc>
-        <w:tc>
-          <w:tcPr>
-            <w:tcW w:w="2038" w:type="dxa"/>
-          </w:tcPr>
-          <w:p>
-            <w:pPr>
-              <w:pBdr>
-                <w:top w:val="nil"/>
-                <w:left w:val="nil"/>
-                <w:bottom w:val="nil"/>
-                <w:right w:val="nil"/>
-                <w:between w:val="nil"/>
-              </w:pBdr>
-              <w:spacing w:before="132"/>
-              <w:ind w:left="15" w:right="4"/>
-              <w:jc w:val="center"/>
-              <w:rPr>
-                <w:color w:val="000000"/>
-              </w:rPr>
-            </w:pPr>
-            <w:r>
-              <w:rPr>
-                <w:color w:val="000000"/>
-              </w:rPr>
-              <w:t>MENURUN</w:t>
-            </w:r>
-          </w:p>
-        </w:tc>
-      </w:tr>
-      <w:tr>
-        <w:trPr>
-          <w:trHeight w:val="517"/>
-        </w:trPr>
-        <w:tc>
-          <w:tcPr>
-            <w:tcW w:w="698" w:type="dxa"/>
-          </w:tcPr>
-          <w:p>
-            <w:pPr>
-              <w:pBdr>
-                <w:top w:val="nil"/>
-                <w:left w:val="nil"/>
-                <w:bottom w:val="nil"/>
-                <w:right w:val="nil"/>
-                <w:between w:val="nil"/>
-              </w:pBdr>
-              <w:spacing w:before="132"/>
-              <w:ind w:left="7"/>
-              <w:jc w:val="center"/>
-              <w:rPr>
-                <w:color w:val="000000"/>
-              </w:rPr>
-            </w:pPr>
-            <w:r>
-              <w:rPr>
-                <w:color w:val="000000"/>
-              </w:rPr>
-              <w:t>28</w:t>
-            </w:r>
-          </w:p>
-        </w:tc>
-        <w:tc>
-          <w:tcPr>
-            <w:tcW w:w="3151" w:type="dxa"/>
-          </w:tcPr>
-          <w:p>
-            <w:pPr>
-              <w:pBdr>
-                <w:top w:val="nil"/>
-                <w:left w:val="nil"/>
-                <w:bottom w:val="nil"/>
-                <w:right w:val="nil"/>
-                <w:between w:val="nil"/>
-              </w:pBdr>
-              <w:spacing w:line="252" w:lineRule="auto"/>
-              <w:ind w:left="916" w:hanging="204"/>
-              <w:rPr>
-                <w:color w:val="000000"/>
-              </w:rPr>
-            </w:pPr>
-            <w:r>
-              <w:rPr>
-                <w:color w:val="000000"/>
-              </w:rPr>
-              <w:t>SURYATIE BINTI SHAMSUDIN</w:t>
-            </w:r>
-          </w:p>
-        </w:tc>
-        <w:tc>
-          <w:tcPr>
-            <w:tcW w:w="1740" w:type="dxa"/>
-          </w:tcPr>
-          <w:p>
-            <w:pPr>
-              <w:pBdr>
-                <w:top w:val="nil"/>
-                <w:left w:val="nil"/>
-                <w:bottom w:val="nil"/>
-                <w:right w:val="nil"/>
-                <w:between w:val="nil"/>
-              </w:pBdr>
-              <w:spacing w:before="132"/>
-              <w:ind w:left="13" w:right="4"/>
-              <w:jc w:val="center"/>
-              <w:rPr>
-                <w:color w:val="000000"/>
-              </w:rPr>
-            </w:pPr>
-            <w:r>
-              <w:rPr>
-                <w:color w:val="000000"/>
-              </w:rPr>
-              <w:t>18</w:t>
-            </w:r>
-          </w:p>
-        </w:tc>
-        <w:tc>
-          <w:tcPr>
-            <w:tcW w:w="1740" w:type="dxa"/>
-          </w:tcPr>
-          <w:p>
-            <w:pPr>
-              <w:pBdr>
-                <w:top w:val="nil"/>
-                <w:left w:val="nil"/>
-                <w:bottom w:val="nil"/>
-                <w:right w:val="nil"/>
-                <w:between w:val="nil"/>
-              </w:pBdr>
-              <w:spacing w:before="132"/>
-              <w:ind w:left="13" w:right="3"/>
-              <w:jc w:val="center"/>
-              <w:rPr>
-                <w:color w:val="000000"/>
-              </w:rPr>
-            </w:pPr>
-            <w:r>
-              <w:rPr>
-                <w:color w:val="000000"/>
-              </w:rPr>
-              <w:t>19</w:t>
-            </w:r>
-          </w:p>
-        </w:tc>
-        <w:tc>
-          <w:tcPr>
-            <w:tcW w:w="2038" w:type="dxa"/>
-          </w:tcPr>
-          <w:p>
-            <w:pPr>
-              <w:pBdr>
-                <w:top w:val="nil"/>
-                <w:left w:val="nil"/>
-                <w:bottom w:val="nil"/>
-                <w:right w:val="nil"/>
-                <w:between w:val="nil"/>
-              </w:pBdr>
-              <w:spacing w:before="132"/>
-              <w:ind w:left="15"/>
-              <w:jc w:val="center"/>
-              <w:rPr>
-                <w:color w:val="000000"/>
-              </w:rPr>
-            </w:pPr>
-            <w:r>
-              <w:rPr>
-                <w:color w:val="000000"/>
-              </w:rPr>
-              <w:t>MENINGKAT</w:t>
-            </w:r>
-          </w:p>
-        </w:tc>
-      </w:tr>
-      <w:tr>
-        <w:trPr>
-          <w:trHeight w:val="515"/>
-        </w:trPr>
-        <w:tc>
-          <w:tcPr>
-            <w:tcW w:w="698" w:type="dxa"/>
-          </w:tcPr>
-          <w:p>
-            <w:pPr>
-              <w:pBdr>
-                <w:top w:val="nil"/>
-                <w:left w:val="nil"/>
-                <w:bottom w:val="nil"/>
-                <w:right w:val="nil"/>
-                <w:between w:val="nil"/>
-              </w:pBdr>
-              <w:spacing w:before="132"/>
-              <w:ind w:left="7"/>
-              <w:jc w:val="center"/>
-              <w:rPr>
-                <w:color w:val="000000"/>
-              </w:rPr>
-            </w:pPr>
-            <w:r>
-              <w:rPr>
-                <w:color w:val="000000"/>
-              </w:rPr>
-              <w:t>29</w:t>
-            </w:r>
-          </w:p>
-        </w:tc>
-        <w:tc>
-          <w:tcPr>
-            <w:tcW w:w="3151" w:type="dxa"/>
-          </w:tcPr>
-          <w:p>
-            <w:pPr>
-              <w:pBdr>
-                <w:top w:val="nil"/>
-                <w:left w:val="nil"/>
-                <w:bottom w:val="nil"/>
-                <w:right w:val="nil"/>
-                <w:between w:val="nil"/>
-              </w:pBdr>
-              <w:ind w:left="751" w:hanging="300"/>
-              <w:rPr>
-                <w:color w:val="000000"/>
-              </w:rPr>
-            </w:pPr>
-            <w:r>
-              <w:rPr>
-                <w:color w:val="000000"/>
-              </w:rPr>
-              <w:t>VIVIK HASNONI BINTI MOHD ARSHAD</w:t>
-            </w:r>
-          </w:p>
-        </w:tc>
-        <w:tc>
-          <w:tcPr>
-            <w:tcW w:w="1740" w:type="dxa"/>
-          </w:tcPr>
-          <w:p>
-            <w:pPr>
-              <w:pBdr>
-                <w:top w:val="nil"/>
-                <w:left w:val="nil"/>
-                <w:bottom w:val="nil"/>
-                <w:right w:val="nil"/>
-                <w:between w:val="nil"/>
-              </w:pBdr>
-              <w:spacing w:before="132"/>
-              <w:ind w:left="13" w:right="4"/>
-              <w:jc w:val="center"/>
-              <w:rPr>
-                <w:color w:val="000000"/>
-              </w:rPr>
-            </w:pPr>
-            <w:r>
-              <w:rPr>
-                <w:color w:val="000000"/>
-              </w:rPr>
-              <w:t>17</w:t>
-            </w:r>
-          </w:p>
-        </w:tc>
-        <w:tc>
-          <w:tcPr>
-            <w:tcW w:w="1740" w:type="dxa"/>
-          </w:tcPr>
-          <w:p>
-            <w:pPr>
-              <w:pBdr>
-                <w:top w:val="nil"/>
-                <w:left w:val="nil"/>
-                <w:bottom w:val="nil"/>
-                <w:right w:val="nil"/>
-                <w:between w:val="nil"/>
-              </w:pBdr>
-              <w:spacing w:before="132"/>
-              <w:ind w:left="13" w:right="3"/>
-              <w:jc w:val="center"/>
-              <w:rPr>
-                <w:color w:val="000000"/>
-              </w:rPr>
-            </w:pPr>
-            <w:r>
-              <w:rPr>
-                <w:color w:val="000000"/>
-              </w:rPr>
-              <w:t>19</w:t>
-            </w:r>
-          </w:p>
-        </w:tc>
-        <w:tc>
-          <w:tcPr>
-            <w:tcW w:w="2038" w:type="dxa"/>
-          </w:tcPr>
-          <w:p>
-            <w:pPr>
-              <w:pBdr>
-                <w:top w:val="nil"/>
-                <w:left w:val="nil"/>
-                <w:bottom w:val="nil"/>
-                <w:right w:val="nil"/>
-                <w:between w:val="nil"/>
-              </w:pBdr>
-              <w:spacing w:before="132"/>
-              <w:ind w:left="15"/>
-              <w:jc w:val="center"/>
-              <w:rPr>
-                <w:color w:val="000000"/>
-              </w:rPr>
-            </w:pPr>
-            <w:r>
-              <w:rPr>
-                <w:color w:val="000000"/>
-              </w:rPr>
-              <w:t>MENINGKAT</w:t>
-            </w:r>
-          </w:p>
-        </w:tc>
-      </w:tr>
-      <w:tr>
-        <w:trPr>
-          <w:trHeight w:val="517"/>
-        </w:trPr>
-        <w:tc>
-          <w:tcPr>
-            <w:tcW w:w="698" w:type="dxa"/>
-          </w:tcPr>
-          <w:p>
-            <w:pPr>
-              <w:pBdr>
-                <w:top w:val="nil"/>
-                <w:left w:val="nil"/>
-                <w:bottom w:val="nil"/>
-                <w:right w:val="nil"/>
-                <w:between w:val="nil"/>
-              </w:pBdr>
-              <w:spacing w:before="134"/>
-              <w:ind w:left="7"/>
-              <w:jc w:val="center"/>
-              <w:rPr>
-                <w:color w:val="000000"/>
-              </w:rPr>
-            </w:pPr>
-            <w:r>
-              <w:rPr>
-                <w:color w:val="000000"/>
-              </w:rPr>
-              <w:t>30</w:t>
-            </w:r>
-          </w:p>
-        </w:tc>
-        <w:tc>
-          <w:tcPr>
-            <w:tcW w:w="3151" w:type="dxa"/>
-          </w:tcPr>
-          <w:p>
-            <w:pPr>
-              <w:pBdr>
-                <w:top w:val="nil"/>
-                <w:left w:val="nil"/>
-                <w:bottom w:val="nil"/>
-                <w:right w:val="nil"/>
-                <w:between w:val="nil"/>
-              </w:pBdr>
-              <w:spacing w:line="252" w:lineRule="auto"/>
-              <w:ind w:left="1257" w:hanging="1047"/>
-              <w:rPr>
-                <w:color w:val="000000"/>
-              </w:rPr>
-            </w:pPr>
-            <w:r>
-              <w:rPr>
-                <w:color w:val="000000"/>
-              </w:rPr>
-              <w:t>WAN NOR'AINI BINTI WAN MUSA</w:t>
-            </w:r>
-          </w:p>
-        </w:tc>
-        <w:tc>
-          <w:tcPr>
-            <w:tcW w:w="1740" w:type="dxa"/>
-          </w:tcPr>
-          <w:p>
-            <w:pPr>
-              <w:pBdr>
-                <w:top w:val="nil"/>
-                <w:left w:val="nil"/>
-                <w:bottom w:val="nil"/>
-                <w:right w:val="nil"/>
-                <w:between w:val="nil"/>
-              </w:pBdr>
-              <w:spacing w:before="134"/>
-              <w:ind w:left="13" w:right="4"/>
-              <w:jc w:val="center"/>
-              <w:rPr>
-                <w:color w:val="000000"/>
-              </w:rPr>
-            </w:pPr>
-            <w:r>
-              <w:rPr>
-                <w:color w:val="000000"/>
-              </w:rPr>
-              <w:t>19</w:t>
-            </w:r>
-          </w:p>
-        </w:tc>
-        <w:tc>
-          <w:tcPr>
-            <w:tcW w:w="1740" w:type="dxa"/>
-          </w:tcPr>
-          <w:p>
-            <w:pPr>
-              <w:pBdr>
-                <w:top w:val="nil"/>
-                <w:left w:val="nil"/>
-                <w:bottom w:val="nil"/>
-                <w:right w:val="nil"/>
-                <w:between w:val="nil"/>
-              </w:pBdr>
-              <w:spacing w:before="134"/>
-              <w:ind w:left="13" w:right="3"/>
-              <w:jc w:val="center"/>
-              <w:rPr>
-                <w:color w:val="000000"/>
-              </w:rPr>
-            </w:pPr>
-            <w:r>
-              <w:rPr>
-                <w:color w:val="000000"/>
-              </w:rPr>
-              <w:t>19</w:t>
-            </w:r>
-          </w:p>
-        </w:tc>
-        <w:tc>
-          <w:tcPr>
-            <w:tcW w:w="2038" w:type="dxa"/>
-          </w:tcPr>
-          <w:p>
-            <w:pPr>
-              <w:pBdr>
-                <w:top w:val="nil"/>
-                <w:left w:val="nil"/>
-                <w:bottom w:val="nil"/>
-                <w:right w:val="nil"/>
-                <w:between w:val="nil"/>
-              </w:pBdr>
-              <w:spacing w:line="252" w:lineRule="auto"/>
-              <w:ind w:left="232" w:firstLine="463"/>
-              <w:rPr>
-                <w:color w:val="000000"/>
-              </w:rPr>
-            </w:pPr>
-            <w:r>
-              <w:rPr>
-                <w:color w:val="000000"/>
-              </w:rPr>
-              <w:t>TIADA PENINGKATAN</w:t>
-            </w:r>
-          </w:p>
-        </w:tc>
-      </w:tr>
-    </w:tbl>
-    <w:p>
-      <w:pPr>
-        <w:pBdr>
-          <w:top w:val="nil"/>
-          <w:left w:val="nil"/>
-          <w:bottom w:val="nil"/>
-          <w:right w:val="nil"/>
-          <w:between w:val="nil"/>
-        </w:pBdr>
-        <w:spacing w:line="252" w:lineRule="auto"/>
-        <w:rPr>
-          <w:color w:val="000000"/>
-        </w:rPr>
-        <w:sectPr>
-          <w:pgSz w:w="12240" w:h="15840"/>
-          <w:pgMar w:top="1340" w:right="360" w:bottom="960" w:left="360" w:header="353" w:footer="763" w:gutter="0"/>
-          <w:cols w:space="720"/>
-        </w:sectPr>
-      </w:pPr>
-    </w:p>
-    <w:p>
-      <w:pPr>
-        <w:pBdr>
-          <w:top w:val="nil"/>
-          <w:left w:val="nil"/>
-          <w:bottom w:val="nil"/>
-          <w:right w:val="nil"/>
-          <w:between w:val="nil"/>
-        </w:pBdr>
-        <w:spacing w:before="2"/>
-        <w:rPr>
-          <w:color w:val="000000"/>
-          <w:sz w:val="7"/>
-          <w:szCs w:val="7"/>
-        </w:rPr>
-      </w:pPr>
-    </w:p>
-    <w:tbl>
-      <w:tblPr>
-        <w:tblStyle w:val="af6"/>
-        <w:tblW w:w="9367" w:type="dxa"/>
-        <w:tblInd w:w="1090" w:type="dxa"/>
-        <w:tblBorders>
-          <w:top w:val="single" w:sz="4" w:space="0" w:color="000000"/>
-          <w:left w:val="single" w:sz="4" w:space="0" w:color="000000"/>
-          <w:bottom w:val="single" w:sz="4" w:space="0" w:color="000000"/>
-          <w:right w:val="single" w:sz="4" w:space="0" w:color="000000"/>
-          <w:insideH w:val="single" w:sz="4" w:space="0" w:color="000000"/>
-          <w:insideV w:val="single" w:sz="4" w:space="0" w:color="000000"/>
-        </w:tblBorders>
-        <w:tblLayout w:type="fixed"/>
-        <w:tblLook w:val="0000" w:firstRow="0" w:lastRow="0" w:firstColumn="0" w:lastColumn="0" w:noHBand="0" w:noVBand="0"/>
-      </w:tblPr>
-      <w:tblGrid>
-        <w:gridCol w:w="698"/>
-        <w:gridCol w:w="3151"/>
-        <w:gridCol w:w="1740"/>
-        <w:gridCol w:w="1740"/>
-        <w:gridCol w:w="2038"/>
-      </w:tblGrid>
-      <w:tr>
-        <w:trPr>
-          <w:trHeight w:val="518"/>
-        </w:trPr>
-        <w:tc>
-          <w:tcPr>
-            <w:tcW w:w="698" w:type="dxa"/>
-          </w:tcPr>
-          <w:p>
-            <w:pPr>
-              <w:pBdr>
-                <w:top w:val="nil"/>
-                <w:left w:val="nil"/>
-                <w:bottom w:val="nil"/>
-                <w:right w:val="nil"/>
-                <w:between w:val="nil"/>
-              </w:pBdr>
-              <w:spacing w:before="132"/>
-              <w:ind w:left="7"/>
-              <w:jc w:val="center"/>
-              <w:rPr>
-                <w:color w:val="000000"/>
-              </w:rPr>
-            </w:pPr>
-            <w:r>
-              <w:rPr>
-                <w:color w:val="000000"/>
-              </w:rPr>
-              <w:t>31</w:t>
-            </w:r>
-          </w:p>
-        </w:tc>
-        <w:tc>
-          <w:tcPr>
-            <w:tcW w:w="3151" w:type="dxa"/>
-          </w:tcPr>
-          <w:p>
-            <w:pPr>
-              <w:pBdr>
-                <w:top w:val="nil"/>
-                <w:left w:val="nil"/>
-                <w:bottom w:val="nil"/>
-                <w:right w:val="nil"/>
-                <w:between w:val="nil"/>
-              </w:pBdr>
-              <w:ind w:left="1142" w:hanging="1035"/>
-              <w:rPr>
-                <w:color w:val="000000"/>
-              </w:rPr>
-            </w:pPr>
-            <w:r>
-              <w:rPr>
-                <w:color w:val="000000"/>
-              </w:rPr>
-              <w:t>ZAIHASRA BINTI MOHAMAD DZOMIR</w:t>
-            </w:r>
-          </w:p>
-        </w:tc>
-        <w:tc>
-          <w:tcPr>
-            <w:tcW w:w="1740" w:type="dxa"/>
-          </w:tcPr>
-          <w:p>
-            <w:pPr>
-              <w:pBdr>
-                <w:top w:val="nil"/>
-                <w:left w:val="nil"/>
-                <w:bottom w:val="nil"/>
-                <w:right w:val="nil"/>
-                <w:between w:val="nil"/>
-              </w:pBdr>
-              <w:spacing w:before="132"/>
-              <w:ind w:left="13" w:right="4"/>
-              <w:jc w:val="center"/>
-              <w:rPr>
-                <w:color w:val="000000"/>
-              </w:rPr>
-            </w:pPr>
-            <w:r>
-              <w:rPr>
-                <w:color w:val="000000"/>
-              </w:rPr>
-              <w:t>18</w:t>
-            </w:r>
-          </w:p>
-        </w:tc>
-        <w:tc>
-          <w:tcPr>
-            <w:tcW w:w="1740" w:type="dxa"/>
-          </w:tcPr>
-          <w:p>
-            <w:pPr>
-              <w:pBdr>
-                <w:top w:val="nil"/>
-                <w:left w:val="nil"/>
-                <w:bottom w:val="nil"/>
-                <w:right w:val="nil"/>
-                <w:between w:val="nil"/>
-              </w:pBdr>
-              <w:spacing w:before="132"/>
-              <w:ind w:left="13" w:right="3"/>
-              <w:jc w:val="center"/>
-              <w:rPr>
-                <w:color w:val="000000"/>
-              </w:rPr>
-            </w:pPr>
-            <w:r>
-              <w:rPr>
-                <w:color w:val="000000"/>
-              </w:rPr>
-              <w:t>16</w:t>
-            </w:r>
-          </w:p>
-        </w:tc>
-        <w:tc>
-          <w:tcPr>
-            <w:tcW w:w="2038" w:type="dxa"/>
-          </w:tcPr>
-          <w:p>
-            <w:pPr>
-              <w:pBdr>
-                <w:top w:val="nil"/>
-                <w:left w:val="nil"/>
-                <w:bottom w:val="nil"/>
-                <w:right w:val="nil"/>
-                <w:between w:val="nil"/>
-              </w:pBdr>
-              <w:spacing w:before="132"/>
-              <w:ind w:left="15" w:right="4"/>
-              <w:jc w:val="center"/>
-              <w:rPr>
-                <w:color w:val="000000"/>
-              </w:rPr>
-            </w:pPr>
-            <w:r>
-              <w:rPr>
-                <w:color w:val="000000"/>
-              </w:rPr>
-              <w:t>MENURUN</w:t>
-            </w:r>
-          </w:p>
-        </w:tc>
-      </w:tr>
-      <w:tr>
-        <w:trPr>
-          <w:trHeight w:val="515"/>
-        </w:trPr>
-        <w:tc>
-          <w:tcPr>
-            <w:tcW w:w="698" w:type="dxa"/>
-          </w:tcPr>
-          <w:p>
-            <w:pPr>
-              <w:pBdr>
-                <w:top w:val="nil"/>
-                <w:left w:val="nil"/>
-                <w:bottom w:val="nil"/>
-                <w:right w:val="nil"/>
-                <w:between w:val="nil"/>
-              </w:pBdr>
-              <w:spacing w:before="132"/>
-              <w:ind w:left="7"/>
-              <w:jc w:val="center"/>
-              <w:rPr>
-                <w:color w:val="000000"/>
-              </w:rPr>
-            </w:pPr>
-            <w:r>
-              <w:rPr>
-                <w:color w:val="000000"/>
-              </w:rPr>
-              <w:t>32</w:t>
-            </w:r>
-          </w:p>
-        </w:tc>
-        <w:tc>
-          <w:tcPr>
-            <w:tcW w:w="3151" w:type="dxa"/>
-          </w:tcPr>
-          <w:p>
-            <w:pPr>
-              <w:pBdr>
-                <w:top w:val="nil"/>
-                <w:left w:val="nil"/>
-                <w:bottom w:val="nil"/>
-                <w:right w:val="nil"/>
-                <w:between w:val="nil"/>
-              </w:pBdr>
-              <w:spacing w:line="252" w:lineRule="auto"/>
-              <w:ind w:left="1178" w:hanging="747"/>
-              <w:rPr>
-                <w:color w:val="000000"/>
-              </w:rPr>
-            </w:pPr>
-            <w:r>
-              <w:rPr>
-                <w:color w:val="000000"/>
-              </w:rPr>
-              <w:t>ZAIRUL BARIAH BINTI AHMAD</w:t>
-            </w:r>
-          </w:p>
-        </w:tc>
-        <w:tc>
-          <w:tcPr>
-            <w:tcW w:w="1740" w:type="dxa"/>
-          </w:tcPr>
-          <w:p>
-            <w:pPr>
-              <w:pBdr>
-                <w:top w:val="nil"/>
-                <w:left w:val="nil"/>
-                <w:bottom w:val="nil"/>
-                <w:right w:val="nil"/>
-                <w:between w:val="nil"/>
-              </w:pBdr>
-              <w:spacing w:before="132"/>
-              <w:ind w:left="13" w:right="4"/>
-              <w:jc w:val="center"/>
-              <w:rPr>
-                <w:color w:val="000000"/>
-              </w:rPr>
-            </w:pPr>
-            <w:r>
-              <w:rPr>
-                <w:color w:val="000000"/>
-              </w:rPr>
-              <w:t>16</w:t>
-            </w:r>
-          </w:p>
-        </w:tc>
-        <w:tc>
-          <w:tcPr>
-            <w:tcW w:w="1740" w:type="dxa"/>
-          </w:tcPr>
-          <w:p>
-            <w:pPr>
-              <w:pBdr>
-                <w:top w:val="nil"/>
-                <w:left w:val="nil"/>
-                <w:bottom w:val="nil"/>
-                <w:right w:val="nil"/>
-                <w:between w:val="nil"/>
-              </w:pBdr>
-              <w:spacing w:before="132"/>
-              <w:ind w:left="13" w:right="3"/>
-              <w:jc w:val="center"/>
-              <w:rPr>
-                <w:color w:val="000000"/>
-              </w:rPr>
-            </w:pPr>
-            <w:r>
-              <w:rPr>
-                <w:color w:val="000000"/>
-              </w:rPr>
-              <w:t>19</w:t>
-            </w:r>
-          </w:p>
-        </w:tc>
-        <w:tc>
-          <w:tcPr>
-            <w:tcW w:w="2038" w:type="dxa"/>
-          </w:tcPr>
-          <w:p>
-            <w:pPr>
-              <w:pBdr>
-                <w:top w:val="nil"/>
-                <w:left w:val="nil"/>
-                <w:bottom w:val="nil"/>
-                <w:right w:val="nil"/>
-                <w:between w:val="nil"/>
-              </w:pBdr>
-              <w:spacing w:before="132"/>
-              <w:ind w:left="15"/>
-              <w:jc w:val="center"/>
-              <w:rPr>
-                <w:color w:val="000000"/>
-              </w:rPr>
-            </w:pPr>
-            <w:r>
-              <w:rPr>
-                <w:color w:val="000000"/>
-              </w:rPr>
-              <w:t>MENINGKAT</w:t>
-            </w:r>
+              <w:spacing w:before="49"/>
+              <w:rPr>
+                <w:color w:val="000000"/>
+                <w:sz w:val="20"/>
+                <w:szCs w:val="20"/>
+              </w:rPr>
+            </w:pPr>
           </w:p>
         </w:tc>
       </w:tr>
@@ -34067,7 +29745,7 @@
                 <w:sz w:val="20"/>
                 <w:szCs w:val="20"/>
               </w:rPr>
-              <w:t>{{KAD PENGENALAN}}</w:t>
+              <w:t>KAD PENGENALAN</w:t>
             </w:r>
           </w:p>
         </w:tc>
@@ -34134,7 +29812,7 @@
                 <w:sz w:val="20"/>
                 <w:szCs w:val="20"/>
               </w:rPr>
-              <w:t>{{ALAMAT}}</w:t>
+              <w:t>ALAMAT</w:t>
             </w:r>
           </w:p>
         </w:tc>
@@ -34201,7 +29879,7 @@
                 <w:sz w:val="20"/>
                 <w:szCs w:val="20"/>
               </w:rPr>
-              <w:t>{{NO TELEFON}}</w:t>
+              <w:t>NO TELEFON</w:t>
             </w:r>
           </w:p>
         </w:tc>
@@ -34303,7 +29981,7 @@
                 <w:sz w:val="20"/>
                 <w:szCs w:val="20"/>
               </w:rPr>
-              <w:t>{{ALASAN}}</w:t>
+              <w:t>ALASAN</w:t>
             </w:r>
           </w:p>
         </w:tc>
@@ -34460,7 +30138,7 @@
                 <w:sz w:val="20"/>
                 <w:szCs w:val="20"/>
               </w:rPr>
-              <w:t xml:space="preserve">{{KEHADIRAH </w:t>
+              <w:t xml:space="preserve">KEHADIRAH </w:t>
             </w:r>
           </w:p>
           <w:p>
@@ -34502,14 +30180,6 @@
                 <w:szCs w:val="20"/>
               </w:rPr>
             </w:pPr>
-            <w:r>
-              <w:rPr>
-                <w:b/>
-                <w:sz w:val="20"/>
-                <w:szCs w:val="20"/>
-              </w:rPr>
-              <w:t>}}</w:t>
-            </w:r>
           </w:p>
         </w:tc>
         <w:tc>
@@ -34540,7 +30210,7 @@
                 <w:sz w:val="20"/>
                 <w:szCs w:val="20"/>
               </w:rPr>
-              <w:t>{{KEHADIRAN</w:t>
+              <w:t>KEHADIRAN</w:t>
             </w:r>
           </w:p>
           <w:p>
@@ -34582,14 +30252,6 @@
                 <w:szCs w:val="20"/>
               </w:rPr>
             </w:pPr>
-            <w:r>
-              <w:rPr>
-                <w:b/>
-                <w:sz w:val="20"/>
-                <w:szCs w:val="20"/>
-              </w:rPr>
-              <w:t>}}</w:t>
-            </w:r>
           </w:p>
         </w:tc>
         <w:tc>
@@ -34640,6 +30302,54 @@
                 <w:color w:val="000000"/>
                 <w:sz w:val="20"/>
                 <w:szCs w:val="20"/>
+                <w:lang w:val="en-US"/>
+              </w:rPr>
+            </w:pPr>
+            <w:r>
+              <w:rPr>
+                <w:color w:val="000000"/>
+                <w:sz w:val="20"/>
+                <w:szCs w:val="20"/>
+                <w:lang w:val="en-US"/>
+              </w:rPr>
+              <w:t xml:space="preserve">{%tr for </w:t>
+            </w:r>
+            <w:proofErr w:type="spellStart"/>
+            <w:r>
+              <w:rPr>
+                <w:color w:val="000000"/>
+                <w:sz w:val="20"/>
+                <w:szCs w:val="20"/>
+                <w:lang w:val="en-US"/>
+              </w:rPr>
+              <w:t>peserta</w:t>
+            </w:r>
+            <w:proofErr w:type="spellEnd"/>
+            <w:r>
+              <w:rPr>
+                <w:color w:val="000000"/>
+                <w:sz w:val="20"/>
+                <w:szCs w:val="20"/>
+                <w:lang w:val="en-US"/>
+              </w:rPr>
+              <w:t xml:space="preserve"> in peserta_list %}    </w:t>
+            </w:r>
+          </w:p>
+          <w:p>
+            <w:pPr>
+              <w:pBdr>
+                <w:top w:val="nil"/>
+                <w:left w:val="nil"/>
+                <w:bottom w:val="nil"/>
+                <w:right w:val="nil"/>
+                <w:between w:val="nil"/>
+              </w:pBdr>
+              <w:ind w:left="54" w:right="136"/>
+              <w:jc w:val="center"/>
+              <w:rPr>
+                <w:color w:val="000000"/>
+                <w:sz w:val="20"/>
+                <w:szCs w:val="20"/>
               </w:rPr>
             </w:pPr>
           </w:p>
@@ -35007,6 +30717,56 @@
                 <w:color w:val="000000"/>
                 <w:sz w:val="18"/>
                 <w:szCs w:val="18"/>
+                <w:lang w:val="en-US"/>
+              </w:rPr>
+            </w:pPr>
+            <w:r>
+              <w:rPr>
+                <w:rFonts w:ascii="Times New Roman" w:eastAsia="Times New Roman" w:hAnsi="Times New Roman" w:cs="Times New Roman"/>
+                <w:color w:val="000000"/>
+                <w:sz w:val="18"/>
+                <w:szCs w:val="18"/>
+                <w:lang w:val="en-US"/>
+              </w:rPr>
+              <w:t>{{</w:t>
+            </w:r>
+            <w:proofErr w:type="spellStart"/>
+            <w:r>
+              <w:rPr>
+                <w:rFonts w:ascii="Times New Roman" w:eastAsia="Times New Roman" w:hAnsi="Times New Roman" w:cs="Times New Roman"/>
+                <w:color w:val="000000"/>
+                <w:sz w:val="18"/>
+                <w:szCs w:val="18"/>
+                <w:lang w:val="en-US"/>
+              </w:rPr>
+              <w:t>peserta.alasan</w:t>
+            </w:r>
+            <w:proofErr w:type="spellEnd"/>
+            <w:r>
+              <w:rPr>
+                <w:rFonts w:ascii="Times New Roman" w:eastAsia="Times New Roman" w:hAnsi="Times New Roman" w:cs="Times New Roman"/>
+                <w:color w:val="000000"/>
+                <w:sz w:val="18"/>
+                <w:szCs w:val="18"/>
+                <w:lang w:val="en-US"/>
+              </w:rPr>
+              <w:t>}}</w:t>
+            </w:r>
+          </w:p>
+          <w:p>
+            <w:pPr>
+              <w:pBdr>
+                <w:top w:val="nil"/>
+                <w:left w:val="nil"/>
+                <w:bottom w:val="nil"/>
+                <w:right w:val="nil"/>
+                <w:between w:val="nil"/>
+              </w:pBdr>
+              <w:rPr>
+                <w:rFonts w:ascii="Times New Roman" w:eastAsia="Times New Roman" w:hAnsi="Times New Roman" w:cs="Times New Roman"/>
+                <w:color w:val="000000"/>
+                <w:sz w:val="18"/>
+                <w:szCs w:val="18"/>
               </w:rPr>
             </w:pPr>
           </w:p>
@@ -35465,6 +31225,55 @@
                 <w:color w:val="000000"/>
                 <w:sz w:val="20"/>
                 <w:szCs w:val="20"/>
+                <w:lang w:val="en-US"/>
+              </w:rPr>
+            </w:pPr>
+            <w:r>
+              <w:rPr>
+                <w:color w:val="000000"/>
+                <w:sz w:val="20"/>
+                <w:szCs w:val="20"/>
+                <w:lang w:val="en-US"/>
+              </w:rPr>
+              <w:t>{{</w:t>
+            </w:r>
+            <w:proofErr w:type="spellStart"/>
+            <w:r>
+              <w:rPr>
+                <w:color w:val="000000"/>
+                <w:sz w:val="20"/>
+                <w:szCs w:val="20"/>
+                <w:lang w:val="en-US"/>
+              </w:rPr>
+              <w:t>peserta.bil</w:t>
+            </w:r>
+            <w:proofErr w:type="spellEnd"/>
+            <w:r>
+              <w:rPr>
+                <w:color w:val="000000"/>
+                <w:sz w:val="20"/>
+                <w:szCs w:val="20"/>
+                <w:lang w:val="en-US"/>
+              </w:rPr>
+              <w:t>}}</w:t>
+            </w:r>
+          </w:p>
+          <w:p>
+            <w:pPr>
+              <w:pBdr>
+                <w:top w:val="nil"/>
+                <w:left w:val="nil"/>
+                <w:bottom w:val="nil"/>
+                <w:right w:val="nil"/>
+                <w:between w:val="nil"/>
+              </w:pBdr>
+              <w:spacing w:before="156"/>
+              <w:ind w:left="54" w:right="107"/>
+              <w:jc w:val="center"/>
+              <w:rPr>
+                <w:color w:val="000000"/>
+                <w:sz w:val="20"/>
+                <w:szCs w:val="20"/>
               </w:rPr>
             </w:pPr>
           </w:p>
@@ -35488,6 +31297,56 @@
               </w:pBdr>
               <w:spacing w:before="98"/>
               <w:ind w:left="801" w:right="440" w:hanging="351"/>
+              <w:jc w:val="center"/>
+              <w:rPr>
+                <w:color w:val="000000"/>
+                <w:sz w:val="20"/>
+                <w:szCs w:val="20"/>
+                <w:lang w:val="en-US"/>
+              </w:rPr>
+            </w:pPr>
+            <w:r>
+              <w:rPr>
+                <w:color w:val="000000"/>
+                <w:sz w:val="20"/>
+                <w:szCs w:val="20"/>
+                <w:lang w:val="en-US"/>
+              </w:rPr>
+              <w:t>{{</w:t>
+            </w:r>
+            <w:proofErr w:type="spellStart"/>
+            <w:r>
+              <w:rPr>
+                <w:color w:val="000000"/>
+                <w:sz w:val="20"/>
+                <w:szCs w:val="20"/>
+                <w:lang w:val="en-US"/>
+              </w:rPr>
+              <w:t>peserta.nama</w:t>
+            </w:r>
+            <w:proofErr w:type="spellEnd"/>
+            <w:r>
+              <w:rPr>
+                <w:color w:val="000000"/>
+                <w:sz w:val="20"/>
+                <w:szCs w:val="20"/>
+                <w:lang w:val="en-US"/>
+              </w:rPr>
+              <w:t>}}</w:t>
+            </w:r>
+          </w:p>
+          <w:p>
+            <w:pPr>
+              <w:pBdr>
+                <w:top w:val="nil"/>
+                <w:left w:val="nil"/>
+                <w:bottom w:val="nil"/>
+                <w:right w:val="nil"/>
+                <w:between w:val="nil"/>
+              </w:pBdr>
+              <w:spacing w:before="98"/>
+              <w:ind w:left="801" w:right="440" w:hanging="351"/>
+              <w:jc w:val="center"/>
               <w:rPr>
                 <w:color w:val="000000"/>
                 <w:sz w:val="20"/>
@@ -35520,6 +31379,55 @@
                 <w:color w:val="000000"/>
                 <w:sz w:val="20"/>
                 <w:szCs w:val="20"/>
+                <w:lang w:val="en-US"/>
+              </w:rPr>
+            </w:pPr>
+            <w:r>
+              <w:rPr>
+                <w:color w:val="000000"/>
+                <w:sz w:val="20"/>
+                <w:szCs w:val="20"/>
+                <w:lang w:val="en-US"/>
+              </w:rPr>
+              <w:t>{{</w:t>
+            </w:r>
+            <w:proofErr w:type="spellStart"/>
+            <w:r>
+              <w:rPr>
+                <w:color w:val="000000"/>
+                <w:sz w:val="20"/>
+                <w:szCs w:val="20"/>
+                <w:lang w:val="en-US"/>
+              </w:rPr>
+              <w:t>peserta.kad_pengenalan</w:t>
+            </w:r>
+            <w:proofErr w:type="spellEnd"/>
+            <w:r>
+              <w:rPr>
+                <w:color w:val="000000"/>
+                <w:sz w:val="20"/>
+                <w:szCs w:val="20"/>
+                <w:lang w:val="en-US"/>
+              </w:rPr>
+              <w:t>}}</w:t>
+            </w:r>
+          </w:p>
+          <w:p>
+            <w:pPr>
+              <w:pBdr>
+                <w:top w:val="nil"/>
+                <w:left w:val="nil"/>
+                <w:bottom w:val="nil"/>
+                <w:right w:val="nil"/>
+                <w:between w:val="nil"/>
+              </w:pBdr>
+              <w:spacing w:before="156"/>
+              <w:ind w:left="1" w:right="1"/>
+              <w:jc w:val="center"/>
+              <w:rPr>
+                <w:color w:val="000000"/>
+                <w:sz w:val="20"/>
+                <w:szCs w:val="20"/>
               </w:rPr>
             </w:pPr>
           </w:p>
@@ -35547,6 +31455,54 @@
                 <w:color w:val="000000"/>
                 <w:sz w:val="20"/>
                 <w:szCs w:val="20"/>
+                <w:lang w:val="en-US"/>
+              </w:rPr>
+            </w:pPr>
+            <w:r>
+              <w:rPr>
+                <w:color w:val="000000"/>
+                <w:sz w:val="20"/>
+                <w:szCs w:val="20"/>
+                <w:lang w:val="en-US"/>
+              </w:rPr>
+              <w:t>{{</w:t>
+            </w:r>
+            <w:proofErr w:type="spellStart"/>
+            <w:r>
+              <w:rPr>
+                <w:color w:val="000000"/>
+                <w:sz w:val="20"/>
+                <w:szCs w:val="20"/>
+                <w:lang w:val="en-US"/>
+              </w:rPr>
+              <w:t>peserta.alamat</w:t>
+            </w:r>
+            <w:proofErr w:type="spellEnd"/>
+            <w:r>
+              <w:rPr>
+                <w:color w:val="000000"/>
+                <w:sz w:val="20"/>
+                <w:szCs w:val="20"/>
+                <w:lang w:val="en-US"/>
+              </w:rPr>
+              <w:t>}}</w:t>
+            </w:r>
+          </w:p>
+          <w:p>
+            <w:pPr>
+              <w:pBdr>
+                <w:top w:val="nil"/>
+                <w:left w:val="nil"/>
+                <w:bottom w:val="nil"/>
+                <w:right w:val="nil"/>
+                <w:between w:val="nil"/>
+              </w:pBdr>
+              <w:spacing w:before="5"/>
+              <w:ind w:left="286" w:right="192" w:hanging="83"/>
+              <w:rPr>
+                <w:color w:val="000000"/>
+                <w:sz w:val="20"/>
+                <w:szCs w:val="20"/>
               </w:rPr>
             </w:pPr>
           </w:p>
@@ -35575,6 +31531,55 @@
                 <w:color w:val="000000"/>
                 <w:sz w:val="20"/>
                 <w:szCs w:val="20"/>
+                <w:lang w:val="en-US"/>
+              </w:rPr>
+            </w:pPr>
+            <w:r>
+              <w:rPr>
+                <w:color w:val="000000"/>
+                <w:sz w:val="20"/>
+                <w:szCs w:val="20"/>
+                <w:lang w:val="en-US"/>
+              </w:rPr>
+              <w:t>{{</w:t>
+            </w:r>
+            <w:proofErr w:type="spellStart"/>
+            <w:r>
+              <w:rPr>
+                <w:color w:val="000000"/>
+                <w:sz w:val="20"/>
+                <w:szCs w:val="20"/>
+                <w:lang w:val="en-US"/>
+              </w:rPr>
+              <w:t>peserta.no_telefon</w:t>
+            </w:r>
+            <w:proofErr w:type="spellEnd"/>
+            <w:r>
+              <w:rPr>
+                <w:color w:val="000000"/>
+                <w:sz w:val="20"/>
+                <w:szCs w:val="20"/>
+                <w:lang w:val="en-US"/>
+              </w:rPr>
+              <w:t>}}</w:t>
+            </w:r>
+          </w:p>
+          <w:p>
+            <w:pPr>
+              <w:pBdr>
+                <w:top w:val="nil"/>
+                <w:left w:val="nil"/>
+                <w:bottom w:val="nil"/>
+                <w:right w:val="nil"/>
+                <w:between w:val="nil"/>
+              </w:pBdr>
+              <w:spacing w:before="156"/>
+              <w:ind w:left="5" w:right="3"/>
+              <w:jc w:val="center"/>
+              <w:rPr>
+                <w:color w:val="000000"/>
+                <w:sz w:val="20"/>
+                <w:szCs w:val="20"/>
               </w:rPr>
             </w:pPr>
           </w:p>
@@ -35600,6 +31605,59 @@
               <w:ind w:left="6"/>
               <w:jc w:val="center"/>
               <w:rPr>
+                <w:bCs/>
+                <w:color w:val="000000"/>
+                <w:sz w:val="20"/>
+                <w:szCs w:val="20"/>
+                <w:lang w:val="en-US"/>
+              </w:rPr>
+            </w:pPr>
+            <w:r>
+              <w:rPr>
+                <w:bCs/>
+                <w:color w:val="000000"/>
+                <w:sz w:val="20"/>
+                <w:szCs w:val="20"/>
+                <w:lang w:val="en-US"/>
+              </w:rPr>
+              <w:t>{{</w:t>
+            </w:r>
+            <w:proofErr w:type="spellStart"/>
+            <w:r>
+              <w:rPr>
+                <w:bCs/>
+                <w:color w:val="000000"/>
+                <w:sz w:val="20"/>
+                <w:szCs w:val="20"/>
+                <w:lang w:val="en-US"/>
+              </w:rPr>
+              <w:t>peserta.kehadiran_sabtu</w:t>
+            </w:r>
+            <w:proofErr w:type="spellEnd"/>
+            <w:r>
+              <w:rPr>
+                <w:bCs/>
+                <w:color w:val="000000"/>
+                <w:sz w:val="20"/>
+                <w:szCs w:val="20"/>
+                <w:lang w:val="en-US"/>
+              </w:rPr>
+              <w:t>}}</w:t>
+            </w:r>
+          </w:p>
+          <w:p>
+            <w:pPr>
+              <w:pBdr>
+                <w:top w:val="nil"/>
+                <w:left w:val="nil"/>
+                <w:bottom w:val="nil"/>
+                <w:right w:val="nil"/>
+                <w:between w:val="nil"/>
+              </w:pBdr>
+              <w:spacing w:before="156"/>
+              <w:ind w:left="6"/>
+              <w:jc w:val="center"/>
+              <w:rPr>
                 <w:b/>
                 <w:color w:val="000000"/>
                 <w:sz w:val="20"/>
@@ -35632,6 +31690,55 @@
                 <w:color w:val="000000"/>
                 <w:sz w:val="20"/>
                 <w:szCs w:val="20"/>
+                <w:lang w:val="en-US"/>
+              </w:rPr>
+            </w:pPr>
+            <w:r>
+              <w:rPr>
+                <w:color w:val="000000"/>
+                <w:sz w:val="20"/>
+                <w:szCs w:val="20"/>
+                <w:lang w:val="en-US"/>
+              </w:rPr>
+              <w:t>{{</w:t>
+            </w:r>
+            <w:proofErr w:type="spellStart"/>
+            <w:r>
+              <w:rPr>
+                <w:color w:val="000000"/>
+                <w:sz w:val="20"/>
+                <w:szCs w:val="20"/>
+                <w:lang w:val="en-US"/>
+              </w:rPr>
+              <w:t>peserta.kehadiran_ahad</w:t>
+            </w:r>
+            <w:proofErr w:type="spellEnd"/>
+            <w:r>
+              <w:rPr>
+                <w:color w:val="000000"/>
+                <w:sz w:val="20"/>
+                <w:szCs w:val="20"/>
+                <w:lang w:val="en-US"/>
+              </w:rPr>
+              <w:t>}}</w:t>
+            </w:r>
+          </w:p>
+          <w:p>
+            <w:pPr>
+              <w:pBdr>
+                <w:top w:val="nil"/>
+                <w:left w:val="nil"/>
+                <w:bottom w:val="nil"/>
+                <w:right w:val="nil"/>
+                <w:between w:val="nil"/>
+              </w:pBdr>
+              <w:spacing w:before="156"/>
+              <w:ind w:left="5" w:right="1"/>
+              <w:jc w:val="center"/>
+              <w:rPr>
+                <w:color w:val="000000"/>
+                <w:sz w:val="20"/>
+                <w:szCs w:val="20"/>
               </w:rPr>
             </w:pPr>
           </w:p>
@@ -36309,6 +32416,56 @@
                 <w:color w:val="000000"/>
                 <w:sz w:val="16"/>
                 <w:szCs w:val="16"/>
+                <w:lang w:val="en-US"/>
+              </w:rPr>
+            </w:pPr>
+            <w:r>
+              <w:rPr>
+                <w:rFonts w:ascii="Times New Roman" w:eastAsia="Times New Roman" w:hAnsi="Times New Roman" w:cs="Times New Roman"/>
+                <w:color w:val="000000"/>
+                <w:sz w:val="16"/>
+                <w:szCs w:val="16"/>
+                <w:lang w:val="en-US"/>
+              </w:rPr>
+              <w:t>{%</w:t>
+            </w:r>
+            <w:proofErr w:type="spellStart"/>
+            <w:r>
+              <w:rPr>
+                <w:rFonts w:ascii="Times New Roman" w:eastAsia="Times New Roman" w:hAnsi="Times New Roman" w:cs="Times New Roman"/>
+                <w:color w:val="000000"/>
+                <w:sz w:val="16"/>
+                <w:szCs w:val="16"/>
+                <w:lang w:val="en-US"/>
+              </w:rPr>
+              <w:t>endtr</w:t>
+            </w:r>
+            <w:proofErr w:type="spellEnd"/>
+            <w:r>
+              <w:rPr>
+                <w:rFonts w:ascii="Times New Roman" w:eastAsia="Times New Roman" w:hAnsi="Times New Roman" w:cs="Times New Roman"/>
+                <w:color w:val="000000"/>
+                <w:sz w:val="16"/>
+                <w:szCs w:val="16"/>
+                <w:lang w:val="en-US"/>
+              </w:rPr>
+              <w:t xml:space="preserve">%} </w:t>
+            </w:r>
+          </w:p>
+          <w:p>
+            <w:pPr>
+              <w:pBdr>
+                <w:top w:val="nil"/>
+                <w:left w:val="nil"/>
+                <w:bottom w:val="nil"/>
+                <w:right w:val="nil"/>
+                <w:between w:val="nil"/>
+              </w:pBdr>
+              <w:rPr>
+                <w:rFonts w:ascii="Times New Roman" w:eastAsia="Times New Roman" w:hAnsi="Times New Roman" w:cs="Times New Roman"/>
+                <w:color w:val="000000"/>
+                <w:sz w:val="16"/>
+                <w:szCs w:val="16"/>
               </w:rPr>
             </w:pPr>
           </w:p>
@@ -37339,384 +33496,6 @@
                 <w:between w:val="nil"/>
               </w:pBdr>
               <w:spacing w:line="276" w:lineRule="auto"/>
-              <w:rPr>
-                <w:rFonts w:ascii="Times New Roman" w:eastAsia="Times New Roman" w:hAnsi="Times New Roman" w:cs="Times New Roman"/>
-                <w:color w:val="000000"/>
-                <w:sz w:val="18"/>
-                <w:szCs w:val="18"/>
-              </w:rPr>
-            </w:pPr>
-          </w:p>
-        </w:tc>
-      </w:tr>
-      <w:tr>
-        <w:trPr>
-          <w:trHeight w:val="1651"/>
-        </w:trPr>
-        <w:tc>
-          <w:tcPr>
-            <w:tcW w:w="1023" w:type="dxa"/>
-          </w:tcPr>
-          <w:p>
-            <w:pPr>
-              <w:pBdr>
-                <w:top w:val="nil"/>
-                <w:left w:val="nil"/>
-                <w:bottom w:val="nil"/>
-                <w:right w:val="nil"/>
-                <w:between w:val="nil"/>
-              </w:pBdr>
-              <w:ind w:left="54" w:right="107"/>
-              <w:jc w:val="center"/>
-              <w:rPr>
-                <w:color w:val="000000"/>
-                <w:sz w:val="20"/>
-                <w:szCs w:val="20"/>
-              </w:rPr>
-            </w:pPr>
-          </w:p>
-        </w:tc>
-        <w:tc>
-          <w:tcPr>
-            <w:tcW w:w="2329" w:type="dxa"/>
-          </w:tcPr>
-          <w:p>
-            <w:pPr>
-              <w:pBdr>
-                <w:top w:val="nil"/>
-                <w:left w:val="nil"/>
-                <w:bottom w:val="nil"/>
-                <w:right w:val="nil"/>
-                <w:between w:val="nil"/>
-              </w:pBdr>
-              <w:spacing w:line="360" w:lineRule="auto"/>
-              <w:ind w:left="196" w:right="183" w:firstLine="431"/>
-              <w:rPr>
-                <w:color w:val="000000"/>
-                <w:sz w:val="20"/>
-                <w:szCs w:val="20"/>
-              </w:rPr>
-            </w:pPr>
-          </w:p>
-        </w:tc>
-        <w:tc>
-          <w:tcPr>
-            <w:tcW w:w="1700" w:type="dxa"/>
-          </w:tcPr>
-          <w:p>
-            <w:pPr>
-              <w:pBdr>
-                <w:top w:val="nil"/>
-                <w:left w:val="nil"/>
-                <w:bottom w:val="nil"/>
-                <w:right w:val="nil"/>
-                <w:between w:val="nil"/>
-              </w:pBdr>
-              <w:ind w:left="1" w:right="1"/>
-              <w:jc w:val="center"/>
-              <w:rPr>
-                <w:color w:val="000000"/>
-                <w:sz w:val="20"/>
-                <w:szCs w:val="20"/>
-              </w:rPr>
-            </w:pPr>
-          </w:p>
-        </w:tc>
-        <w:tc>
-          <w:tcPr>
-            <w:tcW w:w="1844" w:type="dxa"/>
-          </w:tcPr>
-          <w:p>
-            <w:pPr>
-              <w:pBdr>
-                <w:top w:val="nil"/>
-                <w:left w:val="nil"/>
-                <w:bottom w:val="nil"/>
-                <w:right w:val="nil"/>
-                <w:between w:val="nil"/>
-              </w:pBdr>
-              <w:spacing w:line="259" w:lineRule="auto"/>
-              <w:ind w:left="129" w:right="123"/>
-              <w:jc w:val="center"/>
-              <w:rPr>
-                <w:color w:val="000000"/>
-                <w:sz w:val="20"/>
-                <w:szCs w:val="20"/>
-              </w:rPr>
-            </w:pPr>
-          </w:p>
-        </w:tc>
-        <w:tc>
-          <w:tcPr>
-            <w:tcW w:w="1515" w:type="dxa"/>
-          </w:tcPr>
-          <w:p>
-            <w:pPr>
-              <w:pBdr>
-                <w:top w:val="nil"/>
-                <w:left w:val="nil"/>
-                <w:bottom w:val="nil"/>
-                <w:right w:val="nil"/>
-                <w:between w:val="nil"/>
-              </w:pBdr>
-              <w:ind w:left="5" w:right="3"/>
-              <w:jc w:val="center"/>
-              <w:rPr>
-                <w:color w:val="000000"/>
-                <w:sz w:val="20"/>
-                <w:szCs w:val="20"/>
-              </w:rPr>
-            </w:pPr>
-          </w:p>
-        </w:tc>
-        <w:tc>
-          <w:tcPr>
-            <w:tcW w:w="612" w:type="dxa"/>
-          </w:tcPr>
-          <w:p>
-            <w:pPr>
-              <w:pBdr>
-                <w:top w:val="nil"/>
-                <w:left w:val="nil"/>
-                <w:bottom w:val="nil"/>
-                <w:right w:val="nil"/>
-                <w:between w:val="nil"/>
-              </w:pBdr>
-              <w:ind w:left="6"/>
-              <w:jc w:val="center"/>
-              <w:rPr>
-                <w:color w:val="000000"/>
-                <w:sz w:val="20"/>
-                <w:szCs w:val="20"/>
-              </w:rPr>
-            </w:pPr>
-          </w:p>
-        </w:tc>
-        <w:tc>
-          <w:tcPr>
-            <w:tcW w:w="566" w:type="dxa"/>
-          </w:tcPr>
-          <w:p>
-            <w:pPr>
-              <w:pBdr>
-                <w:top w:val="nil"/>
-                <w:left w:val="nil"/>
-                <w:bottom w:val="nil"/>
-                <w:right w:val="nil"/>
-                <w:between w:val="nil"/>
-              </w:pBdr>
-              <w:ind w:left="5" w:right="1"/>
-              <w:jc w:val="center"/>
-              <w:rPr>
-                <w:color w:val="000000"/>
-                <w:sz w:val="20"/>
-                <w:szCs w:val="20"/>
-              </w:rPr>
-            </w:pPr>
-          </w:p>
-        </w:tc>
-        <w:tc>
-          <w:tcPr>
-            <w:tcW w:w="1276" w:type="dxa"/>
-          </w:tcPr>
-          <w:p>
-            <w:pPr>
-              <w:pBdr>
-                <w:top w:val="nil"/>
-                <w:left w:val="nil"/>
-                <w:bottom w:val="nil"/>
-                <w:right w:val="nil"/>
-                <w:between w:val="nil"/>
-              </w:pBdr>
-              <w:rPr>
-                <w:rFonts w:ascii="Times New Roman" w:eastAsia="Times New Roman" w:hAnsi="Times New Roman" w:cs="Times New Roman"/>
-                <w:color w:val="000000"/>
-                <w:sz w:val="18"/>
-                <w:szCs w:val="18"/>
-              </w:rPr>
-            </w:pPr>
-          </w:p>
-        </w:tc>
-      </w:tr>
-      <w:tr>
-        <w:trPr>
-          <w:trHeight w:val="1895"/>
-        </w:trPr>
-        <w:tc>
-          <w:tcPr>
-            <w:tcW w:w="1023" w:type="dxa"/>
-          </w:tcPr>
-          <w:p>
-            <w:pPr>
-              <w:pBdr>
-                <w:top w:val="nil"/>
-                <w:left w:val="nil"/>
-                <w:bottom w:val="nil"/>
-                <w:right w:val="nil"/>
-                <w:between w:val="nil"/>
-              </w:pBdr>
-              <w:ind w:left="54" w:right="107"/>
-              <w:jc w:val="center"/>
-              <w:rPr>
-                <w:color w:val="000000"/>
-                <w:sz w:val="20"/>
-                <w:szCs w:val="20"/>
-              </w:rPr>
-            </w:pPr>
-          </w:p>
-        </w:tc>
-        <w:tc>
-          <w:tcPr>
-            <w:tcW w:w="2329" w:type="dxa"/>
-          </w:tcPr>
-          <w:p>
-            <w:pPr>
-              <w:pBdr>
-                <w:top w:val="nil"/>
-                <w:left w:val="nil"/>
-                <w:bottom w:val="nil"/>
-                <w:right w:val="nil"/>
-                <w:between w:val="nil"/>
-              </w:pBdr>
-              <w:spacing w:before="1" w:line="360" w:lineRule="auto"/>
-              <w:ind w:left="316" w:hanging="142"/>
-              <w:rPr>
-                <w:color w:val="000000"/>
-                <w:sz w:val="20"/>
-                <w:szCs w:val="20"/>
-              </w:rPr>
-            </w:pPr>
-          </w:p>
-        </w:tc>
-        <w:tc>
-          <w:tcPr>
-            <w:tcW w:w="1700" w:type="dxa"/>
-          </w:tcPr>
-          <w:p>
-            <w:pPr>
-              <w:pBdr>
-                <w:top w:val="nil"/>
-                <w:left w:val="nil"/>
-                <w:bottom w:val="nil"/>
-                <w:right w:val="nil"/>
-                <w:between w:val="nil"/>
-              </w:pBdr>
-              <w:ind w:left="1" w:right="1"/>
-              <w:jc w:val="center"/>
-              <w:rPr>
-                <w:color w:val="000000"/>
-                <w:sz w:val="20"/>
-                <w:szCs w:val="20"/>
-              </w:rPr>
-            </w:pPr>
-          </w:p>
-        </w:tc>
-        <w:tc>
-          <w:tcPr>
-            <w:tcW w:w="1844" w:type="dxa"/>
-          </w:tcPr>
-          <w:p>
-            <w:pPr>
-              <w:pBdr>
-                <w:top w:val="nil"/>
-                <w:left w:val="nil"/>
-                <w:bottom w:val="nil"/>
-                <w:right w:val="nil"/>
-                <w:between w:val="nil"/>
-              </w:pBdr>
-              <w:spacing w:line="259" w:lineRule="auto"/>
-              <w:ind w:left="231" w:right="226"/>
-              <w:jc w:val="center"/>
-              <w:rPr>
-                <w:color w:val="000000"/>
-                <w:sz w:val="20"/>
-                <w:szCs w:val="20"/>
-              </w:rPr>
-            </w:pPr>
-          </w:p>
-        </w:tc>
-        <w:tc>
-          <w:tcPr>
-            <w:tcW w:w="1515" w:type="dxa"/>
-          </w:tcPr>
-          <w:p>
-            <w:pPr>
-              <w:pBdr>
-                <w:top w:val="nil"/>
-                <w:left w:val="nil"/>
-                <w:bottom w:val="nil"/>
-                <w:right w:val="nil"/>
-                <w:between w:val="nil"/>
-              </w:pBdr>
-              <w:ind w:left="5" w:right="3"/>
-              <w:jc w:val="center"/>
-              <w:rPr>
-                <w:color w:val="000000"/>
-                <w:sz w:val="20"/>
-                <w:szCs w:val="20"/>
-              </w:rPr>
-            </w:pPr>
-          </w:p>
-        </w:tc>
-        <w:tc>
-          <w:tcPr>
-            <w:tcW w:w="612" w:type="dxa"/>
-          </w:tcPr>
-          <w:p>
-            <w:pPr>
-              <w:pBdr>
-                <w:top w:val="nil"/>
-                <w:left w:val="nil"/>
-                <w:bottom w:val="nil"/>
-                <w:right w:val="nil"/>
-                <w:between w:val="nil"/>
-              </w:pBdr>
-              <w:ind w:left="6"/>
-              <w:jc w:val="center"/>
-              <w:rPr>
-                <w:color w:val="000000"/>
-                <w:sz w:val="20"/>
-                <w:szCs w:val="20"/>
-              </w:rPr>
-            </w:pPr>
-          </w:p>
-        </w:tc>
-        <w:tc>
-          <w:tcPr>
-            <w:tcW w:w="566" w:type="dxa"/>
-          </w:tcPr>
-          <w:p>
-            <w:pPr>
-              <w:pBdr>
-                <w:top w:val="nil"/>
-                <w:left w:val="nil"/>
-                <w:bottom w:val="nil"/>
-                <w:right w:val="nil"/>
-                <w:between w:val="nil"/>
-              </w:pBdr>
-              <w:ind w:left="5" w:right="1"/>
-              <w:jc w:val="center"/>
-              <w:rPr>
-                <w:color w:val="000000"/>
-                <w:sz w:val="20"/>
-                <w:szCs w:val="20"/>
-              </w:rPr>
-            </w:pPr>
-          </w:p>
-        </w:tc>
-        <w:tc>
-          <w:tcPr>
-            <w:tcW w:w="1276" w:type="dxa"/>
-          </w:tcPr>
-          <w:p>
-            <w:pPr>
-              <w:pBdr>
-                <w:top w:val="nil"/>
-                <w:left w:val="nil"/>
-                <w:bottom w:val="nil"/>
-                <w:right w:val="nil"/>
-                <w:between w:val="nil"/>
-              </w:pBdr>
               <w:rPr>
                 <w:rFonts w:ascii="Times New Roman" w:eastAsia="Times New Roman" w:hAnsi="Times New Roman" w:cs="Times New Roman"/>
                 <w:color w:val="000000"/>
@@ -40783,13 +36562,7 @@
                             <w:rPr>
                               <w:color w:val="000000"/>
                             </w:rPr>
-                            <w:t xml:space="preserve"> </w:t>
-                          </w:r>
-                          <w:r>
-                            <w:rPr>
-                              <w:color w:val="000000"/>
-                            </w:rPr>
-                            <w:t>PAGE 4</w:t>
+                            <w:t xml:space="preserve"> PAGE 4</w:t>
                           </w:r>
                         </w:p>
                       </w:txbxContent>
@@ -40818,13 +36591,7 @@
                       <w:rPr>
                         <w:color w:val="000000"/>
                       </w:rPr>
-                      <w:t xml:space="preserve"> </w:t>
-                    </w:r>
-                    <w:r>
-                      <w:rPr>
-                        <w:color w:val="000000"/>
-                      </w:rPr>
-                      <w:t>PAGE 4</w:t>
+                      <w:t xml:space="preserve"> PAGE 4</w:t>
                     </w:r>
                   </w:p>
                 </w:txbxContent>
@@ -40995,13 +36762,7 @@
                             <w:rPr>
                               <w:color w:val="000000"/>
                             </w:rPr>
-                            <w:t xml:space="preserve"> </w:t>
-                          </w:r>
-                          <w:r>
-                            <w:rPr>
-                              <w:color w:val="000000"/>
-                            </w:rPr>
-                            <w:t>PAGE 10</w:t>
+                            <w:t xml:space="preserve"> PAGE 10</w:t>
                           </w:r>
                         </w:p>
                       </w:txbxContent>
@@ -41030,13 +36791,7 @@
                       <w:rPr>
                         <w:color w:val="000000"/>
                       </w:rPr>
-                      <w:t xml:space="preserve"> </w:t>
-                    </w:r>
-                    <w:r>
-                      <w:rPr>
-                        <w:color w:val="000000"/>
-                      </w:rPr>
-                      <w:t>PAGE 10</w:t>
+                      <w:t xml:space="preserve"> PAGE 10</w:t>
                     </w:r>
                   </w:p>
                 </w:txbxContent>
@@ -41376,7 +37131,7 @@
             </wp:anchor>
           </w:drawing>
         </mc:Choice>
-        <mc:Fallback xmlns:sl="http://schemas.openxmlformats.org/schemaLibrary/2006/main" xmlns:a="http://schemas.openxmlformats.org/drawingml/2006/main" xmlns:pic="http://schemas.openxmlformats.org/drawingml/2006/picture" xmlns:c="http://schemas.openxmlformats.org/drawingml/2006/chart" xmlns:lc="http://schemas.openxmlformats.org/drawingml/2006/lockedCanvas" xmlns:dgm="http://schemas.openxmlformats.org/drawingml/2006/diagram" xmlns="http://schemas.microsoft.com/office/tasks/2019/documenttasks" xmlns:cr="http://schemas.microsoft.com/office/comments/2020/reactions">
+        <mc:Fallback xmlns:cr="http://schemas.microsoft.com/office/comments/2020/reactions" xmlns="http://schemas.microsoft.com/office/tasks/2019/documenttasks" xmlns:dgm="http://schemas.openxmlformats.org/drawingml/2006/diagram" xmlns:lc="http://schemas.openxmlformats.org/drawingml/2006/lockedCanvas" xmlns:c="http://schemas.openxmlformats.org/drawingml/2006/chart" xmlns:pic="http://schemas.openxmlformats.org/drawingml/2006/picture" xmlns:a="http://schemas.openxmlformats.org/drawingml/2006/main" xmlns:sl="http://schemas.openxmlformats.org/schemaLibrary/2006/main">
           <w:drawing>
             <wp:anchor allowOverlap="1" behindDoc="1" distB="0" distT="0" distL="0" distR="0" hidden="0" layoutInCell="1" locked="0" relativeHeight="0" simplePos="0">
               <wp:simplePos x="0" y="0"/>
@@ -43826,7 +39581,6 @@
   <w:style w:type="character" w:default="1" w:styleId="DefaultParagraphFont">
     <w:name w:val="Default Paragraph Font"/>
     <w:uiPriority w:val="1"/>
-    <w:semiHidden/>
     <w:unhideWhenUsed/>
   </w:style>
   <w:style w:type="table" w:default="1" w:styleId="TableNormal">
@@ -44365,6 +40119,35 @@
       </w:tblCellMar>
     </w:tblPr>
   </w:style>
+  <w:style w:type="character" w:styleId="HTMLCode">
+    <w:name w:val="HTML Code"/>
+    <w:basedOn w:val="DefaultParagraphFont"/>
+    <w:uiPriority w:val="99"/>
+    <w:semiHidden/>
+    <w:unhideWhenUsed/>
+    <w:rsid w:val="00E51001"/>
+    <w:rPr>
+      <w:rFonts w:ascii="Courier New" w:eastAsia="Times New Roman" w:hAnsi="Courier New" w:cs="Courier New"/>
+      <w:sz w:val="20"/>
+      <w:szCs w:val="20"/>
+    </w:rPr>
+  </w:style>
+  <w:style w:type="table" w:styleId="TableGrid">
+    <w:name w:val="Table Grid"/>
+    <w:basedOn w:val="TableNormal"/>
+    <w:uiPriority w:val="39"/>
+    <w:rsid w:val="00C331D6"/>
+    <w:tblPr>
+      <w:tblBorders>
+        <w:top w:val="single" w:sz="4" w:space="0" w:color="auto"/>
+        <w:left w:val="single" w:sz="4" w:space="0" w:color="auto"/>
+        <w:bottom w:val="single" w:sz="4" w:space="0" w:color="auto"/>
+        <w:right w:val="single" w:sz="4" w:space="0" w:color="auto"/>
+        <w:insideH w:val="single" w:sz="4" w:space="0" w:color="auto"/>
+        <w:insideV w:val="single" w:sz="4" w:space="0" w:color="auto"/>
+      </w:tblBorders>
+    </w:tblPr>
+  </w:style>
 </w:styles>
 </file>
 

--- a/backend/templates/report_template_copy.docx
+++ b/backend/templates/report_template_copy.docx
@@ -2637,7 +2637,7 @@
               </wp:anchor>
             </w:drawing>
           </mc:Choice>
-          <mc:Fallback xmlns:cr="http://schemas.microsoft.com/office/comments/2020/reactions" xmlns="http://schemas.microsoft.com/office/tasks/2019/documenttasks" xmlns:dgm="http://schemas.openxmlformats.org/drawingml/2006/diagram" xmlns:lc="http://schemas.openxmlformats.org/drawingml/2006/lockedCanvas" xmlns:c="http://schemas.openxmlformats.org/drawingml/2006/chart" xmlns:pic="http://schemas.openxmlformats.org/drawingml/2006/picture" xmlns:a="http://schemas.openxmlformats.org/drawingml/2006/main" xmlns:sl="http://schemas.openxmlformats.org/schemaLibrary/2006/main">
+          <mc:Fallback xmlns:sl="http://schemas.openxmlformats.org/schemaLibrary/2006/main" xmlns:a="http://schemas.openxmlformats.org/drawingml/2006/main" xmlns:pic="http://schemas.openxmlformats.org/drawingml/2006/picture" xmlns:c="http://schemas.openxmlformats.org/drawingml/2006/chart" xmlns:lc="http://schemas.openxmlformats.org/drawingml/2006/lockedCanvas" xmlns:dgm="http://schemas.openxmlformats.org/drawingml/2006/diagram" xmlns="http://schemas.microsoft.com/office/tasks/2019/documenttasks" xmlns:cr="http://schemas.microsoft.com/office/comments/2020/reactions">
             <w:drawing>
               <wp:anchor allowOverlap="1" behindDoc="0" distB="0" distT="0" distL="0" distR="0" hidden="0" layoutInCell="1" locked="0" relativeHeight="0" simplePos="0">
                 <wp:simplePos x="0" y="0"/>
@@ -4194,7 +4194,7 @@
               </wp:anchor>
             </w:drawing>
           </mc:Choice>
-          <mc:Fallback xmlns:cr="http://schemas.microsoft.com/office/comments/2020/reactions" xmlns="http://schemas.microsoft.com/office/tasks/2019/documenttasks" xmlns:dgm="http://schemas.openxmlformats.org/drawingml/2006/diagram" xmlns:lc="http://schemas.openxmlformats.org/drawingml/2006/lockedCanvas" xmlns:c="http://schemas.openxmlformats.org/drawingml/2006/chart" xmlns:pic="http://schemas.openxmlformats.org/drawingml/2006/picture" xmlns:a="http://schemas.openxmlformats.org/drawingml/2006/main" xmlns:sl="http://schemas.openxmlformats.org/schemaLibrary/2006/main">
+          <mc:Fallback xmlns:sl="http://schemas.openxmlformats.org/schemaLibrary/2006/main" xmlns:a="http://schemas.openxmlformats.org/drawingml/2006/main" xmlns:pic="http://schemas.openxmlformats.org/drawingml/2006/picture" xmlns:c="http://schemas.openxmlformats.org/drawingml/2006/chart" xmlns:lc="http://schemas.openxmlformats.org/drawingml/2006/lockedCanvas" xmlns:dgm="http://schemas.openxmlformats.org/drawingml/2006/diagram" xmlns="http://schemas.microsoft.com/office/tasks/2019/documenttasks" xmlns:cr="http://schemas.microsoft.com/office/comments/2020/reactions">
             <w:drawing>
               <wp:anchor allowOverlap="1" behindDoc="0" distB="0" distT="0" distL="0" distR="0" hidden="0" layoutInCell="1" locked="0" relativeHeight="0" simplePos="0">
                 <wp:simplePos x="0" y="0"/>
@@ -24697,6 +24697,338 @@
         <w:t>PRA PENILAIAN PESERTA</w:t>
       </w:r>
     </w:p>
+    <w:tbl>
+      <w:tblPr>
+        <w:tblStyle w:val="TableGrid"/>
+        <w:tblpPr w:leftFromText="180" w:rightFromText="180" w:vertAnchor="text" w:horzAnchor="page" w:tblpX="1621" w:tblpY="15"/>
+        <w:tblW w:w="0" w:type="auto"/>
+        <w:tblLook w:val="04A0" w:firstRow="1" w:lastRow="0" w:firstColumn="1" w:lastColumn="0" w:noHBand="0" w:noVBand="1"/>
+      </w:tblPr>
+      <w:tblGrid>
+        <w:gridCol w:w="2169"/>
+        <w:gridCol w:w="2213"/>
+        <w:gridCol w:w="2574"/>
+      </w:tblGrid>
+      <w:tr>
+        <w:tc>
+          <w:tcPr>
+            <w:tcW w:w="2169" w:type="dxa"/>
+          </w:tcPr>
+          <w:p>
+            <w:pPr>
+              <w:jc w:val="center"/>
+              <w:rPr>
+                <w:color w:val="000000"/>
+              </w:rPr>
+            </w:pPr>
+            <w:r>
+              <w:rPr>
+                <w:color w:val="000000"/>
+              </w:rPr>
+              <w:t>BIL</w:t>
+            </w:r>
+          </w:p>
+        </w:tc>
+        <w:tc>
+          <w:tcPr>
+            <w:tcW w:w="2213" w:type="dxa"/>
+          </w:tcPr>
+          <w:p>
+            <w:pPr>
+              <w:jc w:val="center"/>
+              <w:rPr>
+                <w:color w:val="000000"/>
+              </w:rPr>
+            </w:pPr>
+            <w:r>
+              <w:rPr>
+                <w:color w:val="000000"/>
+              </w:rPr>
+              <w:t>NAMA</w:t>
+            </w:r>
+          </w:p>
+        </w:tc>
+        <w:tc>
+          <w:tcPr>
+            <w:tcW w:w="2574" w:type="dxa"/>
+          </w:tcPr>
+          <w:p>
+            <w:pPr>
+              <w:jc w:val="center"/>
+              <w:rPr>
+                <w:color w:val="000000"/>
+              </w:rPr>
+            </w:pPr>
+            <w:r>
+              <w:rPr>
+                <w:color w:val="000000"/>
+              </w:rPr>
+              <w:t>MARKAH PRA</w:t>
+            </w:r>
+          </w:p>
+        </w:tc>
+      </w:tr>
+      <w:tr>
+        <w:tc>
+          <w:tcPr>
+            <w:tcW w:w="2169" w:type="dxa"/>
+          </w:tcPr>
+          <w:p>
+            <w:pPr>
+              <w:jc w:val="center"/>
+              <w:rPr>
+                <w:color w:val="000000"/>
+              </w:rPr>
+            </w:pPr>
+            <w:r>
+              <w:rPr>
+                <w:color w:val="000000"/>
+              </w:rPr>
+              <w:t>{%</w:t>
+            </w:r>
+            <w:proofErr w:type="spellStart"/>
+            <w:r>
+              <w:rPr>
+                <w:color w:val="000000"/>
+              </w:rPr>
+              <w:t>tr</w:t>
+            </w:r>
+            <w:proofErr w:type="spellEnd"/>
+            <w:r>
+              <w:rPr>
+                <w:color w:val="000000"/>
+              </w:rPr>
+              <w:t xml:space="preserve"> </w:t>
+            </w:r>
+            <w:proofErr w:type="spellStart"/>
+            <w:r>
+              <w:rPr>
+                <w:color w:val="000000"/>
+              </w:rPr>
+              <w:t>for</w:t>
+            </w:r>
+            <w:proofErr w:type="spellEnd"/>
+            <w:r>
+              <w:rPr>
+                <w:color w:val="000000"/>
+              </w:rPr>
+              <w:t xml:space="preserve"> peserta in </w:t>
+            </w:r>
+            <w:proofErr w:type="spellStart"/>
+            <w:r>
+              <w:rPr>
+                <w:color w:val="000000"/>
+              </w:rPr>
+              <w:t>peserta_list</w:t>
+            </w:r>
+            <w:proofErr w:type="spellEnd"/>
+            <w:r>
+              <w:rPr>
+                <w:color w:val="000000"/>
+              </w:rPr>
+              <w:t xml:space="preserve"> %}</w:t>
+            </w:r>
+          </w:p>
+        </w:tc>
+        <w:tc>
+          <w:tcPr>
+            <w:tcW w:w="2213" w:type="dxa"/>
+          </w:tcPr>
+          <w:p>
+            <w:pPr>
+              <w:rPr>
+                <w:color w:val="000000"/>
+              </w:rPr>
+            </w:pPr>
+          </w:p>
+        </w:tc>
+        <w:tc>
+          <w:tcPr>
+            <w:tcW w:w="2574" w:type="dxa"/>
+          </w:tcPr>
+          <w:p>
+            <w:pPr>
+              <w:jc w:val="center"/>
+              <w:rPr>
+                <w:color w:val="000000"/>
+              </w:rPr>
+            </w:pPr>
+          </w:p>
+        </w:tc>
+      </w:tr>
+      <w:tr>
+        <w:tc>
+          <w:tcPr>
+            <w:tcW w:w="2169" w:type="dxa"/>
+          </w:tcPr>
+          <w:p>
+            <w:pPr>
+              <w:jc w:val="center"/>
+              <w:rPr>
+                <w:color w:val="000000"/>
+              </w:rPr>
+            </w:pPr>
+            <w:r>
+              <w:rPr>
+                <w:color w:val="000000"/>
+              </w:rPr>
+              <w:t>{{</w:t>
+            </w:r>
+            <w:proofErr w:type="spellStart"/>
+            <w:r>
+              <w:rPr>
+                <w:color w:val="000000"/>
+              </w:rPr>
+              <w:t>peserta.bil</w:t>
+            </w:r>
+            <w:proofErr w:type="spellEnd"/>
+            <w:r>
+              <w:rPr>
+                <w:color w:val="000000"/>
+              </w:rPr>
+              <w:t>}}</w:t>
+            </w:r>
+          </w:p>
+        </w:tc>
+        <w:tc>
+          <w:tcPr>
+            <w:tcW w:w="2213" w:type="dxa"/>
+          </w:tcPr>
+          <w:p>
+            <w:pPr>
+              <w:rPr>
+                <w:color w:val="000000"/>
+              </w:rPr>
+            </w:pPr>
+            <w:r>
+              <w:rPr>
+                <w:color w:val="000000"/>
+              </w:rPr>
+              <w:t>{{</w:t>
+            </w:r>
+            <w:proofErr w:type="spellStart"/>
+            <w:r>
+              <w:rPr>
+                <w:color w:val="000000"/>
+              </w:rPr>
+              <w:t>peserta.nama</w:t>
+            </w:r>
+            <w:proofErr w:type="spellEnd"/>
+            <w:r>
+              <w:rPr>
+                <w:color w:val="000000"/>
+              </w:rPr>
+              <w:t>}}</w:t>
+            </w:r>
+          </w:p>
+        </w:tc>
+        <w:tc>
+          <w:tcPr>
+            <w:tcW w:w="2574" w:type="dxa"/>
+          </w:tcPr>
+          <w:p>
+            <w:pPr>
+              <w:jc w:val="center"/>
+              <w:rPr>
+                <w:color w:val="000000"/>
+              </w:rPr>
+            </w:pPr>
+            <w:r>
+              <w:rPr>
+                <w:color w:val="000000"/>
+              </w:rPr>
+              <w:t>{{</w:t>
+            </w:r>
+            <w:proofErr w:type="spellStart"/>
+            <w:r>
+              <w:rPr>
+                <w:color w:val="000000"/>
+              </w:rPr>
+              <w:t>peserta.markah_</w:t>
+            </w:r>
+            <w:r>
+              <w:rPr>
+                <w:color w:val="000000"/>
+              </w:rPr>
+              <w:t>pr</w:t>
+            </w:r>
+            <w:r>
+              <w:rPr>
+                <w:color w:val="000000"/>
+              </w:rPr>
+              <w:t>e</w:t>
+            </w:r>
+            <w:proofErr w:type="spellEnd"/>
+            <w:r>
+              <w:rPr>
+                <w:color w:val="000000"/>
+              </w:rPr>
+              <w:t>}}</w:t>
+            </w:r>
+          </w:p>
+        </w:tc>
+      </w:tr>
+      <w:tr>
+        <w:tc>
+          <w:tcPr>
+            <w:tcW w:w="2169" w:type="dxa"/>
+          </w:tcPr>
+          <w:p>
+            <w:pPr>
+              <w:jc w:val="center"/>
+              <w:rPr>
+                <w:color w:val="000000"/>
+              </w:rPr>
+            </w:pPr>
+            <w:r>
+              <w:rPr>
+                <w:color w:val="000000"/>
+              </w:rPr>
+              <w:t> {%</w:t>
+            </w:r>
+            <w:proofErr w:type="spellStart"/>
+            <w:r>
+              <w:rPr>
+                <w:color w:val="000000"/>
+              </w:rPr>
+              <w:t>tr</w:t>
+            </w:r>
+            <w:proofErr w:type="spellEnd"/>
+            <w:r>
+              <w:rPr>
+                <w:color w:val="000000"/>
+              </w:rPr>
+              <w:t xml:space="preserve"> endfor %}</w:t>
+            </w:r>
+          </w:p>
+        </w:tc>
+        <w:tc>
+          <w:tcPr>
+            <w:tcW w:w="2213" w:type="dxa"/>
+          </w:tcPr>
+          <w:p>
+            <w:pPr>
+              <w:rPr>
+                <w:color w:val="000000"/>
+              </w:rPr>
+            </w:pPr>
+          </w:p>
+        </w:tc>
+        <w:tc>
+          <w:tcPr>
+            <w:tcW w:w="2574" w:type="dxa"/>
+          </w:tcPr>
+          <w:p>
+            <w:pPr>
+              <w:jc w:val="center"/>
+              <w:rPr>
+                <w:color w:val="000000"/>
+              </w:rPr>
+            </w:pPr>
+          </w:p>
+        </w:tc>
+      </w:tr>
+    </w:tbl>
     <w:p>
       <w:pPr>
         <w:pBdr>
@@ -24714,449 +25046,6 @@
         </w:rPr>
       </w:pPr>
     </w:p>
-    <w:tbl>
-      <w:tblPr>
-        <w:tblStyle w:val="TableGrid"/>
-        <w:tblW w:w="0" w:type="auto"/>
-        <w:tblLook w:val="04A0" w:firstRow="1" w:lastRow="0" w:firstColumn="1" w:lastColumn="0" w:noHBand="0" w:noVBand="1"/>
-      </w:tblPr>
-      <w:tblGrid>
-        <w:gridCol w:w="2169"/>
-        <w:gridCol w:w="2213"/>
-        <w:gridCol w:w="2574"/>
-        <w:gridCol w:w="2577"/>
-        <w:gridCol w:w="1977"/>
-      </w:tblGrid>
-      <w:tr>
-        <w:tc>
-          <w:tcPr>
-            <w:tcW w:w="2191" w:type="dxa"/>
-          </w:tcPr>
-          <w:p>
-            <w:pPr>
-              <w:jc w:val="center"/>
-              <w:rPr>
-                <w:color w:val="000000"/>
-              </w:rPr>
-            </w:pPr>
-            <w:r>
-              <w:rPr>
-                <w:color w:val="000000"/>
-              </w:rPr>
-              <w:t>BIL</w:t>
-            </w:r>
-          </w:p>
-        </w:tc>
-        <w:tc>
-          <w:tcPr>
-            <w:tcW w:w="2225" w:type="dxa"/>
-          </w:tcPr>
-          <w:p>
-            <w:pPr>
-              <w:jc w:val="center"/>
-              <w:rPr>
-                <w:color w:val="000000"/>
-              </w:rPr>
-            </w:pPr>
-            <w:r>
-              <w:rPr>
-                <w:color w:val="000000"/>
-              </w:rPr>
-              <w:t>NAMA</w:t>
-            </w:r>
-          </w:p>
-        </w:tc>
-        <w:tc>
-          <w:tcPr>
-            <w:tcW w:w="2577" w:type="dxa"/>
-          </w:tcPr>
-          <w:p>
-            <w:pPr>
-              <w:jc w:val="center"/>
-              <w:rPr>
-                <w:color w:val="000000"/>
-              </w:rPr>
-            </w:pPr>
-            <w:r>
-              <w:rPr>
-                <w:color w:val="000000"/>
-              </w:rPr>
-              <w:t>MARKAH PRE</w:t>
-            </w:r>
-          </w:p>
-        </w:tc>
-        <w:tc>
-          <w:tcPr>
-            <w:tcW w:w="2481" w:type="dxa"/>
-          </w:tcPr>
-          <w:p>
-            <w:pPr>
-              <w:jc w:val="center"/>
-              <w:rPr>
-                <w:color w:val="000000"/>
-              </w:rPr>
-            </w:pPr>
-            <w:r>
-              <w:rPr>
-                <w:color w:val="000000"/>
-              </w:rPr>
-              <w:t>MARKAH POST</w:t>
-            </w:r>
-          </w:p>
-        </w:tc>
-        <w:tc>
-          <w:tcPr>
-            <w:tcW w:w="2036" w:type="dxa"/>
-          </w:tcPr>
-          <w:p>
-            <w:pPr>
-              <w:jc w:val="center"/>
-              <w:rPr>
-                <w:color w:val="000000"/>
-              </w:rPr>
-            </w:pPr>
-          </w:p>
-        </w:tc>
-      </w:tr>
-      <w:tr>
-        <w:tc>
-          <w:tcPr>
-            <w:tcW w:w="2191" w:type="dxa"/>
-          </w:tcPr>
-          <w:p>
-            <w:pPr>
-              <w:jc w:val="center"/>
-              <w:rPr>
-                <w:color w:val="000000"/>
-              </w:rPr>
-            </w:pPr>
-            <w:r>
-              <w:rPr>
-                <w:color w:val="000000"/>
-              </w:rPr>
-              <w:t xml:space="preserve">{% </w:t>
-            </w:r>
-            <w:proofErr w:type="spellStart"/>
-            <w:r>
-              <w:rPr>
-                <w:color w:val="000000"/>
-              </w:rPr>
-              <w:t>for</w:t>
-            </w:r>
-            <w:proofErr w:type="spellEnd"/>
-            <w:r>
-              <w:rPr>
-                <w:color w:val="000000"/>
-              </w:rPr>
-              <w:t xml:space="preserve"> peserta in </w:t>
-            </w:r>
-            <w:proofErr w:type="spellStart"/>
-            <w:r>
-              <w:rPr>
-                <w:color w:val="000000"/>
-              </w:rPr>
-              <w:t>peserta_list</w:t>
-            </w:r>
-            <w:proofErr w:type="spellEnd"/>
-            <w:r>
-              <w:rPr>
-                <w:color w:val="000000"/>
-              </w:rPr>
-              <w:t xml:space="preserve"> %}</w:t>
-            </w:r>
-          </w:p>
-        </w:tc>
-        <w:tc>
-          <w:tcPr>
-            <w:tcW w:w="2225" w:type="dxa"/>
-          </w:tcPr>
-          <w:p>
-            <w:pPr>
-              <w:rPr>
-                <w:color w:val="000000"/>
-              </w:rPr>
-            </w:pPr>
-          </w:p>
-        </w:tc>
-        <w:tc>
-          <w:tcPr>
-            <w:tcW w:w="2577" w:type="dxa"/>
-          </w:tcPr>
-          <w:p>
-            <w:pPr>
-              <w:jc w:val="center"/>
-              <w:rPr>
-                <w:color w:val="000000"/>
-              </w:rPr>
-            </w:pPr>
-          </w:p>
-        </w:tc>
-        <w:tc>
-          <w:tcPr>
-            <w:tcW w:w="2481" w:type="dxa"/>
-          </w:tcPr>
-          <w:p>
-            <w:pPr>
-              <w:jc w:val="center"/>
-              <w:rPr>
-                <w:color w:val="000000"/>
-              </w:rPr>
-            </w:pPr>
-          </w:p>
-        </w:tc>
-        <w:tc>
-          <w:tcPr>
-            <w:tcW w:w="2036" w:type="dxa"/>
-          </w:tcPr>
-          <w:p>
-            <w:pPr>
-              <w:jc w:val="center"/>
-              <w:rPr>
-                <w:color w:val="000000"/>
-              </w:rPr>
-            </w:pPr>
-          </w:p>
-        </w:tc>
-      </w:tr>
-      <w:tr>
-        <w:tc>
-          <w:tcPr>
-            <w:tcW w:w="2191" w:type="dxa"/>
-          </w:tcPr>
-          <w:p>
-            <w:pPr>
-              <w:jc w:val="center"/>
-              <w:rPr>
-                <w:color w:val="000000"/>
-              </w:rPr>
-            </w:pPr>
-            <w:r>
-              <w:rPr>
-                <w:color w:val="000000"/>
-              </w:rPr>
-              <w:t>{{</w:t>
-            </w:r>
-            <w:proofErr w:type="spellStart"/>
-            <w:r>
-              <w:rPr>
-                <w:color w:val="000000"/>
-              </w:rPr>
-              <w:t>peserta.bil</w:t>
-            </w:r>
-            <w:proofErr w:type="spellEnd"/>
-            <w:r>
-              <w:rPr>
-                <w:color w:val="000000"/>
-              </w:rPr>
-              <w:t>}}</w:t>
-            </w:r>
-          </w:p>
-        </w:tc>
-        <w:tc>
-          <w:tcPr>
-            <w:tcW w:w="2225" w:type="dxa"/>
-          </w:tcPr>
-          <w:p>
-            <w:pPr>
-              <w:rPr>
-                <w:color w:val="000000"/>
-              </w:rPr>
-            </w:pPr>
-            <w:r>
-              <w:rPr>
-                <w:color w:val="000000"/>
-              </w:rPr>
-              <w:t>{{</w:t>
-            </w:r>
-            <w:proofErr w:type="spellStart"/>
-            <w:r>
-              <w:rPr>
-                <w:color w:val="000000"/>
-              </w:rPr>
-              <w:t>peserta.nama</w:t>
-            </w:r>
-            <w:proofErr w:type="spellEnd"/>
-            <w:r>
-              <w:rPr>
-                <w:color w:val="000000"/>
-              </w:rPr>
-              <w:t>}}</w:t>
-            </w:r>
-          </w:p>
-        </w:tc>
-        <w:tc>
-          <w:tcPr>
-            <w:tcW w:w="2577" w:type="dxa"/>
-          </w:tcPr>
-          <w:p>
-            <w:pPr>
-              <w:jc w:val="center"/>
-              <w:rPr>
-                <w:color w:val="000000"/>
-              </w:rPr>
-            </w:pPr>
-            <w:r>
-              <w:rPr>
-                <w:color w:val="000000"/>
-              </w:rPr>
-              <w:t>{{</w:t>
-            </w:r>
-            <w:proofErr w:type="spellStart"/>
-            <w:r>
-              <w:rPr>
-                <w:color w:val="000000"/>
-              </w:rPr>
-              <w:t>peserta.markah_</w:t>
-            </w:r>
-            <w:r>
-              <w:rPr>
-                <w:color w:val="000000"/>
-              </w:rPr>
-              <w:t>pre</w:t>
-            </w:r>
-            <w:proofErr w:type="spellEnd"/>
-            <w:r>
-              <w:rPr>
-                <w:color w:val="000000"/>
-              </w:rPr>
-              <w:t>}}</w:t>
-            </w:r>
-          </w:p>
-        </w:tc>
-        <w:tc>
-          <w:tcPr>
-            <w:tcW w:w="2481" w:type="dxa"/>
-          </w:tcPr>
-          <w:p>
-            <w:pPr>
-              <w:jc w:val="center"/>
-              <w:rPr>
-                <w:color w:val="000000"/>
-              </w:rPr>
-            </w:pPr>
-            <w:r>
-              <w:rPr>
-                <w:color w:val="000000"/>
-              </w:rPr>
-              <w:t>{{</w:t>
-            </w:r>
-            <w:proofErr w:type="spellStart"/>
-            <w:r>
-              <w:rPr>
-                <w:color w:val="000000"/>
-              </w:rPr>
-              <w:t>peserta.markah_post</w:t>
-            </w:r>
-            <w:proofErr w:type="spellEnd"/>
-            <w:r>
-              <w:rPr>
-                <w:color w:val="000000"/>
-              </w:rPr>
-              <w:t>}}</w:t>
-            </w:r>
-          </w:p>
-        </w:tc>
-        <w:tc>
-          <w:tcPr>
-            <w:tcW w:w="2036" w:type="dxa"/>
-          </w:tcPr>
-          <w:p>
-            <w:pPr>
-              <w:jc w:val="center"/>
-              <w:rPr>
-                <w:color w:val="000000"/>
-              </w:rPr>
-            </w:pPr>
-          </w:p>
-        </w:tc>
-      </w:tr>
-      <w:tr>
-        <w:tc>
-          <w:tcPr>
-            <w:tcW w:w="2191" w:type="dxa"/>
-          </w:tcPr>
-          <w:p>
-            <w:pPr>
-              <w:jc w:val="center"/>
-              <w:rPr>
-                <w:color w:val="000000"/>
-              </w:rPr>
-            </w:pPr>
-            <w:r>
-              <w:rPr>
-                <w:color w:val="000000"/>
-              </w:rPr>
-              <w:t xml:space="preserve"> {% </w:t>
-            </w:r>
-            <w:proofErr w:type="spellStart"/>
-            <w:r>
-              <w:rPr>
-                <w:color w:val="000000"/>
-              </w:rPr>
-              <w:t>endfor</w:t>
-            </w:r>
-            <w:proofErr w:type="spellEnd"/>
-            <w:r>
-              <w:rPr>
-                <w:color w:val="000000"/>
-              </w:rPr>
-              <w:t xml:space="preserve"> %}</w:t>
-            </w:r>
-          </w:p>
-        </w:tc>
-        <w:tc>
-          <w:tcPr>
-            <w:tcW w:w="2225" w:type="dxa"/>
-          </w:tcPr>
-          <w:p>
-            <w:pPr>
-              <w:rPr>
-                <w:color w:val="000000"/>
-              </w:rPr>
-            </w:pPr>
-          </w:p>
-        </w:tc>
-        <w:tc>
-          <w:tcPr>
-            <w:tcW w:w="2577" w:type="dxa"/>
-          </w:tcPr>
-          <w:p>
-            <w:pPr>
-              <w:jc w:val="center"/>
-              <w:rPr>
-                <w:color w:val="000000"/>
-              </w:rPr>
-            </w:pPr>
-          </w:p>
-        </w:tc>
-        <w:tc>
-          <w:tcPr>
-            <w:tcW w:w="2481" w:type="dxa"/>
-          </w:tcPr>
-          <w:p>
-            <w:pPr>
-              <w:jc w:val="center"/>
-              <w:rPr>
-                <w:color w:val="000000"/>
-              </w:rPr>
-            </w:pPr>
-          </w:p>
-        </w:tc>
-        <w:tc>
-          <w:tcPr>
-            <w:tcW w:w="2036" w:type="dxa"/>
-          </w:tcPr>
-          <w:p>
-            <w:pPr>
-              <w:jc w:val="center"/>
-              <w:rPr>
-                <w:color w:val="000000"/>
-              </w:rPr>
-            </w:pPr>
-          </w:p>
-        </w:tc>
-      </w:tr>
-    </w:tbl>
     <w:p>
       <w:pPr>
         <w:pBdr>
@@ -25283,7 +25172,7 @@
                 <w:sz w:val="20"/>
                 <w:szCs w:val="20"/>
               </w:rPr>
-              <w:t>{{BIL}}</w:t>
+              <w:t>BIL</w:t>
             </w:r>
           </w:p>
         </w:tc>
@@ -25315,30 +25204,10 @@
               <w:rPr>
                 <w:rFonts w:ascii="Calibri" w:eastAsia="Calibri" w:hAnsi="Calibri" w:cs="Calibri"/>
                 <w:b/>
-                <w:color w:val="000000"/>
-                <w:sz w:val="20"/>
-                <w:szCs w:val="20"/>
-              </w:rPr>
-              <w:t>{{</w:t>
-            </w:r>
-            <w:r>
-              <w:rPr>
-                <w:rFonts w:ascii="Calibri" w:eastAsia="Calibri" w:hAnsi="Calibri" w:cs="Calibri"/>
-                <w:b/>
-                <w:sz w:val="20"/>
-                <w:szCs w:val="20"/>
-              </w:rPr>
-              <w:t>{{NAMA PESERTA HADIR}}</w:t>
-            </w:r>
-            <w:r>
-              <w:rPr>
-                <w:rFonts w:ascii="Calibri" w:eastAsia="Calibri" w:hAnsi="Calibri" w:cs="Calibri"/>
-                <w:b/>
-                <w:color w:val="000000"/>
-                <w:sz w:val="20"/>
-                <w:szCs w:val="20"/>
-              </w:rPr>
-              <w:t>}}</w:t>
+                <w:sz w:val="20"/>
+                <w:szCs w:val="20"/>
+              </w:rPr>
+              <w:t>NAMA PESERTA HADIR</w:t>
             </w:r>
           </w:p>
         </w:tc>
@@ -25372,26 +25241,444 @@
                 <w:sz w:val="20"/>
                 <w:szCs w:val="20"/>
               </w:rPr>
+              <w:t>MARKAHPOST</w:t>
+            </w:r>
+          </w:p>
+        </w:tc>
+      </w:tr>
+      <w:tr>
+        <w:trPr>
+          <w:trHeight w:val="577"/>
+        </w:trPr>
+        <w:tc>
+          <w:tcPr>
+            <w:tcW w:w="542" w:type="dxa"/>
+          </w:tcPr>
+          <w:p>
+            <w:pPr>
+              <w:pBdr>
+                <w:top w:val="nil"/>
+                <w:left w:val="nil"/>
+                <w:bottom w:val="nil"/>
+                <w:right w:val="nil"/>
+                <w:between w:val="nil"/>
+              </w:pBdr>
+              <w:spacing w:before="169"/>
+              <w:ind w:left="10"/>
+              <w:jc w:val="center"/>
+              <w:rPr>
+                <w:rFonts w:ascii="Calibri" w:eastAsia="Calibri" w:hAnsi="Calibri" w:cs="Calibri"/>
+                <w:bCs/>
+                <w:color w:val="000000"/>
+                <w:sz w:val="20"/>
+                <w:szCs w:val="20"/>
+              </w:rPr>
+            </w:pPr>
+            <w:r>
+              <w:rPr>
+                <w:rFonts w:ascii="Calibri" w:eastAsia="Calibri" w:hAnsi="Calibri" w:cs="Calibri"/>
+                <w:bCs/>
+                <w:color w:val="000000"/>
+                <w:sz w:val="20"/>
+                <w:szCs w:val="20"/>
+              </w:rPr>
+              <w:t>{%</w:t>
+            </w:r>
+            <w:proofErr w:type="spellStart"/>
+            <w:r>
+              <w:rPr>
+                <w:rFonts w:ascii="Calibri" w:eastAsia="Calibri" w:hAnsi="Calibri" w:cs="Calibri"/>
+                <w:bCs/>
+                <w:color w:val="000000"/>
+                <w:sz w:val="20"/>
+                <w:szCs w:val="20"/>
+              </w:rPr>
+              <w:t>tr</w:t>
+            </w:r>
+            <w:proofErr w:type="spellEnd"/>
+            <w:r>
+              <w:rPr>
+                <w:rFonts w:ascii="Calibri" w:eastAsia="Calibri" w:hAnsi="Calibri" w:cs="Calibri"/>
+                <w:bCs/>
+                <w:color w:val="000000"/>
+                <w:sz w:val="20"/>
+                <w:szCs w:val="20"/>
+              </w:rPr>
+              <w:t xml:space="preserve"> </w:t>
+            </w:r>
+            <w:proofErr w:type="spellStart"/>
+            <w:r>
+              <w:rPr>
+                <w:rFonts w:ascii="Calibri" w:eastAsia="Calibri" w:hAnsi="Calibri" w:cs="Calibri"/>
+                <w:bCs/>
+                <w:color w:val="000000"/>
+                <w:sz w:val="20"/>
+                <w:szCs w:val="20"/>
+              </w:rPr>
+              <w:t>for</w:t>
+            </w:r>
+            <w:proofErr w:type="spellEnd"/>
+            <w:r>
+              <w:rPr>
+                <w:rFonts w:ascii="Calibri" w:eastAsia="Calibri" w:hAnsi="Calibri" w:cs="Calibri"/>
+                <w:bCs/>
+                <w:color w:val="000000"/>
+                <w:sz w:val="20"/>
+                <w:szCs w:val="20"/>
+              </w:rPr>
+              <w:t xml:space="preserve"> peserta in </w:t>
+            </w:r>
+            <w:proofErr w:type="spellStart"/>
+            <w:r>
+              <w:rPr>
+                <w:rFonts w:ascii="Calibri" w:eastAsia="Calibri" w:hAnsi="Calibri" w:cs="Calibri"/>
+                <w:bCs/>
+                <w:color w:val="000000"/>
+                <w:sz w:val="20"/>
+                <w:szCs w:val="20"/>
+              </w:rPr>
+              <w:t>peserta_list</w:t>
+            </w:r>
+            <w:proofErr w:type="spellEnd"/>
+            <w:r>
+              <w:rPr>
+                <w:rFonts w:ascii="Calibri" w:eastAsia="Calibri" w:hAnsi="Calibri" w:cs="Calibri"/>
+                <w:bCs/>
+                <w:color w:val="000000"/>
+                <w:sz w:val="20"/>
+                <w:szCs w:val="20"/>
+              </w:rPr>
+              <w:t xml:space="preserve"> %}</w:t>
+            </w:r>
+          </w:p>
+        </w:tc>
+        <w:tc>
+          <w:tcPr>
+            <w:tcW w:w="7110" w:type="dxa"/>
+          </w:tcPr>
+          <w:p>
+            <w:pPr>
+              <w:pBdr>
+                <w:top w:val="nil"/>
+                <w:left w:val="nil"/>
+                <w:bottom w:val="nil"/>
+                <w:right w:val="nil"/>
+                <w:between w:val="nil"/>
+              </w:pBdr>
+              <w:spacing w:before="169"/>
+              <w:ind w:left="10" w:right="5"/>
+              <w:jc w:val="center"/>
+              <w:rPr>
+                <w:rFonts w:ascii="Calibri" w:eastAsia="Calibri" w:hAnsi="Calibri" w:cs="Calibri"/>
+                <w:b/>
+                <w:color w:val="000000"/>
+                <w:sz w:val="20"/>
+                <w:szCs w:val="20"/>
+              </w:rPr>
+            </w:pPr>
+          </w:p>
+        </w:tc>
+        <w:tc>
+          <w:tcPr>
+            <w:tcW w:w="1557" w:type="dxa"/>
+          </w:tcPr>
+          <w:p>
+            <w:pPr>
+              <w:pBdr>
+                <w:top w:val="nil"/>
+                <w:left w:val="nil"/>
+                <w:bottom w:val="nil"/>
+                <w:right w:val="nil"/>
+                <w:between w:val="nil"/>
+              </w:pBdr>
+              <w:spacing w:before="169"/>
+              <w:ind w:left="14"/>
+              <w:jc w:val="center"/>
+              <w:rPr>
+                <w:rFonts w:ascii="Calibri" w:eastAsia="Calibri" w:hAnsi="Calibri" w:cs="Calibri"/>
+                <w:color w:val="000000"/>
+                <w:sz w:val="20"/>
+                <w:szCs w:val="20"/>
+              </w:rPr>
+            </w:pPr>
+          </w:p>
+        </w:tc>
+      </w:tr>
+      <w:tr>
+        <w:trPr>
+          <w:trHeight w:val="577"/>
+        </w:trPr>
+        <w:tc>
+          <w:tcPr>
+            <w:tcW w:w="542" w:type="dxa"/>
+          </w:tcPr>
+          <w:p>
+            <w:pPr>
+              <w:pBdr>
+                <w:top w:val="nil"/>
+                <w:left w:val="nil"/>
+                <w:bottom w:val="nil"/>
+                <w:right w:val="nil"/>
+                <w:between w:val="nil"/>
+              </w:pBdr>
+              <w:spacing w:before="169"/>
+              <w:ind w:left="10"/>
+              <w:jc w:val="center"/>
+              <w:rPr>
+                <w:rFonts w:ascii="Calibri" w:eastAsia="Calibri" w:hAnsi="Calibri" w:cs="Calibri"/>
+                <w:bCs/>
+                <w:color w:val="000000"/>
+                <w:sz w:val="20"/>
+                <w:szCs w:val="20"/>
+              </w:rPr>
+            </w:pPr>
+            <w:r>
+              <w:rPr>
+                <w:color w:val="000000"/>
+              </w:rPr>
               <w:t>{{</w:t>
             </w:r>
-            <w:r>
+            <w:proofErr w:type="spellStart"/>
+            <w:r>
+              <w:rPr>
+                <w:color w:val="000000"/>
+              </w:rPr>
+              <w:t>peserta.bil</w:t>
+            </w:r>
+            <w:proofErr w:type="spellEnd"/>
+            <w:r>
+              <w:rPr>
+                <w:color w:val="000000"/>
+              </w:rPr>
+              <w:t>}}</w:t>
+            </w:r>
+          </w:p>
+        </w:tc>
+        <w:tc>
+          <w:tcPr>
+            <w:tcW w:w="7110" w:type="dxa"/>
+          </w:tcPr>
+          <w:p>
+            <w:pPr>
+              <w:pBdr>
+                <w:top w:val="nil"/>
+                <w:left w:val="nil"/>
+                <w:bottom w:val="nil"/>
+                <w:right w:val="nil"/>
+                <w:between w:val="nil"/>
+              </w:pBdr>
+              <w:spacing w:before="169"/>
+              <w:ind w:left="10" w:right="5"/>
+              <w:jc w:val="center"/>
               <w:rPr>
                 <w:rFonts w:ascii="Calibri" w:eastAsia="Calibri" w:hAnsi="Calibri" w:cs="Calibri"/>
-                <w:color w:val="000000"/>
-                <w:sz w:val="20"/>
-                <w:szCs w:val="20"/>
-              </w:rPr>
-              <w:t>MARKAH_POST</w:t>
-            </w:r>
-            <w:r>
+                <w:b/>
+                <w:color w:val="000000"/>
+                <w:sz w:val="20"/>
+                <w:szCs w:val="20"/>
+              </w:rPr>
+            </w:pPr>
+            <w:r>
+              <w:rPr>
+                <w:color w:val="000000"/>
+              </w:rPr>
+              <w:t>{{</w:t>
+            </w:r>
+            <w:proofErr w:type="spellStart"/>
+            <w:r>
+              <w:rPr>
+                <w:color w:val="000000"/>
+              </w:rPr>
+              <w:t>peserta.nama</w:t>
+            </w:r>
+            <w:proofErr w:type="spellEnd"/>
+            <w:r>
+              <w:rPr>
+                <w:color w:val="000000"/>
+              </w:rPr>
+              <w:t>}}</w:t>
+            </w:r>
+          </w:p>
+        </w:tc>
+        <w:tc>
+          <w:tcPr>
+            <w:tcW w:w="1557" w:type="dxa"/>
+          </w:tcPr>
+          <w:p>
+            <w:pPr>
+              <w:pBdr>
+                <w:top w:val="nil"/>
+                <w:left w:val="nil"/>
+                <w:bottom w:val="nil"/>
+                <w:right w:val="nil"/>
+                <w:between w:val="nil"/>
+              </w:pBdr>
+              <w:spacing w:before="169"/>
+              <w:ind w:left="14"/>
+              <w:jc w:val="center"/>
               <w:rPr>
                 <w:rFonts w:ascii="Calibri" w:eastAsia="Calibri" w:hAnsi="Calibri" w:cs="Calibri"/>
                 <w:color w:val="000000"/>
                 <w:sz w:val="20"/>
                 <w:szCs w:val="20"/>
               </w:rPr>
+            </w:pPr>
+            <w:r>
+              <w:rPr>
+                <w:color w:val="000000"/>
+              </w:rPr>
+              <w:t>{{</w:t>
+            </w:r>
+            <w:proofErr w:type="spellStart"/>
+            <w:r>
+              <w:rPr>
+                <w:color w:val="000000"/>
+              </w:rPr>
+              <w:t>peserta.markah_post</w:t>
+            </w:r>
+            <w:proofErr w:type="spellEnd"/>
+            <w:r>
+              <w:rPr>
+                <w:color w:val="000000"/>
+              </w:rPr>
               <w:t>}}</w:t>
             </w:r>
+          </w:p>
+        </w:tc>
+      </w:tr>
+      <w:tr>
+        <w:trPr>
+          <w:trHeight w:val="577"/>
+        </w:trPr>
+        <w:tc>
+          <w:tcPr>
+            <w:tcW w:w="542" w:type="dxa"/>
+          </w:tcPr>
+          <w:p>
+            <w:pPr>
+              <w:pBdr>
+                <w:top w:val="nil"/>
+                <w:left w:val="nil"/>
+                <w:bottom w:val="nil"/>
+                <w:right w:val="nil"/>
+                <w:between w:val="nil"/>
+              </w:pBdr>
+              <w:spacing w:before="169"/>
+              <w:ind w:left="10"/>
+              <w:jc w:val="center"/>
+              <w:rPr>
+                <w:rFonts w:ascii="Calibri" w:eastAsia="Calibri" w:hAnsi="Calibri" w:cs="Calibri"/>
+                <w:bCs/>
+                <w:color w:val="000000"/>
+                <w:sz w:val="20"/>
+                <w:szCs w:val="20"/>
+              </w:rPr>
+            </w:pPr>
+            <w:r>
+              <w:rPr>
+                <w:rFonts w:ascii="Calibri" w:eastAsia="Calibri" w:hAnsi="Calibri" w:cs="Calibri"/>
+                <w:bCs/>
+                <w:color w:val="000000"/>
+                <w:sz w:val="20"/>
+                <w:szCs w:val="20"/>
+              </w:rPr>
+              <w:t>{%</w:t>
+            </w:r>
+            <w:proofErr w:type="spellStart"/>
+            <w:r>
+              <w:rPr>
+                <w:rFonts w:ascii="Calibri" w:eastAsia="Calibri" w:hAnsi="Calibri" w:cs="Calibri"/>
+                <w:bCs/>
+                <w:color w:val="000000"/>
+                <w:sz w:val="20"/>
+                <w:szCs w:val="20"/>
+              </w:rPr>
+              <w:t>tr</w:t>
+            </w:r>
+            <w:proofErr w:type="spellEnd"/>
+            <w:r>
+              <w:rPr>
+                <w:rFonts w:ascii="Calibri" w:eastAsia="Calibri" w:hAnsi="Calibri" w:cs="Calibri"/>
+                <w:bCs/>
+                <w:color w:val="000000"/>
+                <w:sz w:val="20"/>
+                <w:szCs w:val="20"/>
+              </w:rPr>
+              <w:t xml:space="preserve"> </w:t>
+            </w:r>
+            <w:proofErr w:type="spellStart"/>
+            <w:r>
+              <w:rPr>
+                <w:rFonts w:ascii="Calibri" w:eastAsia="Calibri" w:hAnsi="Calibri" w:cs="Calibri"/>
+                <w:bCs/>
+                <w:color w:val="000000"/>
+                <w:sz w:val="20"/>
+                <w:szCs w:val="20"/>
+              </w:rPr>
+              <w:t>endfor</w:t>
+            </w:r>
+            <w:proofErr w:type="spellEnd"/>
+            <w:r>
+              <w:rPr>
+                <w:rFonts w:ascii="Calibri" w:eastAsia="Calibri" w:hAnsi="Calibri" w:cs="Calibri"/>
+                <w:bCs/>
+                <w:color w:val="000000"/>
+                <w:sz w:val="20"/>
+                <w:szCs w:val="20"/>
+              </w:rPr>
+              <w:t xml:space="preserve"> %}</w:t>
+            </w:r>
+          </w:p>
+        </w:tc>
+        <w:tc>
+          <w:tcPr>
+            <w:tcW w:w="7110" w:type="dxa"/>
+          </w:tcPr>
+          <w:p>
+            <w:pPr>
+              <w:pBdr>
+                <w:top w:val="nil"/>
+                <w:left w:val="nil"/>
+                <w:bottom w:val="nil"/>
+                <w:right w:val="nil"/>
+                <w:between w:val="nil"/>
+              </w:pBdr>
+              <w:spacing w:before="169"/>
+              <w:ind w:left="10" w:right="5"/>
+              <w:jc w:val="center"/>
+              <w:rPr>
+                <w:rFonts w:ascii="Calibri" w:eastAsia="Calibri" w:hAnsi="Calibri" w:cs="Calibri"/>
+                <w:b/>
+                <w:color w:val="000000"/>
+                <w:sz w:val="20"/>
+                <w:szCs w:val="20"/>
+              </w:rPr>
+            </w:pPr>
+          </w:p>
+        </w:tc>
+        <w:tc>
+          <w:tcPr>
+            <w:tcW w:w="1557" w:type="dxa"/>
+          </w:tcPr>
+          <w:p>
+            <w:pPr>
+              <w:pBdr>
+                <w:top w:val="nil"/>
+                <w:left w:val="nil"/>
+                <w:bottom w:val="nil"/>
+                <w:right w:val="nil"/>
+                <w:between w:val="nil"/>
+              </w:pBdr>
+              <w:spacing w:before="169"/>
+              <w:ind w:left="14"/>
+              <w:jc w:val="center"/>
+              <w:rPr>
+                <w:rFonts w:ascii="Calibri" w:eastAsia="Calibri" w:hAnsi="Calibri" w:cs="Calibri"/>
+                <w:color w:val="000000"/>
+                <w:sz w:val="20"/>
+                <w:szCs w:val="20"/>
+              </w:rPr>
+            </w:pPr>
           </w:p>
         </w:tc>
       </w:tr>
@@ -26282,10 +26569,58 @@
               <w:spacing w:before="172"/>
               <w:rPr>
                 <w:color w:val="000000"/>
-                <w:sz w:val="20"/>
-                <w:szCs w:val="20"/>
-              </w:rPr>
-            </w:pPr>
+              </w:rPr>
+            </w:pPr>
+          </w:p>
+          <w:p>
+            <w:r>
+              <w:rPr>
+                <w:color w:val="000000"/>
+              </w:rPr>
+              <w:t>{%</w:t>
+            </w:r>
+            <w:proofErr w:type="spellStart"/>
+            <w:r>
+              <w:rPr>
+                <w:color w:val="000000"/>
+              </w:rPr>
+              <w:t>tr</w:t>
+            </w:r>
+            <w:proofErr w:type="spellEnd"/>
+            <w:r>
+              <w:rPr>
+                <w:color w:val="000000"/>
+              </w:rPr>
+              <w:t xml:space="preserve"> </w:t>
+            </w:r>
+            <w:proofErr w:type="spellStart"/>
+            <w:r>
+              <w:rPr>
+                <w:color w:val="000000"/>
+              </w:rPr>
+              <w:t>for</w:t>
+            </w:r>
+            <w:proofErr w:type="spellEnd"/>
+            <w:r>
+              <w:rPr>
+                <w:color w:val="000000"/>
+              </w:rPr>
+              <w:t xml:space="preserve"> peserta in </w:t>
+            </w:r>
+            <w:proofErr w:type="spellStart"/>
+            <w:r>
+              <w:rPr>
+                <w:color w:val="000000"/>
+              </w:rPr>
+              <w:t>peserta_list</w:t>
+            </w:r>
+            <w:proofErr w:type="spellEnd"/>
+            <w:r>
+              <w:rPr>
+                <w:color w:val="000000"/>
+              </w:rPr>
+              <w:t xml:space="preserve"> %}</w:t>
+            </w:r>
           </w:p>
         </w:tc>
         <w:tc>
@@ -26304,8 +26639,6 @@
               <w:spacing w:before="172"/>
               <w:rPr>
                 <w:color w:val="000000"/>
-                <w:sz w:val="20"/>
-                <w:szCs w:val="20"/>
               </w:rPr>
             </w:pPr>
           </w:p>
@@ -26326,8 +26659,6 @@
               <w:spacing w:before="172"/>
               <w:rPr>
                 <w:color w:val="000000"/>
-                <w:sz w:val="20"/>
-                <w:szCs w:val="20"/>
               </w:rPr>
             </w:pPr>
           </w:p>
@@ -26348,8 +26679,366 @@
               <w:spacing w:before="172"/>
               <w:rPr>
                 <w:color w:val="000000"/>
-                <w:sz w:val="20"/>
-                <w:szCs w:val="20"/>
+              </w:rPr>
+            </w:pPr>
+          </w:p>
+        </w:tc>
+        <w:tc>
+          <w:tcPr>
+            <w:tcW w:w="2038" w:type="dxa"/>
+          </w:tcPr>
+          <w:p>
+            <w:pPr>
+              <w:pBdr>
+                <w:top w:val="nil"/>
+                <w:left w:val="nil"/>
+                <w:bottom w:val="nil"/>
+                <w:right w:val="nil"/>
+                <w:between w:val="nil"/>
+              </w:pBdr>
+              <w:spacing w:before="49"/>
+              <w:rPr>
+                <w:color w:val="000000"/>
+                <w:sz w:val="20"/>
+                <w:szCs w:val="20"/>
+              </w:rPr>
+            </w:pPr>
+          </w:p>
+        </w:tc>
+      </w:tr>
+      <w:tr>
+        <w:trPr>
+          <w:trHeight w:val="1048"/>
+        </w:trPr>
+        <w:tc>
+          <w:tcPr>
+            <w:tcW w:w="698" w:type="dxa"/>
+          </w:tcPr>
+          <w:p>
+            <w:pPr>
+              <w:pBdr>
+                <w:top w:val="nil"/>
+                <w:left w:val="nil"/>
+                <w:bottom w:val="nil"/>
+                <w:right w:val="nil"/>
+                <w:between w:val="nil"/>
+              </w:pBdr>
+              <w:spacing w:before="172"/>
+              <w:rPr>
+                <w:color w:val="000000"/>
+                <w:sz w:val="20"/>
+                <w:szCs w:val="20"/>
+              </w:rPr>
+            </w:pPr>
+            <w:r>
+              <w:rPr>
+                <w:color w:val="000000"/>
+              </w:rPr>
+              <w:t>{{</w:t>
+            </w:r>
+            <w:proofErr w:type="spellStart"/>
+            <w:r>
+              <w:rPr>
+                <w:color w:val="000000"/>
+              </w:rPr>
+              <w:t>peserta.bil</w:t>
+            </w:r>
+            <w:proofErr w:type="spellEnd"/>
+            <w:r>
+              <w:rPr>
+                <w:color w:val="000000"/>
+              </w:rPr>
+              <w:t>}}</w:t>
+            </w:r>
+          </w:p>
+        </w:tc>
+        <w:tc>
+          <w:tcPr>
+            <w:tcW w:w="3151" w:type="dxa"/>
+          </w:tcPr>
+          <w:p>
+            <w:pPr>
+              <w:pBdr>
+                <w:top w:val="nil"/>
+                <w:left w:val="nil"/>
+                <w:bottom w:val="nil"/>
+                <w:right w:val="nil"/>
+                <w:between w:val="nil"/>
+              </w:pBdr>
+              <w:spacing w:before="172"/>
+              <w:rPr>
+                <w:color w:val="000000"/>
+                <w:sz w:val="20"/>
+                <w:szCs w:val="20"/>
+              </w:rPr>
+            </w:pPr>
+            <w:r>
+              <w:rPr>
+                <w:color w:val="000000"/>
+              </w:rPr>
+              <w:t>{{</w:t>
+            </w:r>
+            <w:proofErr w:type="spellStart"/>
+            <w:r>
+              <w:rPr>
+                <w:color w:val="000000"/>
+              </w:rPr>
+              <w:t>peserta.nama</w:t>
+            </w:r>
+            <w:proofErr w:type="spellEnd"/>
+            <w:r>
+              <w:rPr>
+                <w:color w:val="000000"/>
+              </w:rPr>
+              <w:t>}}</w:t>
+            </w:r>
+          </w:p>
+        </w:tc>
+        <w:tc>
+          <w:tcPr>
+            <w:tcW w:w="1740" w:type="dxa"/>
+          </w:tcPr>
+          <w:p>
+            <w:pPr>
+              <w:pBdr>
+                <w:top w:val="nil"/>
+                <w:left w:val="nil"/>
+                <w:bottom w:val="nil"/>
+                <w:right w:val="nil"/>
+                <w:between w:val="nil"/>
+              </w:pBdr>
+              <w:spacing w:before="172"/>
+              <w:rPr>
+                <w:color w:val="000000"/>
+                <w:sz w:val="20"/>
+                <w:szCs w:val="20"/>
+              </w:rPr>
+            </w:pPr>
+            <w:r>
+              <w:rPr>
+                <w:color w:val="000000"/>
+              </w:rPr>
+              <w:t>{{</w:t>
+            </w:r>
+            <w:proofErr w:type="spellStart"/>
+            <w:r>
+              <w:rPr>
+                <w:color w:val="000000"/>
+              </w:rPr>
+              <w:t>peserta.markah_</w:t>
+            </w:r>
+            <w:r>
+              <w:rPr>
+                <w:color w:val="000000"/>
+              </w:rPr>
+              <w:t>pr</w:t>
+            </w:r>
+            <w:r>
+              <w:rPr>
+                <w:color w:val="000000"/>
+              </w:rPr>
+              <w:t>e</w:t>
+            </w:r>
+            <w:proofErr w:type="spellEnd"/>
+            <w:r>
+              <w:rPr>
+                <w:color w:val="000000"/>
+              </w:rPr>
+              <w:t>}}</w:t>
+            </w:r>
+          </w:p>
+        </w:tc>
+        <w:tc>
+          <w:tcPr>
+            <w:tcW w:w="1740" w:type="dxa"/>
+          </w:tcPr>
+          <w:p>
+            <w:pPr>
+              <w:pBdr>
+                <w:top w:val="nil"/>
+                <w:left w:val="nil"/>
+                <w:bottom w:val="nil"/>
+                <w:right w:val="nil"/>
+                <w:between w:val="nil"/>
+              </w:pBdr>
+              <w:spacing w:before="172"/>
+              <w:rPr>
+                <w:color w:val="000000"/>
+                <w:sz w:val="20"/>
+                <w:szCs w:val="20"/>
+              </w:rPr>
+            </w:pPr>
+            <w:r>
+              <w:rPr>
+                <w:color w:val="000000"/>
+              </w:rPr>
+              <w:t>{{</w:t>
+            </w:r>
+            <w:proofErr w:type="spellStart"/>
+            <w:r>
+              <w:rPr>
+                <w:color w:val="000000"/>
+              </w:rPr>
+              <w:t>peserta.markah_</w:t>
+            </w:r>
+            <w:r>
+              <w:rPr>
+                <w:color w:val="000000"/>
+              </w:rPr>
+              <w:t>p</w:t>
+            </w:r>
+            <w:r>
+              <w:rPr>
+                <w:color w:val="000000"/>
+              </w:rPr>
+              <w:t>ost</w:t>
+            </w:r>
+            <w:proofErr w:type="spellEnd"/>
+            <w:r>
+              <w:rPr>
+                <w:color w:val="000000"/>
+              </w:rPr>
+              <w:t>}}</w:t>
+            </w:r>
+          </w:p>
+        </w:tc>
+        <w:tc>
+          <w:tcPr>
+            <w:tcW w:w="2038" w:type="dxa"/>
+          </w:tcPr>
+          <w:p>
+            <w:pPr>
+              <w:pBdr>
+                <w:top w:val="nil"/>
+                <w:left w:val="nil"/>
+                <w:bottom w:val="nil"/>
+                <w:right w:val="nil"/>
+                <w:between w:val="nil"/>
+              </w:pBdr>
+              <w:spacing w:before="49"/>
+              <w:rPr>
+                <w:color w:val="000000"/>
+                <w:sz w:val="20"/>
+                <w:szCs w:val="20"/>
+              </w:rPr>
+            </w:pPr>
+          </w:p>
+        </w:tc>
+      </w:tr>
+      <w:tr>
+        <w:trPr>
+          <w:trHeight w:val="1048"/>
+        </w:trPr>
+        <w:tc>
+          <w:tcPr>
+            <w:tcW w:w="698" w:type="dxa"/>
+          </w:tcPr>
+          <w:p>
+            <w:pPr>
+              <w:pBdr>
+                <w:top w:val="nil"/>
+                <w:left w:val="nil"/>
+                <w:bottom w:val="nil"/>
+                <w:right w:val="nil"/>
+                <w:between w:val="nil"/>
+              </w:pBdr>
+              <w:spacing w:before="172"/>
+              <w:rPr>
+                <w:color w:val="000000"/>
+              </w:rPr>
+            </w:pPr>
+            <w:r>
+              <w:rPr>
+                <w:color w:val="000000"/>
+              </w:rPr>
+              <w:t>{%</w:t>
+            </w:r>
+            <w:proofErr w:type="spellStart"/>
+            <w:r>
+              <w:rPr>
+                <w:color w:val="000000"/>
+              </w:rPr>
+              <w:t>tr</w:t>
+            </w:r>
+            <w:proofErr w:type="spellEnd"/>
+            <w:r>
+              <w:rPr>
+                <w:color w:val="000000"/>
+              </w:rPr>
+              <w:t xml:space="preserve"> </w:t>
+            </w:r>
+            <w:proofErr w:type="spellStart"/>
+            <w:r>
+              <w:rPr>
+                <w:color w:val="000000"/>
+              </w:rPr>
+              <w:t>endfor</w:t>
+            </w:r>
+            <w:proofErr w:type="spellEnd"/>
+            <w:r>
+              <w:rPr>
+                <w:color w:val="000000"/>
+              </w:rPr>
+              <w:t xml:space="preserve"> %}</w:t>
+            </w:r>
+          </w:p>
+        </w:tc>
+        <w:tc>
+          <w:tcPr>
+            <w:tcW w:w="3151" w:type="dxa"/>
+          </w:tcPr>
+          <w:p>
+            <w:pPr>
+              <w:pBdr>
+                <w:top w:val="nil"/>
+                <w:left w:val="nil"/>
+                <w:bottom w:val="nil"/>
+                <w:right w:val="nil"/>
+                <w:between w:val="nil"/>
+              </w:pBdr>
+              <w:spacing w:before="172"/>
+              <w:rPr>
+                <w:color w:val="000000"/>
+              </w:rPr>
+            </w:pPr>
+          </w:p>
+        </w:tc>
+        <w:tc>
+          <w:tcPr>
+            <w:tcW w:w="1740" w:type="dxa"/>
+          </w:tcPr>
+          <w:p>
+            <w:pPr>
+              <w:pBdr>
+                <w:top w:val="nil"/>
+                <w:left w:val="nil"/>
+                <w:bottom w:val="nil"/>
+                <w:right w:val="nil"/>
+                <w:between w:val="nil"/>
+              </w:pBdr>
+              <w:spacing w:before="172"/>
+              <w:rPr>
+                <w:color w:val="000000"/>
+              </w:rPr>
+            </w:pPr>
+          </w:p>
+        </w:tc>
+        <w:tc>
+          <w:tcPr>
+            <w:tcW w:w="1740" w:type="dxa"/>
+          </w:tcPr>
+          <w:p>
+            <w:pPr>
+              <w:pBdr>
+                <w:top w:val="nil"/>
+                <w:left w:val="nil"/>
+                <w:bottom w:val="nil"/>
+                <w:right w:val="nil"/>
+                <w:between w:val="nil"/>
+              </w:pBdr>
+              <w:spacing w:before="172"/>
+              <w:rPr>
+                <w:color w:val="000000"/>
               </w:rPr>
             </w:pPr>
           </w:p>
@@ -30332,7 +31021,27 @@
                 <w:szCs w:val="20"/>
                 <w:lang w:val="en-US"/>
               </w:rPr>
-              <w:t xml:space="preserve"> in peserta_list %}    </w:t>
+              <w:t xml:space="preserve"> in </w:t>
+            </w:r>
+            <w:proofErr w:type="spellStart"/>
+            <w:r>
+              <w:rPr>
+                <w:color w:val="000000"/>
+                <w:sz w:val="20"/>
+                <w:szCs w:val="20"/>
+                <w:lang w:val="en-US"/>
+              </w:rPr>
+              <w:t>peserta_list</w:t>
+            </w:r>
+            <w:proofErr w:type="spellEnd"/>
+            <w:r>
+              <w:rPr>
+                <w:color w:val="000000"/>
+                <w:sz w:val="20"/>
+                <w:szCs w:val="20"/>
+                <w:lang w:val="en-US"/>
+              </w:rPr>
+              <w:t xml:space="preserve"> %}    </w:t>
             </w:r>
           </w:p>
           <w:p>
@@ -32429,7 +33138,6 @@
               </w:rPr>
               <w:t>{%</w:t>
             </w:r>
-            <w:proofErr w:type="spellStart"/>
             <w:r>
               <w:rPr>
                 <w:rFonts w:ascii="Times New Roman" w:eastAsia="Times New Roman" w:hAnsi="Times New Roman" w:cs="Times New Roman"/>
@@ -32438,9 +33146,40 @@
                 <w:szCs w:val="16"/>
                 <w:lang w:val="en-US"/>
               </w:rPr>
-              <w:t>endtr</w:t>
+              <w:t xml:space="preserve">tr </w:t>
+            </w:r>
+            <w:proofErr w:type="spellStart"/>
+            <w:r>
+              <w:rPr>
+                <w:rFonts w:ascii="Times New Roman" w:eastAsia="Times New Roman" w:hAnsi="Times New Roman" w:cs="Times New Roman"/>
+                <w:color w:val="000000"/>
+                <w:sz w:val="16"/>
+                <w:szCs w:val="16"/>
+                <w:lang w:val="en-US"/>
+              </w:rPr>
+              <w:t>end</w:t>
+            </w:r>
+            <w:r>
+              <w:rPr>
+                <w:rFonts w:ascii="Times New Roman" w:eastAsia="Times New Roman" w:hAnsi="Times New Roman" w:cs="Times New Roman"/>
+                <w:color w:val="000000"/>
+                <w:sz w:val="16"/>
+                <w:szCs w:val="16"/>
+                <w:lang w:val="en-US"/>
+              </w:rPr>
+              <w:t>for</w:t>
             </w:r>
             <w:proofErr w:type="spellEnd"/>
+            <w:r>
+              <w:rPr>
+                <w:rFonts w:ascii="Times New Roman" w:eastAsia="Times New Roman" w:hAnsi="Times New Roman" w:cs="Times New Roman"/>
+                <w:color w:val="000000"/>
+                <w:sz w:val="16"/>
+                <w:szCs w:val="16"/>
+                <w:lang w:val="en-US"/>
+              </w:rPr>
+              <w:t xml:space="preserve"> </w:t>
+            </w:r>
             <w:r>
               <w:rPr>
                 <w:rFonts w:ascii="Times New Roman" w:eastAsia="Times New Roman" w:hAnsi="Times New Roman" w:cs="Times New Roman"/>
@@ -36562,7 +37301,13 @@
                             <w:rPr>
                               <w:color w:val="000000"/>
                             </w:rPr>
-                            <w:t xml:space="preserve"> PAGE 4</w:t>
+                            <w:t xml:space="preserve"> </w:t>
+                          </w:r>
+                          <w:r>
+                            <w:rPr>
+                              <w:color w:val="000000"/>
+                            </w:rPr>
+                            <w:t>PAGE 4</w:t>
                           </w:r>
                         </w:p>
                       </w:txbxContent>
@@ -36591,7 +37336,13 @@
                       <w:rPr>
                         <w:color w:val="000000"/>
                       </w:rPr>
-                      <w:t xml:space="preserve"> PAGE 4</w:t>
+                      <w:t xml:space="preserve"> </w:t>
+                    </w:r>
+                    <w:r>
+                      <w:rPr>
+                        <w:color w:val="000000"/>
+                      </w:rPr>
+                      <w:t>PAGE 4</w:t>
                     </w:r>
                   </w:p>
                 </w:txbxContent>
@@ -36762,7 +37513,13 @@
                             <w:rPr>
                               <w:color w:val="000000"/>
                             </w:rPr>
-                            <w:t xml:space="preserve"> PAGE 10</w:t>
+                            <w:t xml:space="preserve"> </w:t>
+                          </w:r>
+                          <w:r>
+                            <w:rPr>
+                              <w:color w:val="000000"/>
+                            </w:rPr>
+                            <w:t>PAGE 10</w:t>
                           </w:r>
                         </w:p>
                       </w:txbxContent>
@@ -36791,7 +37548,13 @@
                       <w:rPr>
                         <w:color w:val="000000"/>
                       </w:rPr>
-                      <w:t xml:space="preserve"> PAGE 10</w:t>
+                      <w:t xml:space="preserve"> </w:t>
+                    </w:r>
+                    <w:r>
+                      <w:rPr>
+                        <w:color w:val="000000"/>
+                      </w:rPr>
+                      <w:t>PAGE 10</w:t>
                     </w:r>
                   </w:p>
                 </w:txbxContent>
@@ -37131,7 +37894,7 @@
             </wp:anchor>
           </w:drawing>
         </mc:Choice>
-        <mc:Fallback xmlns:cr="http://schemas.microsoft.com/office/comments/2020/reactions" xmlns="http://schemas.microsoft.com/office/tasks/2019/documenttasks" xmlns:dgm="http://schemas.openxmlformats.org/drawingml/2006/diagram" xmlns:lc="http://schemas.openxmlformats.org/drawingml/2006/lockedCanvas" xmlns:c="http://schemas.openxmlformats.org/drawingml/2006/chart" xmlns:pic="http://schemas.openxmlformats.org/drawingml/2006/picture" xmlns:a="http://schemas.openxmlformats.org/drawingml/2006/main" xmlns:sl="http://schemas.openxmlformats.org/schemaLibrary/2006/main">
+        <mc:Fallback xmlns:sl="http://schemas.openxmlformats.org/schemaLibrary/2006/main" xmlns:a="http://schemas.openxmlformats.org/drawingml/2006/main" xmlns:pic="http://schemas.openxmlformats.org/drawingml/2006/picture" xmlns:c="http://schemas.openxmlformats.org/drawingml/2006/chart" xmlns:lc="http://schemas.openxmlformats.org/drawingml/2006/lockedCanvas" xmlns:dgm="http://schemas.openxmlformats.org/drawingml/2006/diagram" xmlns="http://schemas.microsoft.com/office/tasks/2019/documenttasks" xmlns:cr="http://schemas.microsoft.com/office/comments/2020/reactions">
           <w:drawing>
             <wp:anchor allowOverlap="1" behindDoc="1" distB="0" distT="0" distL="0" distR="0" hidden="0" layoutInCell="1" locked="0" relativeHeight="0" simplePos="0">
               <wp:simplePos x="0" y="0"/>
